--- a/lab1/Лаб 1.docx
+++ b/lab1/Лаб 1.docx
@@ -2830,16 +2830,7 @@
           <w:szCs w:val="28"/>
           <w:lang w:val="uk-UA"/>
         </w:rPr>
-        <w:t>1</w:t>
-      </w:r>
-      <w:r>
-        <w:rPr>
-          <w:rFonts w:ascii="Times New Roman" w:hAnsi="Times New Roman" w:cs="Times New Roman"/>
-          <w:sz w:val="28"/>
-          <w:szCs w:val="28"/>
-          <w:lang w:val="uk-UA"/>
-        </w:rPr>
-        <w:t xml:space="preserve"> =</w:t>
+        <w:t>1 =</w:t>
       </w:r>
     </w:p>
     <w:p>
@@ -3527,15 +3518,17 @@
         <w:spacing w:after="160" w:line="259" w:lineRule="exact"/>
         <w:rPr>
           <w:rFonts w:ascii="Times New Roman" w:hAnsi="Times New Roman" w:cs="Times New Roman"/>
-          <w:sz w:val="24"/>
-          <w:szCs w:val="26"/>
-        </w:rPr>
-      </w:pPr>
-      <w:r>
-        <w:rPr>
-          <w:rFonts w:ascii="Times New Roman" w:hAnsi="Times New Roman" w:cs="Times New Roman"/>
-          <w:sz w:val="24"/>
-          <w:szCs w:val="26"/>
+          <w:bCs/>
+          <w:sz w:val="28"/>
+          <w:szCs w:val="28"/>
+        </w:rPr>
+      </w:pPr>
+      <w:r>
+        <w:rPr>
+          <w:rFonts w:ascii="Times New Roman" w:hAnsi="Times New Roman" w:cs="Times New Roman"/>
+          <w:bCs/>
+          <w:sz w:val="28"/>
+          <w:szCs w:val="28"/>
         </w:rPr>
         <w:t>&lt;!DOCTYPE html&gt;</w:t>
       </w:r>
@@ -3545,15 +3538,17 @@
         <w:spacing w:after="160" w:line="259" w:lineRule="exact"/>
         <w:rPr>
           <w:rFonts w:ascii="Times New Roman" w:hAnsi="Times New Roman" w:cs="Times New Roman"/>
-          <w:sz w:val="24"/>
-          <w:szCs w:val="26"/>
-        </w:rPr>
-      </w:pPr>
-      <w:r>
-        <w:rPr>
-          <w:rFonts w:ascii="Times New Roman" w:hAnsi="Times New Roman" w:cs="Times New Roman"/>
-          <w:sz w:val="24"/>
-          <w:szCs w:val="26"/>
+          <w:bCs/>
+          <w:sz w:val="28"/>
+          <w:szCs w:val="28"/>
+        </w:rPr>
+      </w:pPr>
+      <w:r>
+        <w:rPr>
+          <w:rFonts w:ascii="Times New Roman" w:hAnsi="Times New Roman" w:cs="Times New Roman"/>
+          <w:bCs/>
+          <w:sz w:val="28"/>
+          <w:szCs w:val="28"/>
         </w:rPr>
         <w:t>&lt;html lang="</w:t>
       </w:r>
@@ -3561,8 +3556,9 @@
       <w:r>
         <w:rPr>
           <w:rFonts w:ascii="Times New Roman" w:hAnsi="Times New Roman" w:cs="Times New Roman"/>
-          <w:sz w:val="24"/>
-          <w:szCs w:val="26"/>
+          <w:bCs/>
+          <w:sz w:val="28"/>
+          <w:szCs w:val="28"/>
         </w:rPr>
         <w:t>uk</w:t>
       </w:r>
@@ -3570,8 +3566,9 @@
       <w:r>
         <w:rPr>
           <w:rFonts w:ascii="Times New Roman" w:hAnsi="Times New Roman" w:cs="Times New Roman"/>
-          <w:sz w:val="24"/>
-          <w:szCs w:val="26"/>
+          <w:bCs/>
+          <w:sz w:val="28"/>
+          <w:szCs w:val="28"/>
         </w:rPr>
         <w:t>"&gt;</w:t>
       </w:r>
@@ -3581,15 +3578,17 @@
         <w:spacing w:after="160" w:line="259" w:lineRule="exact"/>
         <w:rPr>
           <w:rFonts w:ascii="Times New Roman" w:hAnsi="Times New Roman" w:cs="Times New Roman"/>
-          <w:sz w:val="24"/>
-          <w:szCs w:val="26"/>
-        </w:rPr>
-      </w:pPr>
-      <w:r>
-        <w:rPr>
-          <w:rFonts w:ascii="Times New Roman" w:hAnsi="Times New Roman" w:cs="Times New Roman"/>
-          <w:sz w:val="24"/>
-          <w:szCs w:val="26"/>
+          <w:bCs/>
+          <w:sz w:val="28"/>
+          <w:szCs w:val="28"/>
+        </w:rPr>
+      </w:pPr>
+      <w:r>
+        <w:rPr>
+          <w:rFonts w:ascii="Times New Roman" w:hAnsi="Times New Roman" w:cs="Times New Roman"/>
+          <w:bCs/>
+          <w:sz w:val="28"/>
+          <w:szCs w:val="28"/>
         </w:rPr>
         <w:t>&lt;head&gt;</w:t>
       </w:r>
@@ -3599,15 +3598,17 @@
         <w:spacing w:after="160" w:line="259" w:lineRule="exact"/>
         <w:rPr>
           <w:rFonts w:ascii="Times New Roman" w:hAnsi="Times New Roman" w:cs="Times New Roman"/>
-          <w:sz w:val="24"/>
-          <w:szCs w:val="26"/>
-        </w:rPr>
-      </w:pPr>
-      <w:r>
-        <w:rPr>
-          <w:rFonts w:ascii="Times New Roman" w:hAnsi="Times New Roman" w:cs="Times New Roman"/>
-          <w:sz w:val="24"/>
-          <w:szCs w:val="26"/>
+          <w:bCs/>
+          <w:sz w:val="28"/>
+          <w:szCs w:val="28"/>
+        </w:rPr>
+      </w:pPr>
+      <w:r>
+        <w:rPr>
+          <w:rFonts w:ascii="Times New Roman" w:hAnsi="Times New Roman" w:cs="Times New Roman"/>
+          <w:bCs/>
+          <w:sz w:val="28"/>
+          <w:szCs w:val="28"/>
         </w:rPr>
         <w:t xml:space="preserve">  &lt;meta charset="UTF-8"&gt;</w:t>
       </w:r>
@@ -3617,15 +3618,17 @@
         <w:spacing w:after="160" w:line="259" w:lineRule="exact"/>
         <w:rPr>
           <w:rFonts w:ascii="Times New Roman" w:hAnsi="Times New Roman" w:cs="Times New Roman"/>
-          <w:sz w:val="24"/>
-          <w:szCs w:val="26"/>
-        </w:rPr>
-      </w:pPr>
-      <w:r>
-        <w:rPr>
-          <w:rFonts w:ascii="Times New Roman" w:hAnsi="Times New Roman" w:cs="Times New Roman"/>
-          <w:sz w:val="24"/>
-          <w:szCs w:val="26"/>
+          <w:bCs/>
+          <w:sz w:val="28"/>
+          <w:szCs w:val="28"/>
+        </w:rPr>
+      </w:pPr>
+      <w:r>
+        <w:rPr>
+          <w:rFonts w:ascii="Times New Roman" w:hAnsi="Times New Roman" w:cs="Times New Roman"/>
+          <w:bCs/>
+          <w:sz w:val="28"/>
+          <w:szCs w:val="28"/>
         </w:rPr>
         <w:t xml:space="preserve">  &lt;title&gt;Lab1&lt;/title&gt;</w:t>
       </w:r>
@@ -3635,15 +3638,17 @@
         <w:spacing w:after="160" w:line="259" w:lineRule="exact"/>
         <w:rPr>
           <w:rFonts w:ascii="Times New Roman" w:hAnsi="Times New Roman" w:cs="Times New Roman"/>
-          <w:sz w:val="24"/>
-          <w:szCs w:val="26"/>
-        </w:rPr>
-      </w:pPr>
-      <w:r>
-        <w:rPr>
-          <w:rFonts w:ascii="Times New Roman" w:hAnsi="Times New Roman" w:cs="Times New Roman"/>
-          <w:sz w:val="24"/>
-          <w:szCs w:val="26"/>
+          <w:bCs/>
+          <w:sz w:val="28"/>
+          <w:szCs w:val="28"/>
+        </w:rPr>
+      </w:pPr>
+      <w:r>
+        <w:rPr>
+          <w:rFonts w:ascii="Times New Roman" w:hAnsi="Times New Roman" w:cs="Times New Roman"/>
+          <w:bCs/>
+          <w:sz w:val="28"/>
+          <w:szCs w:val="28"/>
         </w:rPr>
         <w:t xml:space="preserve">  &lt;link </w:t>
       </w:r>
@@ -3651,8 +3656,9 @@
       <w:r>
         <w:rPr>
           <w:rFonts w:ascii="Times New Roman" w:hAnsi="Times New Roman" w:cs="Times New Roman"/>
-          <w:sz w:val="24"/>
-          <w:szCs w:val="26"/>
+          <w:bCs/>
+          <w:sz w:val="28"/>
+          <w:szCs w:val="28"/>
         </w:rPr>
         <w:t>rel</w:t>
       </w:r>
@@ -3660,8 +3666,9 @@
       <w:r>
         <w:rPr>
           <w:rFonts w:ascii="Times New Roman" w:hAnsi="Times New Roman" w:cs="Times New Roman"/>
-          <w:sz w:val="24"/>
-          <w:szCs w:val="26"/>
+          <w:bCs/>
+          <w:sz w:val="28"/>
+          <w:szCs w:val="28"/>
         </w:rPr>
         <w:t xml:space="preserve">="stylesheet" </w:t>
       </w:r>
@@ -3669,8 +3676,9 @@
       <w:r>
         <w:rPr>
           <w:rFonts w:ascii="Times New Roman" w:hAnsi="Times New Roman" w:cs="Times New Roman"/>
-          <w:sz w:val="24"/>
-          <w:szCs w:val="26"/>
+          <w:bCs/>
+          <w:sz w:val="28"/>
+          <w:szCs w:val="28"/>
         </w:rPr>
         <w:t>href</w:t>
       </w:r>
@@ -3678,8 +3686,9 @@
       <w:r>
         <w:rPr>
           <w:rFonts w:ascii="Times New Roman" w:hAnsi="Times New Roman" w:cs="Times New Roman"/>
-          <w:sz w:val="24"/>
-          <w:szCs w:val="26"/>
+          <w:bCs/>
+          <w:sz w:val="28"/>
+          <w:szCs w:val="28"/>
         </w:rPr>
         <w:t>="style.css"&gt;</w:t>
       </w:r>
@@ -3689,15 +3698,17 @@
         <w:spacing w:after="160" w:line="259" w:lineRule="exact"/>
         <w:rPr>
           <w:rFonts w:ascii="Times New Roman" w:hAnsi="Times New Roman" w:cs="Times New Roman"/>
-          <w:sz w:val="24"/>
-          <w:szCs w:val="26"/>
-        </w:rPr>
-      </w:pPr>
-      <w:r>
-        <w:rPr>
-          <w:rFonts w:ascii="Times New Roman" w:hAnsi="Times New Roman" w:cs="Times New Roman"/>
-          <w:sz w:val="24"/>
-          <w:szCs w:val="26"/>
+          <w:bCs/>
+          <w:sz w:val="28"/>
+          <w:szCs w:val="28"/>
+        </w:rPr>
+      </w:pPr>
+      <w:r>
+        <w:rPr>
+          <w:rFonts w:ascii="Times New Roman" w:hAnsi="Times New Roman" w:cs="Times New Roman"/>
+          <w:bCs/>
+          <w:sz w:val="28"/>
+          <w:szCs w:val="28"/>
         </w:rPr>
         <w:t>&lt;/head&gt;</w:t>
       </w:r>
@@ -3707,15 +3718,17 @@
         <w:spacing w:after="160" w:line="259" w:lineRule="exact"/>
         <w:rPr>
           <w:rFonts w:ascii="Times New Roman" w:hAnsi="Times New Roman" w:cs="Times New Roman"/>
-          <w:sz w:val="24"/>
-          <w:szCs w:val="26"/>
-        </w:rPr>
-      </w:pPr>
-      <w:r>
-        <w:rPr>
-          <w:rFonts w:ascii="Times New Roman" w:hAnsi="Times New Roman" w:cs="Times New Roman"/>
-          <w:sz w:val="24"/>
-          <w:szCs w:val="26"/>
+          <w:bCs/>
+          <w:sz w:val="28"/>
+          <w:szCs w:val="28"/>
+        </w:rPr>
+      </w:pPr>
+      <w:r>
+        <w:rPr>
+          <w:rFonts w:ascii="Times New Roman" w:hAnsi="Times New Roman" w:cs="Times New Roman"/>
+          <w:bCs/>
+          <w:sz w:val="28"/>
+          <w:szCs w:val="28"/>
         </w:rPr>
         <w:t>&lt;body&gt;</w:t>
       </w:r>
@@ -3725,25 +3738,28 @@
         <w:spacing w:after="160" w:line="259" w:lineRule="exact"/>
         <w:rPr>
           <w:rFonts w:ascii="Times New Roman" w:hAnsi="Times New Roman" w:cs="Times New Roman"/>
-          <w:sz w:val="24"/>
-          <w:szCs w:val="26"/>
-        </w:rPr>
-      </w:pPr>
-    </w:p>
-    <w:p>
-      <w:pPr>
-        <w:spacing w:after="160" w:line="259" w:lineRule="exact"/>
-        <w:rPr>
-          <w:rFonts w:ascii="Times New Roman" w:hAnsi="Times New Roman" w:cs="Times New Roman"/>
-          <w:sz w:val="24"/>
-          <w:szCs w:val="26"/>
-        </w:rPr>
-      </w:pPr>
-      <w:r>
-        <w:rPr>
-          <w:rFonts w:ascii="Times New Roman" w:hAnsi="Times New Roman" w:cs="Times New Roman"/>
-          <w:sz w:val="24"/>
-          <w:szCs w:val="26"/>
+          <w:bCs/>
+          <w:sz w:val="28"/>
+          <w:szCs w:val="28"/>
+        </w:rPr>
+      </w:pPr>
+    </w:p>
+    <w:p>
+      <w:pPr>
+        <w:spacing w:after="160" w:line="259" w:lineRule="exact"/>
+        <w:rPr>
+          <w:rFonts w:ascii="Times New Roman" w:hAnsi="Times New Roman" w:cs="Times New Roman"/>
+          <w:bCs/>
+          <w:sz w:val="28"/>
+          <w:szCs w:val="28"/>
+        </w:rPr>
+      </w:pPr>
+      <w:r>
+        <w:rPr>
+          <w:rFonts w:ascii="Times New Roman" w:hAnsi="Times New Roman" w:cs="Times New Roman"/>
+          <w:bCs/>
+          <w:sz w:val="28"/>
+          <w:szCs w:val="28"/>
         </w:rPr>
         <w:t xml:space="preserve">  &lt;div class="menu"&gt;</w:t>
       </w:r>
@@ -3753,15 +3769,17 @@
         <w:spacing w:after="160" w:line="259" w:lineRule="exact"/>
         <w:rPr>
           <w:rFonts w:ascii="Times New Roman" w:hAnsi="Times New Roman" w:cs="Times New Roman"/>
-          <w:sz w:val="24"/>
-          <w:szCs w:val="26"/>
-        </w:rPr>
-      </w:pPr>
-      <w:r>
-        <w:rPr>
-          <w:rFonts w:ascii="Times New Roman" w:hAnsi="Times New Roman" w:cs="Times New Roman"/>
-          <w:sz w:val="24"/>
-          <w:szCs w:val="26"/>
+          <w:bCs/>
+          <w:sz w:val="28"/>
+          <w:szCs w:val="28"/>
+        </w:rPr>
+      </w:pPr>
+      <w:r>
+        <w:rPr>
+          <w:rFonts w:ascii="Times New Roman" w:hAnsi="Times New Roman" w:cs="Times New Roman"/>
+          <w:bCs/>
+          <w:sz w:val="28"/>
+          <w:szCs w:val="28"/>
         </w:rPr>
         <w:t xml:space="preserve">    &lt;button id="btnWork1"&gt;Робота1&lt;/button&gt;</w:t>
       </w:r>
@@ -3771,15 +3789,17 @@
         <w:spacing w:after="160" w:line="259" w:lineRule="exact"/>
         <w:rPr>
           <w:rFonts w:ascii="Times New Roman" w:hAnsi="Times New Roman" w:cs="Times New Roman"/>
-          <w:sz w:val="24"/>
-          <w:szCs w:val="26"/>
-        </w:rPr>
-      </w:pPr>
-      <w:r>
-        <w:rPr>
-          <w:rFonts w:ascii="Times New Roman" w:hAnsi="Times New Roman" w:cs="Times New Roman"/>
-          <w:sz w:val="24"/>
-          <w:szCs w:val="26"/>
+          <w:bCs/>
+          <w:sz w:val="28"/>
+          <w:szCs w:val="28"/>
+        </w:rPr>
+      </w:pPr>
+      <w:r>
+        <w:rPr>
+          <w:rFonts w:ascii="Times New Roman" w:hAnsi="Times New Roman" w:cs="Times New Roman"/>
+          <w:bCs/>
+          <w:sz w:val="28"/>
+          <w:szCs w:val="28"/>
         </w:rPr>
         <w:t xml:space="preserve">    &lt;button id="btnWork2"&gt;Робота2&lt;/button&gt;</w:t>
       </w:r>
@@ -3789,15 +3809,17 @@
         <w:spacing w:after="160" w:line="259" w:lineRule="exact"/>
         <w:rPr>
           <w:rFonts w:ascii="Times New Roman" w:hAnsi="Times New Roman" w:cs="Times New Roman"/>
-          <w:sz w:val="24"/>
-          <w:szCs w:val="26"/>
-        </w:rPr>
-      </w:pPr>
-      <w:r>
-        <w:rPr>
-          <w:rFonts w:ascii="Times New Roman" w:hAnsi="Times New Roman" w:cs="Times New Roman"/>
-          <w:sz w:val="24"/>
-          <w:szCs w:val="26"/>
+          <w:bCs/>
+          <w:sz w:val="28"/>
+          <w:szCs w:val="28"/>
+        </w:rPr>
+      </w:pPr>
+      <w:r>
+        <w:rPr>
+          <w:rFonts w:ascii="Times New Roman" w:hAnsi="Times New Roman" w:cs="Times New Roman"/>
+          <w:bCs/>
+          <w:sz w:val="28"/>
+          <w:szCs w:val="28"/>
         </w:rPr>
         <w:t xml:space="preserve">  &lt;/div&gt;</w:t>
       </w:r>
@@ -3807,25 +3829,28 @@
         <w:spacing w:after="160" w:line="259" w:lineRule="exact"/>
         <w:rPr>
           <w:rFonts w:ascii="Times New Roman" w:hAnsi="Times New Roman" w:cs="Times New Roman"/>
-          <w:sz w:val="24"/>
-          <w:szCs w:val="26"/>
-        </w:rPr>
-      </w:pPr>
-    </w:p>
-    <w:p>
-      <w:pPr>
-        <w:spacing w:after="160" w:line="259" w:lineRule="exact"/>
-        <w:rPr>
-          <w:rFonts w:ascii="Times New Roman" w:hAnsi="Times New Roman" w:cs="Times New Roman"/>
-          <w:sz w:val="24"/>
-          <w:szCs w:val="26"/>
-        </w:rPr>
-      </w:pPr>
-      <w:r>
-        <w:rPr>
-          <w:rFonts w:ascii="Times New Roman" w:hAnsi="Times New Roman" w:cs="Times New Roman"/>
-          <w:sz w:val="24"/>
-          <w:szCs w:val="26"/>
+          <w:bCs/>
+          <w:sz w:val="28"/>
+          <w:szCs w:val="28"/>
+        </w:rPr>
+      </w:pPr>
+    </w:p>
+    <w:p>
+      <w:pPr>
+        <w:spacing w:after="160" w:line="259" w:lineRule="exact"/>
+        <w:rPr>
+          <w:rFonts w:ascii="Times New Roman" w:hAnsi="Times New Roman" w:cs="Times New Roman"/>
+          <w:bCs/>
+          <w:sz w:val="28"/>
+          <w:szCs w:val="28"/>
+        </w:rPr>
+      </w:pPr>
+      <w:r>
+        <w:rPr>
+          <w:rFonts w:ascii="Times New Roman" w:hAnsi="Times New Roman" w:cs="Times New Roman"/>
+          <w:bCs/>
+          <w:sz w:val="28"/>
+          <w:szCs w:val="28"/>
         </w:rPr>
         <w:t xml:space="preserve">  &lt;main&gt;</w:t>
       </w:r>
@@ -3835,15 +3860,17 @@
         <w:spacing w:after="160" w:line="259" w:lineRule="exact"/>
         <w:rPr>
           <w:rFonts w:ascii="Times New Roman" w:hAnsi="Times New Roman" w:cs="Times New Roman"/>
-          <w:sz w:val="24"/>
-          <w:szCs w:val="26"/>
-        </w:rPr>
-      </w:pPr>
-      <w:r>
-        <w:rPr>
-          <w:rFonts w:ascii="Times New Roman" w:hAnsi="Times New Roman" w:cs="Times New Roman"/>
-          <w:sz w:val="24"/>
-          <w:szCs w:val="26"/>
+          <w:bCs/>
+          <w:sz w:val="28"/>
+          <w:szCs w:val="28"/>
+        </w:rPr>
+      </w:pPr>
+      <w:r>
+        <w:rPr>
+          <w:rFonts w:ascii="Times New Roman" w:hAnsi="Times New Roman" w:cs="Times New Roman"/>
+          <w:bCs/>
+          <w:sz w:val="28"/>
+          <w:szCs w:val="28"/>
         </w:rPr>
         <w:t xml:space="preserve">    &lt;p&gt;</w:t>
       </w:r>
@@ -3851,8 +3878,9 @@
       <w:r>
         <w:rPr>
           <w:rFonts w:ascii="Times New Roman" w:hAnsi="Times New Roman" w:cs="Times New Roman"/>
-          <w:sz w:val="24"/>
-          <w:szCs w:val="26"/>
+          <w:bCs/>
+          <w:sz w:val="28"/>
+          <w:szCs w:val="28"/>
         </w:rPr>
         <w:t>Результат</w:t>
       </w:r>
@@ -3860,8 +3888,9 @@
       <w:r>
         <w:rPr>
           <w:rFonts w:ascii="Times New Roman" w:hAnsi="Times New Roman" w:cs="Times New Roman"/>
-          <w:sz w:val="24"/>
-          <w:szCs w:val="26"/>
+          <w:bCs/>
+          <w:sz w:val="28"/>
+          <w:szCs w:val="28"/>
         </w:rPr>
         <w:t>:&lt;/p&gt;</w:t>
       </w:r>
@@ -3871,15 +3900,17 @@
         <w:spacing w:after="160" w:line="259" w:lineRule="exact"/>
         <w:rPr>
           <w:rFonts w:ascii="Times New Roman" w:hAnsi="Times New Roman" w:cs="Times New Roman"/>
-          <w:sz w:val="24"/>
-          <w:szCs w:val="26"/>
-        </w:rPr>
-      </w:pPr>
-      <w:r>
-        <w:rPr>
-          <w:rFonts w:ascii="Times New Roman" w:hAnsi="Times New Roman" w:cs="Times New Roman"/>
-          <w:sz w:val="24"/>
-          <w:szCs w:val="26"/>
+          <w:bCs/>
+          <w:sz w:val="28"/>
+          <w:szCs w:val="28"/>
+        </w:rPr>
+      </w:pPr>
+      <w:r>
+        <w:rPr>
+          <w:rFonts w:ascii="Times New Roman" w:hAnsi="Times New Roman" w:cs="Times New Roman"/>
+          <w:bCs/>
+          <w:sz w:val="28"/>
+          <w:szCs w:val="28"/>
         </w:rPr>
         <w:t xml:space="preserve">    &lt;div id="output"&gt;&lt;/div&gt;</w:t>
       </w:r>
@@ -3889,15 +3920,17 @@
         <w:spacing w:after="160" w:line="259" w:lineRule="exact"/>
         <w:rPr>
           <w:rFonts w:ascii="Times New Roman" w:hAnsi="Times New Roman" w:cs="Times New Roman"/>
-          <w:sz w:val="24"/>
-          <w:szCs w:val="26"/>
-        </w:rPr>
-      </w:pPr>
-      <w:r>
-        <w:rPr>
-          <w:rFonts w:ascii="Times New Roman" w:hAnsi="Times New Roman" w:cs="Times New Roman"/>
-          <w:sz w:val="24"/>
-          <w:szCs w:val="26"/>
+          <w:bCs/>
+          <w:sz w:val="28"/>
+          <w:szCs w:val="28"/>
+        </w:rPr>
+      </w:pPr>
+      <w:r>
+        <w:rPr>
+          <w:rFonts w:ascii="Times New Roman" w:hAnsi="Times New Roman" w:cs="Times New Roman"/>
+          <w:bCs/>
+          <w:sz w:val="28"/>
+          <w:szCs w:val="28"/>
         </w:rPr>
         <w:t xml:space="preserve">  &lt;/main&gt;</w:t>
       </w:r>
@@ -3907,25 +3940,28 @@
         <w:spacing w:after="160" w:line="259" w:lineRule="exact"/>
         <w:rPr>
           <w:rFonts w:ascii="Times New Roman" w:hAnsi="Times New Roman" w:cs="Times New Roman"/>
-          <w:sz w:val="24"/>
-          <w:szCs w:val="26"/>
-        </w:rPr>
-      </w:pPr>
-    </w:p>
-    <w:p>
-      <w:pPr>
-        <w:spacing w:after="160" w:line="259" w:lineRule="exact"/>
-        <w:rPr>
-          <w:rFonts w:ascii="Times New Roman" w:hAnsi="Times New Roman" w:cs="Times New Roman"/>
-          <w:sz w:val="24"/>
-          <w:szCs w:val="26"/>
-        </w:rPr>
-      </w:pPr>
-      <w:r>
-        <w:rPr>
-          <w:rFonts w:ascii="Times New Roman" w:hAnsi="Times New Roman" w:cs="Times New Roman"/>
-          <w:sz w:val="24"/>
-          <w:szCs w:val="26"/>
+          <w:bCs/>
+          <w:sz w:val="28"/>
+          <w:szCs w:val="28"/>
+        </w:rPr>
+      </w:pPr>
+    </w:p>
+    <w:p>
+      <w:pPr>
+        <w:spacing w:after="160" w:line="259" w:lineRule="exact"/>
+        <w:rPr>
+          <w:rFonts w:ascii="Times New Roman" w:hAnsi="Times New Roman" w:cs="Times New Roman"/>
+          <w:bCs/>
+          <w:sz w:val="28"/>
+          <w:szCs w:val="28"/>
+        </w:rPr>
+      </w:pPr>
+      <w:r>
+        <w:rPr>
+          <w:rFonts w:ascii="Times New Roman" w:hAnsi="Times New Roman" w:cs="Times New Roman"/>
+          <w:bCs/>
+          <w:sz w:val="28"/>
+          <w:szCs w:val="28"/>
         </w:rPr>
         <w:t xml:space="preserve">  &lt;div id="dialog1" class="dialog hidden"&gt;</w:t>
       </w:r>
@@ -3935,15 +3971,17 @@
         <w:spacing w:after="160" w:line="259" w:lineRule="exact"/>
         <w:rPr>
           <w:rFonts w:ascii="Times New Roman" w:hAnsi="Times New Roman" w:cs="Times New Roman"/>
-          <w:sz w:val="24"/>
-          <w:szCs w:val="26"/>
-        </w:rPr>
-      </w:pPr>
-      <w:r>
-        <w:rPr>
-          <w:rFonts w:ascii="Times New Roman" w:hAnsi="Times New Roman" w:cs="Times New Roman"/>
-          <w:sz w:val="24"/>
-          <w:szCs w:val="26"/>
+          <w:bCs/>
+          <w:sz w:val="28"/>
+          <w:szCs w:val="28"/>
+        </w:rPr>
+      </w:pPr>
+      <w:r>
+        <w:rPr>
+          <w:rFonts w:ascii="Times New Roman" w:hAnsi="Times New Roman" w:cs="Times New Roman"/>
+          <w:bCs/>
+          <w:sz w:val="28"/>
+          <w:szCs w:val="28"/>
         </w:rPr>
         <w:t xml:space="preserve">    &lt;div class="dialog-content"&gt;</w:t>
       </w:r>
@@ -3953,15 +3991,17 @@
         <w:spacing w:after="160" w:line="259" w:lineRule="exact"/>
         <w:rPr>
           <w:rFonts w:ascii="Times New Roman" w:hAnsi="Times New Roman" w:cs="Times New Roman"/>
-          <w:sz w:val="24"/>
-          <w:szCs w:val="26"/>
-        </w:rPr>
-      </w:pPr>
-      <w:r>
-        <w:rPr>
-          <w:rFonts w:ascii="Times New Roman" w:hAnsi="Times New Roman" w:cs="Times New Roman"/>
-          <w:sz w:val="24"/>
-          <w:szCs w:val="26"/>
+          <w:bCs/>
+          <w:sz w:val="28"/>
+          <w:szCs w:val="28"/>
+        </w:rPr>
+      </w:pPr>
+      <w:r>
+        <w:rPr>
+          <w:rFonts w:ascii="Times New Roman" w:hAnsi="Times New Roman" w:cs="Times New Roman"/>
+          <w:bCs/>
+          <w:sz w:val="28"/>
+          <w:szCs w:val="28"/>
         </w:rPr>
         <w:t xml:space="preserve">      &lt;h3&gt;</w:t>
       </w:r>
@@ -3969,8 +4009,9 @@
       <w:r>
         <w:rPr>
           <w:rFonts w:ascii="Times New Roman" w:hAnsi="Times New Roman" w:cs="Times New Roman"/>
-          <w:sz w:val="24"/>
-          <w:szCs w:val="26"/>
+          <w:bCs/>
+          <w:sz w:val="28"/>
+          <w:szCs w:val="28"/>
         </w:rPr>
         <w:t>Введіть</w:t>
       </w:r>
@@ -3978,17 +4019,19 @@
       <w:r>
         <w:rPr>
           <w:rFonts w:ascii="Times New Roman" w:hAnsi="Times New Roman" w:cs="Times New Roman"/>
-          <w:sz w:val="24"/>
-          <w:szCs w:val="26"/>
-        </w:rPr>
-        <w:t xml:space="preserve"> </w:t>
-      </w:r>
-      <w:proofErr w:type="spellStart"/>
-      <w:r>
-        <w:rPr>
-          <w:rFonts w:ascii="Times New Roman" w:hAnsi="Times New Roman" w:cs="Times New Roman"/>
-          <w:sz w:val="24"/>
-          <w:szCs w:val="26"/>
+          <w:bCs/>
+          <w:sz w:val="28"/>
+          <w:szCs w:val="28"/>
+        </w:rPr>
+        <w:t xml:space="preserve"> </w:t>
+      </w:r>
+      <w:proofErr w:type="spellStart"/>
+      <w:r>
+        <w:rPr>
+          <w:rFonts w:ascii="Times New Roman" w:hAnsi="Times New Roman" w:cs="Times New Roman"/>
+          <w:bCs/>
+          <w:sz w:val="28"/>
+          <w:szCs w:val="28"/>
         </w:rPr>
         <w:t>текст</w:t>
       </w:r>
@@ -3996,8 +4039,9 @@
       <w:r>
         <w:rPr>
           <w:rFonts w:ascii="Times New Roman" w:hAnsi="Times New Roman" w:cs="Times New Roman"/>
-          <w:sz w:val="24"/>
-          <w:szCs w:val="26"/>
+          <w:bCs/>
+          <w:sz w:val="28"/>
+          <w:szCs w:val="28"/>
         </w:rPr>
         <w:t>&lt;/h3&gt;</w:t>
       </w:r>
@@ -4007,15 +4051,17 @@
         <w:spacing w:after="160" w:line="259" w:lineRule="exact"/>
         <w:rPr>
           <w:rFonts w:ascii="Times New Roman" w:hAnsi="Times New Roman" w:cs="Times New Roman"/>
-          <w:sz w:val="24"/>
-          <w:szCs w:val="26"/>
-        </w:rPr>
-      </w:pPr>
-      <w:r>
-        <w:rPr>
-          <w:rFonts w:ascii="Times New Roman" w:hAnsi="Times New Roman" w:cs="Times New Roman"/>
-          <w:sz w:val="24"/>
-          <w:szCs w:val="26"/>
+          <w:bCs/>
+          <w:sz w:val="28"/>
+          <w:szCs w:val="28"/>
+        </w:rPr>
+      </w:pPr>
+      <w:r>
+        <w:rPr>
+          <w:rFonts w:ascii="Times New Roman" w:hAnsi="Times New Roman" w:cs="Times New Roman"/>
+          <w:bCs/>
+          <w:sz w:val="28"/>
+          <w:szCs w:val="28"/>
         </w:rPr>
         <w:t xml:space="preserve">      &lt;input type="text" id="</w:t>
       </w:r>
@@ -4023,8 +4069,9 @@
       <w:r>
         <w:rPr>
           <w:rFonts w:ascii="Times New Roman" w:hAnsi="Times New Roman" w:cs="Times New Roman"/>
-          <w:sz w:val="24"/>
-          <w:szCs w:val="26"/>
+          <w:bCs/>
+          <w:sz w:val="28"/>
+          <w:szCs w:val="28"/>
         </w:rPr>
         <w:t>textInput</w:t>
       </w:r>
@@ -4032,8 +4079,9 @@
       <w:r>
         <w:rPr>
           <w:rFonts w:ascii="Times New Roman" w:hAnsi="Times New Roman" w:cs="Times New Roman"/>
-          <w:sz w:val="24"/>
-          <w:szCs w:val="26"/>
+          <w:bCs/>
+          <w:sz w:val="28"/>
+          <w:szCs w:val="28"/>
         </w:rPr>
         <w:t>"&gt;</w:t>
       </w:r>
@@ -4043,15 +4091,17 @@
         <w:spacing w:after="160" w:line="259" w:lineRule="exact"/>
         <w:rPr>
           <w:rFonts w:ascii="Times New Roman" w:hAnsi="Times New Roman" w:cs="Times New Roman"/>
-          <w:sz w:val="24"/>
-          <w:szCs w:val="26"/>
-        </w:rPr>
-      </w:pPr>
-      <w:r>
-        <w:rPr>
-          <w:rFonts w:ascii="Times New Roman" w:hAnsi="Times New Roman" w:cs="Times New Roman"/>
-          <w:sz w:val="24"/>
-          <w:szCs w:val="26"/>
+          <w:bCs/>
+          <w:sz w:val="28"/>
+          <w:szCs w:val="28"/>
+        </w:rPr>
+      </w:pPr>
+      <w:r>
+        <w:rPr>
+          <w:rFonts w:ascii="Times New Roman" w:hAnsi="Times New Roman" w:cs="Times New Roman"/>
+          <w:bCs/>
+          <w:sz w:val="28"/>
+          <w:szCs w:val="28"/>
         </w:rPr>
         <w:t xml:space="preserve">      &lt;div class="dialog-buttons"&gt;</w:t>
       </w:r>
@@ -4061,15 +4111,17 @@
         <w:spacing w:after="160" w:line="259" w:lineRule="exact"/>
         <w:rPr>
           <w:rFonts w:ascii="Times New Roman" w:hAnsi="Times New Roman" w:cs="Times New Roman"/>
-          <w:sz w:val="24"/>
-          <w:szCs w:val="26"/>
-        </w:rPr>
-      </w:pPr>
-      <w:r>
-        <w:rPr>
-          <w:rFonts w:ascii="Times New Roman" w:hAnsi="Times New Roman" w:cs="Times New Roman"/>
-          <w:sz w:val="24"/>
-          <w:szCs w:val="26"/>
+          <w:bCs/>
+          <w:sz w:val="28"/>
+          <w:szCs w:val="28"/>
+        </w:rPr>
+      </w:pPr>
+      <w:r>
+        <w:rPr>
+          <w:rFonts w:ascii="Times New Roman" w:hAnsi="Times New Roman" w:cs="Times New Roman"/>
+          <w:bCs/>
+          <w:sz w:val="28"/>
+          <w:szCs w:val="28"/>
         </w:rPr>
         <w:t xml:space="preserve">        &lt;button id="okWork1"&gt;</w:t>
       </w:r>
@@ -4077,8 +4129,9 @@
       <w:r>
         <w:rPr>
           <w:rFonts w:ascii="Times New Roman" w:hAnsi="Times New Roman" w:cs="Times New Roman"/>
-          <w:sz w:val="24"/>
-          <w:szCs w:val="26"/>
+          <w:bCs/>
+          <w:sz w:val="28"/>
+          <w:szCs w:val="28"/>
         </w:rPr>
         <w:t>Так</w:t>
       </w:r>
@@ -4086,8 +4139,9 @@
       <w:r>
         <w:rPr>
           <w:rFonts w:ascii="Times New Roman" w:hAnsi="Times New Roman" w:cs="Times New Roman"/>
-          <w:sz w:val="24"/>
-          <w:szCs w:val="26"/>
+          <w:bCs/>
+          <w:sz w:val="28"/>
+          <w:szCs w:val="28"/>
         </w:rPr>
         <w:t>&lt;/button&gt;</w:t>
       </w:r>
@@ -4097,15 +4151,17 @@
         <w:spacing w:after="160" w:line="259" w:lineRule="exact"/>
         <w:rPr>
           <w:rFonts w:ascii="Times New Roman" w:hAnsi="Times New Roman" w:cs="Times New Roman"/>
-          <w:sz w:val="24"/>
-          <w:szCs w:val="26"/>
-        </w:rPr>
-      </w:pPr>
-      <w:r>
-        <w:rPr>
-          <w:rFonts w:ascii="Times New Roman" w:hAnsi="Times New Roman" w:cs="Times New Roman"/>
-          <w:sz w:val="24"/>
-          <w:szCs w:val="26"/>
+          <w:bCs/>
+          <w:sz w:val="28"/>
+          <w:szCs w:val="28"/>
+        </w:rPr>
+      </w:pPr>
+      <w:r>
+        <w:rPr>
+          <w:rFonts w:ascii="Times New Roman" w:hAnsi="Times New Roman" w:cs="Times New Roman"/>
+          <w:bCs/>
+          <w:sz w:val="28"/>
+          <w:szCs w:val="28"/>
         </w:rPr>
         <w:t xml:space="preserve">        &lt;button id="cancelWork1"&gt;</w:t>
       </w:r>
@@ -4113,8 +4169,9 @@
       <w:r>
         <w:rPr>
           <w:rFonts w:ascii="Times New Roman" w:hAnsi="Times New Roman" w:cs="Times New Roman"/>
-          <w:sz w:val="24"/>
-          <w:szCs w:val="26"/>
+          <w:bCs/>
+          <w:sz w:val="28"/>
+          <w:szCs w:val="28"/>
         </w:rPr>
         <w:t>Відміна</w:t>
       </w:r>
@@ -4122,8 +4179,9 @@
       <w:r>
         <w:rPr>
           <w:rFonts w:ascii="Times New Roman" w:hAnsi="Times New Roman" w:cs="Times New Roman"/>
-          <w:sz w:val="24"/>
-          <w:szCs w:val="26"/>
+          <w:bCs/>
+          <w:sz w:val="28"/>
+          <w:szCs w:val="28"/>
         </w:rPr>
         <w:t>&lt;/button&gt;</w:t>
       </w:r>
@@ -4133,15 +4191,17 @@
         <w:spacing w:after="160" w:line="259" w:lineRule="exact"/>
         <w:rPr>
           <w:rFonts w:ascii="Times New Roman" w:hAnsi="Times New Roman" w:cs="Times New Roman"/>
-          <w:sz w:val="24"/>
-          <w:szCs w:val="26"/>
-        </w:rPr>
-      </w:pPr>
-      <w:r>
-        <w:rPr>
-          <w:rFonts w:ascii="Times New Roman" w:hAnsi="Times New Roman" w:cs="Times New Roman"/>
-          <w:sz w:val="24"/>
-          <w:szCs w:val="26"/>
+          <w:bCs/>
+          <w:sz w:val="28"/>
+          <w:szCs w:val="28"/>
+        </w:rPr>
+      </w:pPr>
+      <w:r>
+        <w:rPr>
+          <w:rFonts w:ascii="Times New Roman" w:hAnsi="Times New Roman" w:cs="Times New Roman"/>
+          <w:bCs/>
+          <w:sz w:val="28"/>
+          <w:szCs w:val="28"/>
         </w:rPr>
         <w:t xml:space="preserve">      &lt;/div&gt;</w:t>
       </w:r>
@@ -4151,15 +4211,17 @@
         <w:spacing w:after="160" w:line="259" w:lineRule="exact"/>
         <w:rPr>
           <w:rFonts w:ascii="Times New Roman" w:hAnsi="Times New Roman" w:cs="Times New Roman"/>
-          <w:sz w:val="24"/>
-          <w:szCs w:val="26"/>
-        </w:rPr>
-      </w:pPr>
-      <w:r>
-        <w:rPr>
-          <w:rFonts w:ascii="Times New Roman" w:hAnsi="Times New Roman" w:cs="Times New Roman"/>
-          <w:sz w:val="24"/>
-          <w:szCs w:val="26"/>
+          <w:bCs/>
+          <w:sz w:val="28"/>
+          <w:szCs w:val="28"/>
+        </w:rPr>
+      </w:pPr>
+      <w:r>
+        <w:rPr>
+          <w:rFonts w:ascii="Times New Roman" w:hAnsi="Times New Roman" w:cs="Times New Roman"/>
+          <w:bCs/>
+          <w:sz w:val="28"/>
+          <w:szCs w:val="28"/>
         </w:rPr>
         <w:t xml:space="preserve">    &lt;/div&gt;</w:t>
       </w:r>
@@ -4169,15 +4231,17 @@
         <w:spacing w:after="160" w:line="259" w:lineRule="exact"/>
         <w:rPr>
           <w:rFonts w:ascii="Times New Roman" w:hAnsi="Times New Roman" w:cs="Times New Roman"/>
-          <w:sz w:val="24"/>
-          <w:szCs w:val="26"/>
-        </w:rPr>
-      </w:pPr>
-      <w:r>
-        <w:rPr>
-          <w:rFonts w:ascii="Times New Roman" w:hAnsi="Times New Roman" w:cs="Times New Roman"/>
-          <w:sz w:val="24"/>
-          <w:szCs w:val="26"/>
+          <w:bCs/>
+          <w:sz w:val="28"/>
+          <w:szCs w:val="28"/>
+        </w:rPr>
+      </w:pPr>
+      <w:r>
+        <w:rPr>
+          <w:rFonts w:ascii="Times New Roman" w:hAnsi="Times New Roman" w:cs="Times New Roman"/>
+          <w:bCs/>
+          <w:sz w:val="28"/>
+          <w:szCs w:val="28"/>
         </w:rPr>
         <w:t xml:space="preserve">  &lt;/div&gt;</w:t>
       </w:r>
@@ -4187,25 +4251,28 @@
         <w:spacing w:after="160" w:line="259" w:lineRule="exact"/>
         <w:rPr>
           <w:rFonts w:ascii="Times New Roman" w:hAnsi="Times New Roman" w:cs="Times New Roman"/>
-          <w:sz w:val="24"/>
-          <w:szCs w:val="26"/>
-        </w:rPr>
-      </w:pPr>
-    </w:p>
-    <w:p>
-      <w:pPr>
-        <w:spacing w:after="160" w:line="259" w:lineRule="exact"/>
-        <w:rPr>
-          <w:rFonts w:ascii="Times New Roman" w:hAnsi="Times New Roman" w:cs="Times New Roman"/>
-          <w:sz w:val="24"/>
-          <w:szCs w:val="26"/>
-        </w:rPr>
-      </w:pPr>
-      <w:r>
-        <w:rPr>
-          <w:rFonts w:ascii="Times New Roman" w:hAnsi="Times New Roman" w:cs="Times New Roman"/>
-          <w:sz w:val="24"/>
-          <w:szCs w:val="26"/>
+          <w:bCs/>
+          <w:sz w:val="28"/>
+          <w:szCs w:val="28"/>
+        </w:rPr>
+      </w:pPr>
+    </w:p>
+    <w:p>
+      <w:pPr>
+        <w:spacing w:after="160" w:line="259" w:lineRule="exact"/>
+        <w:rPr>
+          <w:rFonts w:ascii="Times New Roman" w:hAnsi="Times New Roman" w:cs="Times New Roman"/>
+          <w:bCs/>
+          <w:sz w:val="28"/>
+          <w:szCs w:val="28"/>
+        </w:rPr>
+      </w:pPr>
+      <w:r>
+        <w:rPr>
+          <w:rFonts w:ascii="Times New Roman" w:hAnsi="Times New Roman" w:cs="Times New Roman"/>
+          <w:bCs/>
+          <w:sz w:val="28"/>
+          <w:szCs w:val="28"/>
         </w:rPr>
         <w:t xml:space="preserve">  &lt;div id="dialog2" class="dialog hidden"&gt;</w:t>
       </w:r>
@@ -4215,15 +4282,17 @@
         <w:spacing w:after="160" w:line="259" w:lineRule="exact"/>
         <w:rPr>
           <w:rFonts w:ascii="Times New Roman" w:hAnsi="Times New Roman" w:cs="Times New Roman"/>
-          <w:sz w:val="24"/>
-          <w:szCs w:val="26"/>
-        </w:rPr>
-      </w:pPr>
-      <w:r>
-        <w:rPr>
-          <w:rFonts w:ascii="Times New Roman" w:hAnsi="Times New Roman" w:cs="Times New Roman"/>
-          <w:sz w:val="24"/>
-          <w:szCs w:val="26"/>
+          <w:bCs/>
+          <w:sz w:val="28"/>
+          <w:szCs w:val="28"/>
+        </w:rPr>
+      </w:pPr>
+      <w:r>
+        <w:rPr>
+          <w:rFonts w:ascii="Times New Roman" w:hAnsi="Times New Roman" w:cs="Times New Roman"/>
+          <w:bCs/>
+          <w:sz w:val="28"/>
+          <w:szCs w:val="28"/>
         </w:rPr>
         <w:t xml:space="preserve">    &lt;div class="dialog-content"&gt;</w:t>
       </w:r>
@@ -4233,15 +4302,17 @@
         <w:spacing w:after="160" w:line="259" w:lineRule="exact"/>
         <w:rPr>
           <w:rFonts w:ascii="Times New Roman" w:hAnsi="Times New Roman" w:cs="Times New Roman"/>
-          <w:sz w:val="24"/>
-          <w:szCs w:val="26"/>
-        </w:rPr>
-      </w:pPr>
-      <w:r>
-        <w:rPr>
-          <w:rFonts w:ascii="Times New Roman" w:hAnsi="Times New Roman" w:cs="Times New Roman"/>
-          <w:sz w:val="24"/>
-          <w:szCs w:val="26"/>
+          <w:bCs/>
+          <w:sz w:val="28"/>
+          <w:szCs w:val="28"/>
+        </w:rPr>
+      </w:pPr>
+      <w:r>
+        <w:rPr>
+          <w:rFonts w:ascii="Times New Roman" w:hAnsi="Times New Roman" w:cs="Times New Roman"/>
+          <w:bCs/>
+          <w:sz w:val="28"/>
+          <w:szCs w:val="28"/>
         </w:rPr>
         <w:t xml:space="preserve">      &lt;h3&gt;</w:t>
       </w:r>
@@ -4249,8 +4320,9 @@
       <w:r>
         <w:rPr>
           <w:rFonts w:ascii="Times New Roman" w:hAnsi="Times New Roman" w:cs="Times New Roman"/>
-          <w:sz w:val="24"/>
-          <w:szCs w:val="26"/>
+          <w:bCs/>
+          <w:sz w:val="28"/>
+          <w:szCs w:val="28"/>
         </w:rPr>
         <w:t>Виберіть</w:t>
       </w:r>
@@ -4258,17 +4330,19 @@
       <w:r>
         <w:rPr>
           <w:rFonts w:ascii="Times New Roman" w:hAnsi="Times New Roman" w:cs="Times New Roman"/>
-          <w:sz w:val="24"/>
-          <w:szCs w:val="26"/>
-        </w:rPr>
-        <w:t xml:space="preserve"> </w:t>
-      </w:r>
-      <w:proofErr w:type="spellStart"/>
-      <w:r>
-        <w:rPr>
-          <w:rFonts w:ascii="Times New Roman" w:hAnsi="Times New Roman" w:cs="Times New Roman"/>
-          <w:sz w:val="24"/>
-          <w:szCs w:val="26"/>
+          <w:bCs/>
+          <w:sz w:val="28"/>
+          <w:szCs w:val="28"/>
+        </w:rPr>
+        <w:t xml:space="preserve"> </w:t>
+      </w:r>
+      <w:proofErr w:type="spellStart"/>
+      <w:r>
+        <w:rPr>
+          <w:rFonts w:ascii="Times New Roman" w:hAnsi="Times New Roman" w:cs="Times New Roman"/>
+          <w:bCs/>
+          <w:sz w:val="28"/>
+          <w:szCs w:val="28"/>
         </w:rPr>
         <w:t>значення</w:t>
       </w:r>
@@ -4276,8 +4350,9 @@
       <w:r>
         <w:rPr>
           <w:rFonts w:ascii="Times New Roman" w:hAnsi="Times New Roman" w:cs="Times New Roman"/>
-          <w:sz w:val="24"/>
-          <w:szCs w:val="26"/>
+          <w:bCs/>
+          <w:sz w:val="28"/>
+          <w:szCs w:val="28"/>
         </w:rPr>
         <w:t>&lt;/h3&gt;</w:t>
       </w:r>
@@ -4287,15 +4362,17 @@
         <w:spacing w:after="160" w:line="259" w:lineRule="exact"/>
         <w:rPr>
           <w:rFonts w:ascii="Times New Roman" w:hAnsi="Times New Roman" w:cs="Times New Roman"/>
-          <w:sz w:val="24"/>
-          <w:szCs w:val="26"/>
-        </w:rPr>
-      </w:pPr>
-      <w:r>
-        <w:rPr>
-          <w:rFonts w:ascii="Times New Roman" w:hAnsi="Times New Roman" w:cs="Times New Roman"/>
-          <w:sz w:val="24"/>
-          <w:szCs w:val="26"/>
+          <w:bCs/>
+          <w:sz w:val="28"/>
+          <w:szCs w:val="28"/>
+        </w:rPr>
+      </w:pPr>
+      <w:r>
+        <w:rPr>
+          <w:rFonts w:ascii="Times New Roman" w:hAnsi="Times New Roman" w:cs="Times New Roman"/>
+          <w:bCs/>
+          <w:sz w:val="28"/>
+          <w:szCs w:val="28"/>
         </w:rPr>
         <w:t xml:space="preserve">      &lt;div class="slider-container"&gt;</w:t>
       </w:r>
@@ -4305,15 +4382,17 @@
         <w:spacing w:after="160" w:line="259" w:lineRule="exact"/>
         <w:rPr>
           <w:rFonts w:ascii="Times New Roman" w:hAnsi="Times New Roman" w:cs="Times New Roman"/>
-          <w:sz w:val="24"/>
-          <w:szCs w:val="26"/>
-        </w:rPr>
-      </w:pPr>
-      <w:r>
-        <w:rPr>
-          <w:rFonts w:ascii="Times New Roman" w:hAnsi="Times New Roman" w:cs="Times New Roman"/>
-          <w:sz w:val="24"/>
-          <w:szCs w:val="26"/>
+          <w:bCs/>
+          <w:sz w:val="28"/>
+          <w:szCs w:val="28"/>
+        </w:rPr>
+      </w:pPr>
+      <w:r>
+        <w:rPr>
+          <w:rFonts w:ascii="Times New Roman" w:hAnsi="Times New Roman" w:cs="Times New Roman"/>
+          <w:bCs/>
+          <w:sz w:val="28"/>
+          <w:szCs w:val="28"/>
         </w:rPr>
         <w:t xml:space="preserve">        &lt;input type="range" id="</w:t>
       </w:r>
@@ -4321,8 +4400,9 @@
       <w:r>
         <w:rPr>
           <w:rFonts w:ascii="Times New Roman" w:hAnsi="Times New Roman" w:cs="Times New Roman"/>
-          <w:sz w:val="24"/>
-          <w:szCs w:val="26"/>
+          <w:bCs/>
+          <w:sz w:val="28"/>
+          <w:szCs w:val="28"/>
         </w:rPr>
         <w:t>scrollBar</w:t>
       </w:r>
@@ -4330,26 +4410,29 @@
       <w:r>
         <w:rPr>
           <w:rFonts w:ascii="Times New Roman" w:hAnsi="Times New Roman" w:cs="Times New Roman"/>
-          <w:sz w:val="24"/>
-          <w:szCs w:val="26"/>
-        </w:rPr>
-        <w:t>" min="1" max="100" value="50"&gt;</w:t>
-      </w:r>
-    </w:p>
-    <w:p>
-      <w:pPr>
-        <w:spacing w:after="160" w:line="259" w:lineRule="exact"/>
-        <w:rPr>
-          <w:rFonts w:ascii="Times New Roman" w:hAnsi="Times New Roman" w:cs="Times New Roman"/>
-          <w:sz w:val="24"/>
-          <w:szCs w:val="26"/>
-        </w:rPr>
-      </w:pPr>
-      <w:r>
-        <w:rPr>
-          <w:rFonts w:ascii="Times New Roman" w:hAnsi="Times New Roman" w:cs="Times New Roman"/>
-          <w:sz w:val="24"/>
-          <w:szCs w:val="26"/>
+          <w:bCs/>
+          <w:sz w:val="28"/>
+          <w:szCs w:val="28"/>
+        </w:rPr>
+        <w:t>" min="0" max="100" value="50"&gt;</w:t>
+      </w:r>
+    </w:p>
+    <w:p>
+      <w:pPr>
+        <w:spacing w:after="160" w:line="259" w:lineRule="exact"/>
+        <w:rPr>
+          <w:rFonts w:ascii="Times New Roman" w:hAnsi="Times New Roman" w:cs="Times New Roman"/>
+          <w:bCs/>
+          <w:sz w:val="28"/>
+          <w:szCs w:val="28"/>
+        </w:rPr>
+      </w:pPr>
+      <w:r>
+        <w:rPr>
+          <w:rFonts w:ascii="Times New Roman" w:hAnsi="Times New Roman" w:cs="Times New Roman"/>
+          <w:bCs/>
+          <w:sz w:val="28"/>
+          <w:szCs w:val="28"/>
         </w:rPr>
         <w:t xml:space="preserve">        &lt;p&gt;</w:t>
       </w:r>
@@ -4357,8 +4440,9 @@
       <w:r>
         <w:rPr>
           <w:rFonts w:ascii="Times New Roman" w:hAnsi="Times New Roman" w:cs="Times New Roman"/>
-          <w:sz w:val="24"/>
-          <w:szCs w:val="26"/>
+          <w:bCs/>
+          <w:sz w:val="28"/>
+          <w:szCs w:val="28"/>
         </w:rPr>
         <w:t>Значення</w:t>
       </w:r>
@@ -4366,8 +4450,9 @@
       <w:r>
         <w:rPr>
           <w:rFonts w:ascii="Times New Roman" w:hAnsi="Times New Roman" w:cs="Times New Roman"/>
-          <w:sz w:val="24"/>
-          <w:szCs w:val="26"/>
+          <w:bCs/>
+          <w:sz w:val="28"/>
+          <w:szCs w:val="28"/>
         </w:rPr>
         <w:t>: &lt;span id="</w:t>
       </w:r>
@@ -4375,8 +4460,9 @@
       <w:r>
         <w:rPr>
           <w:rFonts w:ascii="Times New Roman" w:hAnsi="Times New Roman" w:cs="Times New Roman"/>
-          <w:sz w:val="24"/>
-          <w:szCs w:val="26"/>
+          <w:bCs/>
+          <w:sz w:val="28"/>
+          <w:szCs w:val="28"/>
         </w:rPr>
         <w:t>sliderValue</w:t>
       </w:r>
@@ -4384,8 +4470,9 @@
       <w:r>
         <w:rPr>
           <w:rFonts w:ascii="Times New Roman" w:hAnsi="Times New Roman" w:cs="Times New Roman"/>
-          <w:sz w:val="24"/>
-          <w:szCs w:val="26"/>
+          <w:bCs/>
+          <w:sz w:val="28"/>
+          <w:szCs w:val="28"/>
         </w:rPr>
         <w:t>"&gt;50&lt;/span&gt;&lt;/p&gt;</w:t>
       </w:r>
@@ -4395,15 +4482,17 @@
         <w:spacing w:after="160" w:line="259" w:lineRule="exact"/>
         <w:rPr>
           <w:rFonts w:ascii="Times New Roman" w:hAnsi="Times New Roman" w:cs="Times New Roman"/>
-          <w:sz w:val="24"/>
-          <w:szCs w:val="26"/>
-        </w:rPr>
-      </w:pPr>
-      <w:r>
-        <w:rPr>
-          <w:rFonts w:ascii="Times New Roman" w:hAnsi="Times New Roman" w:cs="Times New Roman"/>
-          <w:sz w:val="24"/>
-          <w:szCs w:val="26"/>
+          <w:bCs/>
+          <w:sz w:val="28"/>
+          <w:szCs w:val="28"/>
+        </w:rPr>
+      </w:pPr>
+      <w:r>
+        <w:rPr>
+          <w:rFonts w:ascii="Times New Roman" w:hAnsi="Times New Roman" w:cs="Times New Roman"/>
+          <w:bCs/>
+          <w:sz w:val="28"/>
+          <w:szCs w:val="28"/>
         </w:rPr>
         <w:t xml:space="preserve">      &lt;/div&gt;</w:t>
       </w:r>
@@ -4413,15 +4502,17 @@
         <w:spacing w:after="160" w:line="259" w:lineRule="exact"/>
         <w:rPr>
           <w:rFonts w:ascii="Times New Roman" w:hAnsi="Times New Roman" w:cs="Times New Roman"/>
-          <w:sz w:val="24"/>
-          <w:szCs w:val="26"/>
-        </w:rPr>
-      </w:pPr>
-      <w:r>
-        <w:rPr>
-          <w:rFonts w:ascii="Times New Roman" w:hAnsi="Times New Roman" w:cs="Times New Roman"/>
-          <w:sz w:val="24"/>
-          <w:szCs w:val="26"/>
+          <w:bCs/>
+          <w:sz w:val="28"/>
+          <w:szCs w:val="28"/>
+        </w:rPr>
+      </w:pPr>
+      <w:r>
+        <w:rPr>
+          <w:rFonts w:ascii="Times New Roman" w:hAnsi="Times New Roman" w:cs="Times New Roman"/>
+          <w:bCs/>
+          <w:sz w:val="28"/>
+          <w:szCs w:val="28"/>
         </w:rPr>
         <w:t xml:space="preserve">      &lt;div class="dialog-buttons"&gt;</w:t>
       </w:r>
@@ -4431,15 +4522,17 @@
         <w:spacing w:after="160" w:line="259" w:lineRule="exact"/>
         <w:rPr>
           <w:rFonts w:ascii="Times New Roman" w:hAnsi="Times New Roman" w:cs="Times New Roman"/>
-          <w:sz w:val="24"/>
-          <w:szCs w:val="26"/>
-        </w:rPr>
-      </w:pPr>
-      <w:r>
-        <w:rPr>
-          <w:rFonts w:ascii="Times New Roman" w:hAnsi="Times New Roman" w:cs="Times New Roman"/>
-          <w:sz w:val="24"/>
-          <w:szCs w:val="26"/>
+          <w:bCs/>
+          <w:sz w:val="28"/>
+          <w:szCs w:val="28"/>
+        </w:rPr>
+      </w:pPr>
+      <w:r>
+        <w:rPr>
+          <w:rFonts w:ascii="Times New Roman" w:hAnsi="Times New Roman" w:cs="Times New Roman"/>
+          <w:bCs/>
+          <w:sz w:val="28"/>
+          <w:szCs w:val="28"/>
         </w:rPr>
         <w:t xml:space="preserve">        &lt;button id="okWork2"&gt;</w:t>
       </w:r>
@@ -4447,8 +4540,9 @@
       <w:r>
         <w:rPr>
           <w:rFonts w:ascii="Times New Roman" w:hAnsi="Times New Roman" w:cs="Times New Roman"/>
-          <w:sz w:val="24"/>
-          <w:szCs w:val="26"/>
+          <w:bCs/>
+          <w:sz w:val="28"/>
+          <w:szCs w:val="28"/>
         </w:rPr>
         <w:t>Так</w:t>
       </w:r>
@@ -4456,8 +4550,9 @@
       <w:r>
         <w:rPr>
           <w:rFonts w:ascii="Times New Roman" w:hAnsi="Times New Roman" w:cs="Times New Roman"/>
-          <w:sz w:val="24"/>
-          <w:szCs w:val="26"/>
+          <w:bCs/>
+          <w:sz w:val="28"/>
+          <w:szCs w:val="28"/>
         </w:rPr>
         <w:t>&lt;/button&gt;</w:t>
       </w:r>
@@ -4467,15 +4562,17 @@
         <w:spacing w:after="160" w:line="259" w:lineRule="exact"/>
         <w:rPr>
           <w:rFonts w:ascii="Times New Roman" w:hAnsi="Times New Roman" w:cs="Times New Roman"/>
-          <w:sz w:val="24"/>
-          <w:szCs w:val="26"/>
-        </w:rPr>
-      </w:pPr>
-      <w:r>
-        <w:rPr>
-          <w:rFonts w:ascii="Times New Roman" w:hAnsi="Times New Roman" w:cs="Times New Roman"/>
-          <w:sz w:val="24"/>
-          <w:szCs w:val="26"/>
+          <w:bCs/>
+          <w:sz w:val="28"/>
+          <w:szCs w:val="28"/>
+        </w:rPr>
+      </w:pPr>
+      <w:r>
+        <w:rPr>
+          <w:rFonts w:ascii="Times New Roman" w:hAnsi="Times New Roman" w:cs="Times New Roman"/>
+          <w:bCs/>
+          <w:sz w:val="28"/>
+          <w:szCs w:val="28"/>
         </w:rPr>
         <w:t xml:space="preserve">        &lt;button id="cancelWork2"&gt;</w:t>
       </w:r>
@@ -4483,8 +4580,9 @@
       <w:r>
         <w:rPr>
           <w:rFonts w:ascii="Times New Roman" w:hAnsi="Times New Roman" w:cs="Times New Roman"/>
-          <w:sz w:val="24"/>
-          <w:szCs w:val="26"/>
+          <w:bCs/>
+          <w:sz w:val="28"/>
+          <w:szCs w:val="28"/>
         </w:rPr>
         <w:t>Відміна</w:t>
       </w:r>
@@ -4492,8 +4590,9 @@
       <w:r>
         <w:rPr>
           <w:rFonts w:ascii="Times New Roman" w:hAnsi="Times New Roman" w:cs="Times New Roman"/>
-          <w:sz w:val="24"/>
-          <w:szCs w:val="26"/>
+          <w:bCs/>
+          <w:sz w:val="28"/>
+          <w:szCs w:val="28"/>
         </w:rPr>
         <w:t>&lt;/button&gt;</w:t>
       </w:r>
@@ -4503,15 +4602,17 @@
         <w:spacing w:after="160" w:line="259" w:lineRule="exact"/>
         <w:rPr>
           <w:rFonts w:ascii="Times New Roman" w:hAnsi="Times New Roman" w:cs="Times New Roman"/>
-          <w:sz w:val="24"/>
-          <w:szCs w:val="26"/>
-        </w:rPr>
-      </w:pPr>
-      <w:r>
-        <w:rPr>
-          <w:rFonts w:ascii="Times New Roman" w:hAnsi="Times New Roman" w:cs="Times New Roman"/>
-          <w:sz w:val="24"/>
-          <w:szCs w:val="26"/>
+          <w:bCs/>
+          <w:sz w:val="28"/>
+          <w:szCs w:val="28"/>
+        </w:rPr>
+      </w:pPr>
+      <w:r>
+        <w:rPr>
+          <w:rFonts w:ascii="Times New Roman" w:hAnsi="Times New Roman" w:cs="Times New Roman"/>
+          <w:bCs/>
+          <w:sz w:val="28"/>
+          <w:szCs w:val="28"/>
         </w:rPr>
         <w:t xml:space="preserve">      &lt;/div&gt;</w:t>
       </w:r>
@@ -4521,15 +4622,17 @@
         <w:spacing w:after="160" w:line="259" w:lineRule="exact"/>
         <w:rPr>
           <w:rFonts w:ascii="Times New Roman" w:hAnsi="Times New Roman" w:cs="Times New Roman"/>
-          <w:sz w:val="24"/>
-          <w:szCs w:val="26"/>
-        </w:rPr>
-      </w:pPr>
-      <w:r>
-        <w:rPr>
-          <w:rFonts w:ascii="Times New Roman" w:hAnsi="Times New Roman" w:cs="Times New Roman"/>
-          <w:sz w:val="24"/>
-          <w:szCs w:val="26"/>
+          <w:bCs/>
+          <w:sz w:val="28"/>
+          <w:szCs w:val="28"/>
+        </w:rPr>
+      </w:pPr>
+      <w:r>
+        <w:rPr>
+          <w:rFonts w:ascii="Times New Roman" w:hAnsi="Times New Roman" w:cs="Times New Roman"/>
+          <w:bCs/>
+          <w:sz w:val="28"/>
+          <w:szCs w:val="28"/>
         </w:rPr>
         <w:t xml:space="preserve">    &lt;/div&gt;</w:t>
       </w:r>
@@ -4539,15 +4642,17 @@
         <w:spacing w:after="160" w:line="259" w:lineRule="exact"/>
         <w:rPr>
           <w:rFonts w:ascii="Times New Roman" w:hAnsi="Times New Roman" w:cs="Times New Roman"/>
-          <w:sz w:val="24"/>
-          <w:szCs w:val="26"/>
-        </w:rPr>
-      </w:pPr>
-      <w:r>
-        <w:rPr>
-          <w:rFonts w:ascii="Times New Roman" w:hAnsi="Times New Roman" w:cs="Times New Roman"/>
-          <w:sz w:val="24"/>
-          <w:szCs w:val="26"/>
+          <w:bCs/>
+          <w:sz w:val="28"/>
+          <w:szCs w:val="28"/>
+        </w:rPr>
+      </w:pPr>
+      <w:r>
+        <w:rPr>
+          <w:rFonts w:ascii="Times New Roman" w:hAnsi="Times New Roman" w:cs="Times New Roman"/>
+          <w:bCs/>
+          <w:sz w:val="28"/>
+          <w:szCs w:val="28"/>
         </w:rPr>
         <w:t xml:space="preserve">  &lt;/div&gt;</w:t>
       </w:r>
@@ -4557,25 +4662,28 @@
         <w:spacing w:after="160" w:line="259" w:lineRule="exact"/>
         <w:rPr>
           <w:rFonts w:ascii="Times New Roman" w:hAnsi="Times New Roman" w:cs="Times New Roman"/>
-          <w:sz w:val="24"/>
-          <w:szCs w:val="26"/>
-        </w:rPr>
-      </w:pPr>
-    </w:p>
-    <w:p>
-      <w:pPr>
-        <w:spacing w:after="160" w:line="259" w:lineRule="exact"/>
-        <w:rPr>
-          <w:rFonts w:ascii="Times New Roman" w:hAnsi="Times New Roman" w:cs="Times New Roman"/>
-          <w:sz w:val="24"/>
-          <w:szCs w:val="26"/>
-        </w:rPr>
-      </w:pPr>
-      <w:r>
-        <w:rPr>
-          <w:rFonts w:ascii="Times New Roman" w:hAnsi="Times New Roman" w:cs="Times New Roman"/>
-          <w:sz w:val="24"/>
-          <w:szCs w:val="26"/>
+          <w:bCs/>
+          <w:sz w:val="28"/>
+          <w:szCs w:val="28"/>
+        </w:rPr>
+      </w:pPr>
+    </w:p>
+    <w:p>
+      <w:pPr>
+        <w:spacing w:after="160" w:line="259" w:lineRule="exact"/>
+        <w:rPr>
+          <w:rFonts w:ascii="Times New Roman" w:hAnsi="Times New Roman" w:cs="Times New Roman"/>
+          <w:bCs/>
+          <w:sz w:val="28"/>
+          <w:szCs w:val="28"/>
+        </w:rPr>
+      </w:pPr>
+      <w:r>
+        <w:rPr>
+          <w:rFonts w:ascii="Times New Roman" w:hAnsi="Times New Roman" w:cs="Times New Roman"/>
+          <w:bCs/>
+          <w:sz w:val="28"/>
+          <w:szCs w:val="28"/>
         </w:rPr>
         <w:t xml:space="preserve">  &lt;script </w:t>
       </w:r>
@@ -4583,8 +4691,9 @@
       <w:r>
         <w:rPr>
           <w:rFonts w:ascii="Times New Roman" w:hAnsi="Times New Roman" w:cs="Times New Roman"/>
-          <w:sz w:val="24"/>
-          <w:szCs w:val="26"/>
+          <w:bCs/>
+          <w:sz w:val="28"/>
+          <w:szCs w:val="28"/>
         </w:rPr>
         <w:t>src</w:t>
       </w:r>
@@ -4592,8 +4701,9 @@
       <w:r>
         <w:rPr>
           <w:rFonts w:ascii="Times New Roman" w:hAnsi="Times New Roman" w:cs="Times New Roman"/>
-          <w:sz w:val="24"/>
-          <w:szCs w:val="26"/>
+          <w:bCs/>
+          <w:sz w:val="28"/>
+          <w:szCs w:val="28"/>
         </w:rPr>
         <w:t>="module1.js"&gt;&lt;/script&gt;</w:t>
       </w:r>
@@ -4603,15 +4713,17 @@
         <w:spacing w:after="160" w:line="259" w:lineRule="exact"/>
         <w:rPr>
           <w:rFonts w:ascii="Times New Roman" w:hAnsi="Times New Roman" w:cs="Times New Roman"/>
-          <w:sz w:val="24"/>
-          <w:szCs w:val="26"/>
-        </w:rPr>
-      </w:pPr>
-      <w:r>
-        <w:rPr>
-          <w:rFonts w:ascii="Times New Roman" w:hAnsi="Times New Roman" w:cs="Times New Roman"/>
-          <w:sz w:val="24"/>
-          <w:szCs w:val="26"/>
+          <w:bCs/>
+          <w:sz w:val="28"/>
+          <w:szCs w:val="28"/>
+        </w:rPr>
+      </w:pPr>
+      <w:r>
+        <w:rPr>
+          <w:rFonts w:ascii="Times New Roman" w:hAnsi="Times New Roman" w:cs="Times New Roman"/>
+          <w:bCs/>
+          <w:sz w:val="28"/>
+          <w:szCs w:val="28"/>
         </w:rPr>
         <w:t xml:space="preserve">  &lt;script </w:t>
       </w:r>
@@ -4619,8 +4731,9 @@
       <w:r>
         <w:rPr>
           <w:rFonts w:ascii="Times New Roman" w:hAnsi="Times New Roman" w:cs="Times New Roman"/>
-          <w:sz w:val="24"/>
-          <w:szCs w:val="26"/>
+          <w:bCs/>
+          <w:sz w:val="28"/>
+          <w:szCs w:val="28"/>
         </w:rPr>
         <w:t>src</w:t>
       </w:r>
@@ -4628,8 +4741,9 @@
       <w:r>
         <w:rPr>
           <w:rFonts w:ascii="Times New Roman" w:hAnsi="Times New Roman" w:cs="Times New Roman"/>
-          <w:sz w:val="24"/>
-          <w:szCs w:val="26"/>
+          <w:bCs/>
+          <w:sz w:val="28"/>
+          <w:szCs w:val="28"/>
         </w:rPr>
         <w:t>="module2.js"&gt;&lt;/script&gt;</w:t>
       </w:r>
@@ -4639,15 +4753,17 @@
         <w:spacing w:after="160" w:line="259" w:lineRule="exact"/>
         <w:rPr>
           <w:rFonts w:ascii="Times New Roman" w:hAnsi="Times New Roman" w:cs="Times New Roman"/>
-          <w:sz w:val="24"/>
-          <w:szCs w:val="26"/>
-        </w:rPr>
-      </w:pPr>
-      <w:r>
-        <w:rPr>
-          <w:rFonts w:ascii="Times New Roman" w:hAnsi="Times New Roman" w:cs="Times New Roman"/>
-          <w:sz w:val="24"/>
-          <w:szCs w:val="26"/>
+          <w:bCs/>
+          <w:sz w:val="28"/>
+          <w:szCs w:val="28"/>
+        </w:rPr>
+      </w:pPr>
+      <w:r>
+        <w:rPr>
+          <w:rFonts w:ascii="Times New Roman" w:hAnsi="Times New Roman" w:cs="Times New Roman"/>
+          <w:bCs/>
+          <w:sz w:val="28"/>
+          <w:szCs w:val="28"/>
         </w:rPr>
         <w:t xml:space="preserve">  &lt;script </w:t>
       </w:r>
@@ -4655,8 +4771,9 @@
       <w:r>
         <w:rPr>
           <w:rFonts w:ascii="Times New Roman" w:hAnsi="Times New Roman" w:cs="Times New Roman"/>
-          <w:sz w:val="24"/>
-          <w:szCs w:val="26"/>
+          <w:bCs/>
+          <w:sz w:val="28"/>
+          <w:szCs w:val="28"/>
         </w:rPr>
         <w:t>src</w:t>
       </w:r>
@@ -4664,8 +4781,9 @@
       <w:r>
         <w:rPr>
           <w:rFonts w:ascii="Times New Roman" w:hAnsi="Times New Roman" w:cs="Times New Roman"/>
-          <w:sz w:val="24"/>
-          <w:szCs w:val="26"/>
+          <w:bCs/>
+          <w:sz w:val="28"/>
+          <w:szCs w:val="28"/>
         </w:rPr>
         <w:t>="script.js"&gt;&lt;/script&gt;</w:t>
       </w:r>
@@ -4675,15 +4793,17 @@
         <w:spacing w:after="160" w:line="259" w:lineRule="exact"/>
         <w:rPr>
           <w:rFonts w:ascii="Times New Roman" w:hAnsi="Times New Roman" w:cs="Times New Roman"/>
-          <w:sz w:val="24"/>
-          <w:szCs w:val="26"/>
-        </w:rPr>
-      </w:pPr>
-      <w:r>
-        <w:rPr>
-          <w:rFonts w:ascii="Times New Roman" w:hAnsi="Times New Roman" w:cs="Times New Roman"/>
-          <w:sz w:val="24"/>
-          <w:szCs w:val="26"/>
+          <w:bCs/>
+          <w:sz w:val="28"/>
+          <w:szCs w:val="28"/>
+        </w:rPr>
+      </w:pPr>
+      <w:r>
+        <w:rPr>
+          <w:rFonts w:ascii="Times New Roman" w:hAnsi="Times New Roman" w:cs="Times New Roman"/>
+          <w:bCs/>
+          <w:sz w:val="28"/>
+          <w:szCs w:val="28"/>
         </w:rPr>
         <w:t>&lt;/body&gt;</w:t>
       </w:r>
@@ -4693,31 +4813,23 @@
         <w:spacing w:after="160" w:line="259" w:lineRule="exact"/>
         <w:rPr>
           <w:rFonts w:ascii="Times New Roman" w:hAnsi="Times New Roman" w:cs="Times New Roman"/>
-          <w:sz w:val="24"/>
-          <w:szCs w:val="26"/>
-        </w:rPr>
-      </w:pPr>
-      <w:r>
-        <w:rPr>
-          <w:rFonts w:ascii="Times New Roman" w:hAnsi="Times New Roman" w:cs="Times New Roman"/>
-          <w:sz w:val="24"/>
-          <w:szCs w:val="26"/>
+          <w:bCs/>
+          <w:sz w:val="28"/>
+          <w:szCs w:val="28"/>
+        </w:rPr>
+      </w:pPr>
+      <w:r>
+        <w:rPr>
+          <w:rFonts w:ascii="Times New Roman" w:hAnsi="Times New Roman" w:cs="Times New Roman"/>
+          <w:bCs/>
+          <w:sz w:val="28"/>
+          <w:szCs w:val="28"/>
         </w:rPr>
         <w:t>&lt;/html&gt;</w:t>
       </w:r>
     </w:p>
     <w:p>
       <w:pPr>
-        <w:spacing w:after="160" w:line="259" w:lineRule="exact"/>
-        <w:rPr>
-          <w:rFonts w:ascii="Times New Roman" w:hAnsi="Times New Roman" w:cs="Times New Roman"/>
-          <w:sz w:val="24"/>
-          <w:szCs w:val="26"/>
-        </w:rPr>
-      </w:pPr>
-    </w:p>
-    <w:p>
-      <w:pPr>
         <w:spacing w:before="57" w:after="217" w:line="202" w:lineRule="exact"/>
         <w:rPr>
           <w:rFonts w:ascii="Times New Roman" w:hAnsi="Times New Roman" w:cs="Times New Roman"/>
@@ -4773,118 +4885,6 @@
           <w:szCs w:val="28"/>
         </w:rPr>
         <w:t>scripts.js</w:t>
-      </w:r>
-    </w:p>
-    <w:p>
-      <w:pPr>
-        <w:spacing w:before="57" w:after="217" w:line="202" w:lineRule="exact"/>
-        <w:rPr>
-          <w:rFonts w:ascii="Times New Roman" w:hAnsi="Times New Roman" w:cs="Times New Roman"/>
-        </w:rPr>
-      </w:pPr>
-      <w:proofErr w:type="spellStart"/>
-      <w:proofErr w:type="gramStart"/>
-      <w:r>
-        <w:rPr>
-          <w:rFonts w:ascii="Times New Roman" w:hAnsi="Times New Roman" w:cs="Times New Roman"/>
-        </w:rPr>
-        <w:t>document.getElementById</w:t>
-      </w:r>
-      <w:proofErr w:type="spellEnd"/>
-      <w:proofErr w:type="gramEnd"/>
-      <w:r>
-        <w:rPr>
-          <w:rFonts w:ascii="Times New Roman" w:hAnsi="Times New Roman" w:cs="Times New Roman"/>
-        </w:rPr>
-        <w:t>('btnWork1').onclick = function () {</w:t>
-      </w:r>
-    </w:p>
-    <w:p>
-      <w:pPr>
-        <w:spacing w:before="57" w:after="217" w:line="202" w:lineRule="exact"/>
-        <w:rPr>
-          <w:rFonts w:ascii="Times New Roman" w:hAnsi="Times New Roman" w:cs="Times New Roman"/>
-        </w:rPr>
-      </w:pPr>
-      <w:r>
-        <w:rPr>
-          <w:rFonts w:ascii="Times New Roman" w:hAnsi="Times New Roman" w:cs="Times New Roman"/>
-        </w:rPr>
-        <w:t xml:space="preserve">  startWork1();</w:t>
-      </w:r>
-    </w:p>
-    <w:p>
-      <w:pPr>
-        <w:spacing w:before="57" w:after="217" w:line="202" w:lineRule="exact"/>
-        <w:rPr>
-          <w:rFonts w:ascii="Times New Roman" w:hAnsi="Times New Roman" w:cs="Times New Roman"/>
-        </w:rPr>
-      </w:pPr>
-      <w:r>
-        <w:rPr>
-          <w:rFonts w:ascii="Times New Roman" w:hAnsi="Times New Roman" w:cs="Times New Roman"/>
-        </w:rPr>
-        <w:t>};</w:t>
-      </w:r>
-    </w:p>
-    <w:p>
-      <w:pPr>
-        <w:spacing w:before="57" w:after="217" w:line="202" w:lineRule="exact"/>
-        <w:rPr>
-          <w:rFonts w:ascii="Times New Roman" w:hAnsi="Times New Roman" w:cs="Times New Roman"/>
-        </w:rPr>
-      </w:pPr>
-    </w:p>
-    <w:p>
-      <w:pPr>
-        <w:spacing w:before="57" w:after="217" w:line="202" w:lineRule="exact"/>
-        <w:rPr>
-          <w:rFonts w:ascii="Times New Roman" w:hAnsi="Times New Roman" w:cs="Times New Roman"/>
-        </w:rPr>
-      </w:pPr>
-      <w:proofErr w:type="spellStart"/>
-      <w:proofErr w:type="gramStart"/>
-      <w:r>
-        <w:rPr>
-          <w:rFonts w:ascii="Times New Roman" w:hAnsi="Times New Roman" w:cs="Times New Roman"/>
-        </w:rPr>
-        <w:t>document.getElementById</w:t>
-      </w:r>
-      <w:proofErr w:type="spellEnd"/>
-      <w:proofErr w:type="gramEnd"/>
-      <w:r>
-        <w:rPr>
-          <w:rFonts w:ascii="Times New Roman" w:hAnsi="Times New Roman" w:cs="Times New Roman"/>
-        </w:rPr>
-        <w:t>('btnWork2').onclick = function () {</w:t>
-      </w:r>
-    </w:p>
-    <w:p>
-      <w:pPr>
-        <w:spacing w:before="57" w:after="217" w:line="202" w:lineRule="exact"/>
-        <w:rPr>
-          <w:rFonts w:ascii="Times New Roman" w:hAnsi="Times New Roman" w:cs="Times New Roman"/>
-        </w:rPr>
-      </w:pPr>
-      <w:r>
-        <w:rPr>
-          <w:rFonts w:ascii="Times New Roman" w:hAnsi="Times New Roman" w:cs="Times New Roman"/>
-        </w:rPr>
-        <w:t xml:space="preserve">  startWork2();</w:t>
-      </w:r>
-    </w:p>
-    <w:p>
-      <w:pPr>
-        <w:spacing w:before="57" w:after="217" w:line="202" w:lineRule="exact"/>
-        <w:rPr>
-          <w:rFonts w:ascii="Times New Roman" w:hAnsi="Times New Roman" w:cs="Times New Roman"/>
-        </w:rPr>
-      </w:pPr>
-      <w:r>
-        <w:rPr>
-          <w:rFonts w:ascii="Times New Roman" w:hAnsi="Times New Roman" w:cs="Times New Roman"/>
-        </w:rPr>
-        <w:t>};</w:t>
       </w:r>
     </w:p>
     <w:p>
@@ -4896,30 +4896,366 @@
           <w:lang w:val="uk-UA"/>
         </w:rPr>
       </w:pPr>
+      <w:proofErr w:type="spellStart"/>
+      <w:r>
+        <w:rPr>
+          <w:rFonts w:ascii="Times New Roman" w:hAnsi="Times New Roman" w:cs="Times New Roman"/>
+          <w:szCs w:val="22"/>
+          <w:lang w:val="uk-UA"/>
+        </w:rPr>
+        <w:t>document.getElementById</w:t>
+      </w:r>
+      <w:proofErr w:type="spellEnd"/>
+      <w:r>
+        <w:rPr>
+          <w:rFonts w:ascii="Times New Roman" w:hAnsi="Times New Roman" w:cs="Times New Roman"/>
+          <w:szCs w:val="22"/>
+          <w:lang w:val="uk-UA"/>
+        </w:rPr>
+        <w:t>('btnWork1').</w:t>
+      </w:r>
+      <w:proofErr w:type="spellStart"/>
+      <w:r>
+        <w:rPr>
+          <w:rFonts w:ascii="Times New Roman" w:hAnsi="Times New Roman" w:cs="Times New Roman"/>
+          <w:szCs w:val="22"/>
+          <w:lang w:val="uk-UA"/>
+        </w:rPr>
+        <w:t>addEventListener</w:t>
+      </w:r>
+      <w:proofErr w:type="spellEnd"/>
+      <w:r>
+        <w:rPr>
+          <w:rFonts w:ascii="Times New Roman" w:hAnsi="Times New Roman" w:cs="Times New Roman"/>
+          <w:szCs w:val="22"/>
+          <w:lang w:val="uk-UA"/>
+        </w:rPr>
+        <w:t>('</w:t>
+      </w:r>
+      <w:proofErr w:type="spellStart"/>
+      <w:r>
+        <w:rPr>
+          <w:rFonts w:ascii="Times New Roman" w:hAnsi="Times New Roman" w:cs="Times New Roman"/>
+          <w:szCs w:val="22"/>
+          <w:lang w:val="uk-UA"/>
+        </w:rPr>
+        <w:t>click</w:t>
+      </w:r>
+      <w:proofErr w:type="spellEnd"/>
+      <w:r>
+        <w:rPr>
+          <w:rFonts w:ascii="Times New Roman" w:hAnsi="Times New Roman" w:cs="Times New Roman"/>
+          <w:szCs w:val="22"/>
+          <w:lang w:val="uk-UA"/>
+        </w:rPr>
+        <w:t>', startWork1);</w:t>
+      </w:r>
     </w:p>
     <w:p>
       <w:pPr>
         <w:spacing w:before="57" w:after="217" w:line="202" w:lineRule="exact"/>
         <w:rPr>
           <w:rFonts w:ascii="Times New Roman" w:hAnsi="Times New Roman" w:cs="Times New Roman"/>
-          <w:b/>
-          <w:bCs/>
-          <w:sz w:val="28"/>
-          <w:szCs w:val="28"/>
+          <w:szCs w:val="22"/>
           <w:lang w:val="uk-UA"/>
         </w:rPr>
       </w:pPr>
-      <w:r>
-        <w:rPr>
-          <w:rFonts w:ascii="Times New Roman" w:hAnsi="Times New Roman" w:cs="Times New Roman"/>
-          <w:b/>
-          <w:bCs/>
-          <w:sz w:val="28"/>
-          <w:szCs w:val="28"/>
+    </w:p>
+    <w:p>
+      <w:pPr>
+        <w:spacing w:before="57" w:after="217" w:line="202" w:lineRule="exact"/>
+        <w:rPr>
+          <w:rFonts w:ascii="Times New Roman" w:hAnsi="Times New Roman" w:cs="Times New Roman"/>
+          <w:szCs w:val="22"/>
           <w:lang w:val="uk-UA"/>
         </w:rPr>
+      </w:pPr>
+      <w:proofErr w:type="spellStart"/>
+      <w:r>
+        <w:rPr>
+          <w:rFonts w:ascii="Times New Roman" w:hAnsi="Times New Roman" w:cs="Times New Roman"/>
+          <w:szCs w:val="22"/>
+          <w:lang w:val="uk-UA"/>
+        </w:rPr>
+        <w:t>document.getElementById</w:t>
+      </w:r>
+      <w:proofErr w:type="spellEnd"/>
+      <w:r>
+        <w:rPr>
+          <w:rFonts w:ascii="Times New Roman" w:hAnsi="Times New Roman" w:cs="Times New Roman"/>
+          <w:szCs w:val="22"/>
+          <w:lang w:val="uk-UA"/>
+        </w:rPr>
+        <w:t>('btnWork2').</w:t>
+      </w:r>
+      <w:proofErr w:type="spellStart"/>
+      <w:r>
+        <w:rPr>
+          <w:rFonts w:ascii="Times New Roman" w:hAnsi="Times New Roman" w:cs="Times New Roman"/>
+          <w:szCs w:val="22"/>
+          <w:lang w:val="uk-UA"/>
+        </w:rPr>
+        <w:t>addEventListener</w:t>
+      </w:r>
+      <w:proofErr w:type="spellEnd"/>
+      <w:r>
+        <w:rPr>
+          <w:rFonts w:ascii="Times New Roman" w:hAnsi="Times New Roman" w:cs="Times New Roman"/>
+          <w:szCs w:val="22"/>
+          <w:lang w:val="uk-UA"/>
+        </w:rPr>
+        <w:t>('</w:t>
+      </w:r>
+      <w:proofErr w:type="spellStart"/>
+      <w:r>
+        <w:rPr>
+          <w:rFonts w:ascii="Times New Roman" w:hAnsi="Times New Roman" w:cs="Times New Roman"/>
+          <w:szCs w:val="22"/>
+          <w:lang w:val="uk-UA"/>
+        </w:rPr>
+        <w:t>click</w:t>
+      </w:r>
+      <w:proofErr w:type="spellEnd"/>
+      <w:r>
+        <w:rPr>
+          <w:rFonts w:ascii="Times New Roman" w:hAnsi="Times New Roman" w:cs="Times New Roman"/>
+          <w:szCs w:val="22"/>
+          <w:lang w:val="uk-UA"/>
+        </w:rPr>
+        <w:t>', startWork2);</w:t>
+      </w:r>
+    </w:p>
+    <w:p>
+      <w:pPr>
+        <w:spacing w:before="57" w:after="217" w:line="202" w:lineRule="exact"/>
+        <w:rPr>
+          <w:rFonts w:ascii="Times New Roman" w:hAnsi="Times New Roman" w:cs="Times New Roman"/>
+          <w:b/>
+          <w:bCs/>
+          <w:sz w:val="28"/>
+          <w:szCs w:val="28"/>
+          <w:lang w:val="uk-UA"/>
+        </w:rPr>
+      </w:pPr>
+    </w:p>
+    <w:p>
+      <w:pPr>
+        <w:spacing w:before="57" w:after="217" w:line="202" w:lineRule="exact"/>
+        <w:rPr>
+          <w:rFonts w:ascii="Times New Roman" w:hAnsi="Times New Roman" w:cs="Times New Roman"/>
+          <w:b/>
+          <w:bCs/>
+          <w:sz w:val="28"/>
+          <w:szCs w:val="28"/>
+          <w:lang w:val="uk-UA"/>
+        </w:rPr>
+      </w:pPr>
+      <w:r>
+        <w:rPr>
+          <w:rFonts w:ascii="Times New Roman" w:hAnsi="Times New Roman" w:cs="Times New Roman"/>
+          <w:b/>
+          <w:bCs/>
+          <w:sz w:val="28"/>
+          <w:szCs w:val="28"/>
+          <w:lang w:val="uk-UA"/>
+        </w:rPr>
+        <w:t>Вихідний текст модулів</w:t>
+      </w:r>
+    </w:p>
+    <w:p>
+      <w:pPr>
+        <w:spacing w:before="57" w:after="217" w:line="202" w:lineRule="exact"/>
+        <w:rPr>
+          <w:rFonts w:ascii="Times New Roman" w:hAnsi="Times New Roman" w:cs="Times New Roman"/>
+          <w:b/>
+          <w:bCs/>
+          <w:sz w:val="28"/>
+          <w:szCs w:val="28"/>
+        </w:rPr>
+      </w:pPr>
+      <w:r>
+        <w:rPr>
+          <w:rFonts w:ascii="Times New Roman" w:hAnsi="Times New Roman" w:cs="Times New Roman"/>
+          <w:b/>
+          <w:bCs/>
+          <w:sz w:val="28"/>
+          <w:szCs w:val="28"/>
+        </w:rPr>
+        <w:t>module</w:t>
+      </w:r>
+      <w:r>
+        <w:rPr>
+          <w:rFonts w:ascii="Times New Roman" w:hAnsi="Times New Roman" w:cs="Times New Roman"/>
+          <w:b/>
+          <w:bCs/>
+          <w:sz w:val="28"/>
+          <w:szCs w:val="28"/>
+          <w:lang w:val="ru-RU"/>
+        </w:rPr>
+        <w:t>1.</w:t>
+      </w:r>
+      <w:proofErr w:type="spellStart"/>
+      <w:r>
+        <w:rPr>
+          <w:rFonts w:ascii="Times New Roman" w:hAnsi="Times New Roman" w:cs="Times New Roman"/>
+          <w:b/>
+          <w:bCs/>
+          <w:sz w:val="28"/>
+          <w:szCs w:val="28"/>
+        </w:rPr>
+        <w:t>js</w:t>
+      </w:r>
+      <w:proofErr w:type="spellEnd"/>
+    </w:p>
+    <w:p>
+      <w:pPr>
+        <w:spacing w:before="57" w:after="217" w:line="202" w:lineRule="exact"/>
+        <w:rPr>
+          <w:rFonts w:ascii="Times New Roman" w:hAnsi="Times New Roman" w:cs="Times New Roman"/>
+          <w:szCs w:val="22"/>
+        </w:rPr>
+      </w:pPr>
+      <w:r>
+        <w:rPr>
+          <w:rFonts w:ascii="Times New Roman" w:hAnsi="Times New Roman" w:cs="Times New Roman"/>
+          <w:szCs w:val="22"/>
+        </w:rPr>
+        <w:t>function startWork1() {</w:t>
+      </w:r>
+    </w:p>
+    <w:p>
+      <w:pPr>
+        <w:spacing w:before="57" w:after="217" w:line="202" w:lineRule="exact"/>
+        <w:rPr>
+          <w:rFonts w:ascii="Times New Roman" w:hAnsi="Times New Roman" w:cs="Times New Roman"/>
+          <w:szCs w:val="22"/>
+        </w:rPr>
+      </w:pPr>
+      <w:r>
+        <w:rPr>
+          <w:rFonts w:ascii="Times New Roman" w:hAnsi="Times New Roman" w:cs="Times New Roman"/>
+          <w:szCs w:val="22"/>
+        </w:rPr>
+        <w:t xml:space="preserve">  const dialog = </w:t>
+      </w:r>
+      <w:proofErr w:type="spellStart"/>
+      <w:proofErr w:type="gramStart"/>
+      <w:r>
+        <w:rPr>
+          <w:rFonts w:ascii="Times New Roman" w:hAnsi="Times New Roman" w:cs="Times New Roman"/>
+          <w:szCs w:val="22"/>
+        </w:rPr>
+        <w:t>document.getElementById</w:t>
+      </w:r>
+      <w:proofErr w:type="spellEnd"/>
+      <w:proofErr w:type="gramEnd"/>
+      <w:r>
+        <w:rPr>
+          <w:rFonts w:ascii="Times New Roman" w:hAnsi="Times New Roman" w:cs="Times New Roman"/>
+          <w:szCs w:val="22"/>
+        </w:rPr>
+        <w:t>('dialog1');</w:t>
+      </w:r>
+    </w:p>
+    <w:p>
+      <w:pPr>
+        <w:spacing w:before="57" w:after="217" w:line="202" w:lineRule="exact"/>
+        <w:rPr>
+          <w:rFonts w:ascii="Times New Roman" w:hAnsi="Times New Roman" w:cs="Times New Roman"/>
+          <w:szCs w:val="22"/>
+        </w:rPr>
+      </w:pPr>
+      <w:r>
+        <w:rPr>
+          <w:rFonts w:ascii="Times New Roman" w:hAnsi="Times New Roman" w:cs="Times New Roman"/>
+          <w:szCs w:val="22"/>
+        </w:rPr>
+        <w:t xml:space="preserve">  const input = </w:t>
+      </w:r>
+      <w:proofErr w:type="spellStart"/>
+      <w:proofErr w:type="gramStart"/>
+      <w:r>
+        <w:rPr>
+          <w:rFonts w:ascii="Times New Roman" w:hAnsi="Times New Roman" w:cs="Times New Roman"/>
+          <w:szCs w:val="22"/>
+        </w:rPr>
+        <w:t>document.getElementById</w:t>
+      </w:r>
+      <w:proofErr w:type="spellEnd"/>
+      <w:proofErr w:type="gramEnd"/>
+      <w:r>
+        <w:rPr>
+          <w:rFonts w:ascii="Times New Roman" w:hAnsi="Times New Roman" w:cs="Times New Roman"/>
+          <w:szCs w:val="22"/>
+        </w:rPr>
+        <w:t>('</w:t>
+      </w:r>
+      <w:proofErr w:type="spellStart"/>
+      <w:r>
+        <w:rPr>
+          <w:rFonts w:ascii="Times New Roman" w:hAnsi="Times New Roman" w:cs="Times New Roman"/>
+          <w:szCs w:val="22"/>
+        </w:rPr>
+        <w:t>textInput</w:t>
+      </w:r>
+      <w:proofErr w:type="spellEnd"/>
+      <w:r>
+        <w:rPr>
+          <w:rFonts w:ascii="Times New Roman" w:hAnsi="Times New Roman" w:cs="Times New Roman"/>
+          <w:szCs w:val="22"/>
+        </w:rPr>
+        <w:t>');</w:t>
+      </w:r>
+    </w:p>
+    <w:p>
+      <w:pPr>
+        <w:spacing w:before="57" w:after="217" w:line="202" w:lineRule="exact"/>
+        <w:rPr>
+          <w:rFonts w:ascii="Times New Roman" w:hAnsi="Times New Roman" w:cs="Times New Roman"/>
+          <w:szCs w:val="22"/>
+        </w:rPr>
+      </w:pPr>
+      <w:r>
+        <w:rPr>
+          <w:rFonts w:ascii="Times New Roman" w:hAnsi="Times New Roman" w:cs="Times New Roman"/>
+          <w:szCs w:val="22"/>
+        </w:rPr>
         <w:lastRenderedPageBreak/>
-        <w:t>Вихідний текст модулів</w:t>
+        <w:t xml:space="preserve">  const </w:t>
+      </w:r>
+      <w:proofErr w:type="spellStart"/>
+      <w:r>
+        <w:rPr>
+          <w:rFonts w:ascii="Times New Roman" w:hAnsi="Times New Roman" w:cs="Times New Roman"/>
+          <w:szCs w:val="22"/>
+        </w:rPr>
+        <w:t>okBtn</w:t>
+      </w:r>
+      <w:proofErr w:type="spellEnd"/>
+      <w:r>
+        <w:rPr>
+          <w:rFonts w:ascii="Times New Roman" w:hAnsi="Times New Roman" w:cs="Times New Roman"/>
+          <w:szCs w:val="22"/>
+        </w:rPr>
+        <w:t xml:space="preserve"> = </w:t>
+      </w:r>
+      <w:proofErr w:type="spellStart"/>
+      <w:proofErr w:type="gramStart"/>
+      <w:r>
+        <w:rPr>
+          <w:rFonts w:ascii="Times New Roman" w:hAnsi="Times New Roman" w:cs="Times New Roman"/>
+          <w:szCs w:val="22"/>
+        </w:rPr>
+        <w:t>document.getElementById</w:t>
+      </w:r>
+      <w:proofErr w:type="spellEnd"/>
+      <w:proofErr w:type="gramEnd"/>
+      <w:r>
+        <w:rPr>
+          <w:rFonts w:ascii="Times New Roman" w:hAnsi="Times New Roman" w:cs="Times New Roman"/>
+          <w:szCs w:val="22"/>
+        </w:rPr>
+        <w:t>('okWork1');</w:t>
       </w:r>
     </w:p>
     <w:p>
@@ -4927,45 +5263,50 @@
         <w:spacing w:before="57" w:after="217" w:line="202" w:lineRule="exact"/>
         <w:rPr>
           <w:rFonts w:ascii="Times New Roman" w:hAnsi="Times New Roman" w:cs="Times New Roman"/>
-          <w:b/>
-          <w:bCs/>
-          <w:sz w:val="28"/>
-          <w:szCs w:val="28"/>
-        </w:rPr>
-      </w:pPr>
-      <w:r>
-        <w:rPr>
-          <w:rFonts w:ascii="Times New Roman" w:hAnsi="Times New Roman" w:cs="Times New Roman"/>
-          <w:b/>
-          <w:bCs/>
-          <w:sz w:val="28"/>
-          <w:szCs w:val="28"/>
-        </w:rPr>
-        <w:t>module</w:t>
-      </w:r>
-      <w:r>
-        <w:rPr>
-          <w:rFonts w:ascii="Times New Roman" w:hAnsi="Times New Roman" w:cs="Times New Roman"/>
-          <w:b/>
-          <w:bCs/>
-          <w:sz w:val="28"/>
-          <w:szCs w:val="28"/>
-          <w:lang w:val="ru-RU"/>
-        </w:rPr>
-        <w:t>1.</w:t>
-      </w:r>
-      <w:proofErr w:type="spellStart"/>
-      <w:r>
-        <w:rPr>
-          <w:rFonts w:ascii="Times New Roman" w:hAnsi="Times New Roman" w:cs="Times New Roman"/>
-          <w:b/>
-          <w:bCs/>
-          <w:sz w:val="28"/>
-          <w:szCs w:val="28"/>
-        </w:rPr>
-        <w:t>js</w:t>
-      </w:r>
-      <w:proofErr w:type="spellEnd"/>
+          <w:szCs w:val="22"/>
+        </w:rPr>
+      </w:pPr>
+      <w:r>
+        <w:rPr>
+          <w:rFonts w:ascii="Times New Roman" w:hAnsi="Times New Roman" w:cs="Times New Roman"/>
+          <w:szCs w:val="22"/>
+        </w:rPr>
+        <w:t xml:space="preserve">  const </w:t>
+      </w:r>
+      <w:proofErr w:type="spellStart"/>
+      <w:r>
+        <w:rPr>
+          <w:rFonts w:ascii="Times New Roman" w:hAnsi="Times New Roman" w:cs="Times New Roman"/>
+          <w:szCs w:val="22"/>
+        </w:rPr>
+        <w:t>cancelBtn</w:t>
+      </w:r>
+      <w:proofErr w:type="spellEnd"/>
+      <w:r>
+        <w:rPr>
+          <w:rFonts w:ascii="Times New Roman" w:hAnsi="Times New Roman" w:cs="Times New Roman"/>
+          <w:szCs w:val="22"/>
+        </w:rPr>
+        <w:t xml:space="preserve"> = </w:t>
+      </w:r>
+      <w:proofErr w:type="spellStart"/>
+      <w:proofErr w:type="gramStart"/>
+      <w:r>
+        <w:rPr>
+          <w:rFonts w:ascii="Times New Roman" w:hAnsi="Times New Roman" w:cs="Times New Roman"/>
+          <w:szCs w:val="22"/>
+        </w:rPr>
+        <w:t>document.getElementById</w:t>
+      </w:r>
+      <w:proofErr w:type="spellEnd"/>
+      <w:proofErr w:type="gramEnd"/>
+      <w:r>
+        <w:rPr>
+          <w:rFonts w:ascii="Times New Roman" w:hAnsi="Times New Roman" w:cs="Times New Roman"/>
+          <w:szCs w:val="22"/>
+        </w:rPr>
+        <w:t>('cancelWork1');</w:t>
+      </w:r>
     </w:p>
     <w:p>
       <w:pPr>
@@ -4980,7 +5321,25 @@
           <w:rFonts w:ascii="Times New Roman" w:hAnsi="Times New Roman" w:cs="Times New Roman"/>
           <w:szCs w:val="22"/>
         </w:rPr>
-        <w:t>function startWork1() {</w:t>
+        <w:t xml:space="preserve">  const output = </w:t>
+      </w:r>
+      <w:proofErr w:type="spellStart"/>
+      <w:proofErr w:type="gramStart"/>
+      <w:r>
+        <w:rPr>
+          <w:rFonts w:ascii="Times New Roman" w:hAnsi="Times New Roman" w:cs="Times New Roman"/>
+          <w:szCs w:val="22"/>
+        </w:rPr>
+        <w:t>document.getElementById</w:t>
+      </w:r>
+      <w:proofErr w:type="spellEnd"/>
+      <w:proofErr w:type="gramEnd"/>
+      <w:r>
+        <w:rPr>
+          <w:rFonts w:ascii="Times New Roman" w:hAnsi="Times New Roman" w:cs="Times New Roman"/>
+          <w:szCs w:val="22"/>
+        </w:rPr>
+        <w:t>('output');</w:t>
       </w:r>
     </w:p>
     <w:p>
@@ -4996,6 +5355,486 @@
           <w:rFonts w:ascii="Times New Roman" w:hAnsi="Times New Roman" w:cs="Times New Roman"/>
           <w:szCs w:val="22"/>
         </w:rPr>
+        <w:t xml:space="preserve">  </w:t>
+      </w:r>
+    </w:p>
+    <w:p>
+      <w:pPr>
+        <w:spacing w:before="57" w:after="217" w:line="202" w:lineRule="exact"/>
+        <w:rPr>
+          <w:rFonts w:ascii="Times New Roman" w:hAnsi="Times New Roman" w:cs="Times New Roman"/>
+          <w:szCs w:val="22"/>
+        </w:rPr>
+      </w:pPr>
+      <w:r>
+        <w:rPr>
+          <w:rFonts w:ascii="Times New Roman" w:hAnsi="Times New Roman" w:cs="Times New Roman"/>
+          <w:szCs w:val="22"/>
+        </w:rPr>
+        <w:t xml:space="preserve">  </w:t>
+      </w:r>
+      <w:proofErr w:type="spellStart"/>
+      <w:r>
+        <w:rPr>
+          <w:rFonts w:ascii="Times New Roman" w:hAnsi="Times New Roman" w:cs="Times New Roman"/>
+          <w:szCs w:val="22"/>
+        </w:rPr>
+        <w:t>input.value</w:t>
+      </w:r>
+      <w:proofErr w:type="spellEnd"/>
+      <w:r>
+        <w:rPr>
+          <w:rFonts w:ascii="Times New Roman" w:hAnsi="Times New Roman" w:cs="Times New Roman"/>
+          <w:szCs w:val="22"/>
+        </w:rPr>
+        <w:t xml:space="preserve"> = '';</w:t>
+      </w:r>
+    </w:p>
+    <w:p>
+      <w:pPr>
+        <w:spacing w:before="57" w:after="217" w:line="202" w:lineRule="exact"/>
+        <w:rPr>
+          <w:rFonts w:ascii="Times New Roman" w:hAnsi="Times New Roman" w:cs="Times New Roman"/>
+          <w:szCs w:val="22"/>
+        </w:rPr>
+      </w:pPr>
+      <w:r>
+        <w:rPr>
+          <w:rFonts w:ascii="Times New Roman" w:hAnsi="Times New Roman" w:cs="Times New Roman"/>
+          <w:szCs w:val="22"/>
+        </w:rPr>
+        <w:t xml:space="preserve">  </w:t>
+      </w:r>
+      <w:proofErr w:type="spellStart"/>
+      <w:proofErr w:type="gramStart"/>
+      <w:r>
+        <w:rPr>
+          <w:rFonts w:ascii="Times New Roman" w:hAnsi="Times New Roman" w:cs="Times New Roman"/>
+          <w:szCs w:val="22"/>
+        </w:rPr>
+        <w:t>dialog.classList.remove</w:t>
+      </w:r>
+      <w:proofErr w:type="spellEnd"/>
+      <w:proofErr w:type="gramEnd"/>
+      <w:r>
+        <w:rPr>
+          <w:rFonts w:ascii="Times New Roman" w:hAnsi="Times New Roman" w:cs="Times New Roman"/>
+          <w:szCs w:val="22"/>
+        </w:rPr>
+        <w:t>('hidden');</w:t>
+      </w:r>
+    </w:p>
+    <w:p>
+      <w:pPr>
+        <w:spacing w:before="57" w:after="217" w:line="202" w:lineRule="exact"/>
+        <w:rPr>
+          <w:rFonts w:ascii="Times New Roman" w:hAnsi="Times New Roman" w:cs="Times New Roman"/>
+          <w:szCs w:val="22"/>
+        </w:rPr>
+      </w:pPr>
+    </w:p>
+    <w:p>
+      <w:pPr>
+        <w:spacing w:before="57" w:after="217" w:line="202" w:lineRule="exact"/>
+        <w:rPr>
+          <w:rFonts w:ascii="Times New Roman" w:hAnsi="Times New Roman" w:cs="Times New Roman"/>
+          <w:szCs w:val="22"/>
+        </w:rPr>
+      </w:pPr>
+      <w:r>
+        <w:rPr>
+          <w:rFonts w:ascii="Times New Roman" w:hAnsi="Times New Roman" w:cs="Times New Roman"/>
+          <w:szCs w:val="22"/>
+        </w:rPr>
+        <w:t xml:space="preserve">  </w:t>
+      </w:r>
+      <w:proofErr w:type="spellStart"/>
+      <w:r>
+        <w:rPr>
+          <w:rFonts w:ascii="Times New Roman" w:hAnsi="Times New Roman" w:cs="Times New Roman"/>
+          <w:szCs w:val="22"/>
+        </w:rPr>
+        <w:t>okBtn.addEventListener</w:t>
+      </w:r>
+      <w:proofErr w:type="spellEnd"/>
+      <w:r>
+        <w:rPr>
+          <w:rFonts w:ascii="Times New Roman" w:hAnsi="Times New Roman" w:cs="Times New Roman"/>
+          <w:szCs w:val="22"/>
+        </w:rPr>
+        <w:t>('click', function () {</w:t>
+      </w:r>
+    </w:p>
+    <w:p>
+      <w:pPr>
+        <w:spacing w:before="57" w:after="217" w:line="202" w:lineRule="exact"/>
+        <w:rPr>
+          <w:rFonts w:ascii="Times New Roman" w:hAnsi="Times New Roman" w:cs="Times New Roman"/>
+          <w:szCs w:val="22"/>
+        </w:rPr>
+      </w:pPr>
+      <w:r>
+        <w:rPr>
+          <w:rFonts w:ascii="Times New Roman" w:hAnsi="Times New Roman" w:cs="Times New Roman"/>
+          <w:szCs w:val="22"/>
+        </w:rPr>
+        <w:t xml:space="preserve">    </w:t>
+      </w:r>
+      <w:proofErr w:type="spellStart"/>
+      <w:proofErr w:type="gramStart"/>
+      <w:r>
+        <w:rPr>
+          <w:rFonts w:ascii="Times New Roman" w:hAnsi="Times New Roman" w:cs="Times New Roman"/>
+          <w:szCs w:val="22"/>
+        </w:rPr>
+        <w:t>output.textContent</w:t>
+      </w:r>
+      <w:proofErr w:type="spellEnd"/>
+      <w:proofErr w:type="gramEnd"/>
+      <w:r>
+        <w:rPr>
+          <w:rFonts w:ascii="Times New Roman" w:hAnsi="Times New Roman" w:cs="Times New Roman"/>
+          <w:szCs w:val="22"/>
+        </w:rPr>
+        <w:t xml:space="preserve"> = </w:t>
+      </w:r>
+      <w:proofErr w:type="spellStart"/>
+      <w:r>
+        <w:rPr>
+          <w:rFonts w:ascii="Times New Roman" w:hAnsi="Times New Roman" w:cs="Times New Roman"/>
+          <w:szCs w:val="22"/>
+        </w:rPr>
+        <w:t>input.value</w:t>
+      </w:r>
+      <w:proofErr w:type="spellEnd"/>
+      <w:r>
+        <w:rPr>
+          <w:rFonts w:ascii="Times New Roman" w:hAnsi="Times New Roman" w:cs="Times New Roman"/>
+          <w:szCs w:val="22"/>
+        </w:rPr>
+        <w:t>;</w:t>
+      </w:r>
+    </w:p>
+    <w:p>
+      <w:pPr>
+        <w:spacing w:before="57" w:after="217" w:line="202" w:lineRule="exact"/>
+        <w:rPr>
+          <w:rFonts w:ascii="Times New Roman" w:hAnsi="Times New Roman" w:cs="Times New Roman"/>
+          <w:szCs w:val="22"/>
+        </w:rPr>
+      </w:pPr>
+      <w:r>
+        <w:rPr>
+          <w:rFonts w:ascii="Times New Roman" w:hAnsi="Times New Roman" w:cs="Times New Roman"/>
+          <w:szCs w:val="22"/>
+        </w:rPr>
+        <w:t xml:space="preserve">    </w:t>
+      </w:r>
+      <w:proofErr w:type="spellStart"/>
+      <w:r>
+        <w:rPr>
+          <w:rFonts w:ascii="Times New Roman" w:hAnsi="Times New Roman" w:cs="Times New Roman"/>
+          <w:szCs w:val="22"/>
+        </w:rPr>
+        <w:t>dialog.classList.add</w:t>
+      </w:r>
+      <w:proofErr w:type="spellEnd"/>
+      <w:r>
+        <w:rPr>
+          <w:rFonts w:ascii="Times New Roman" w:hAnsi="Times New Roman" w:cs="Times New Roman"/>
+          <w:szCs w:val="22"/>
+        </w:rPr>
+        <w:t>('hidden');</w:t>
+      </w:r>
+    </w:p>
+    <w:p>
+      <w:pPr>
+        <w:spacing w:before="57" w:after="217" w:line="202" w:lineRule="exact"/>
+        <w:rPr>
+          <w:rFonts w:ascii="Times New Roman" w:hAnsi="Times New Roman" w:cs="Times New Roman"/>
+          <w:szCs w:val="22"/>
+        </w:rPr>
+      </w:pPr>
+      <w:r>
+        <w:rPr>
+          <w:rFonts w:ascii="Times New Roman" w:hAnsi="Times New Roman" w:cs="Times New Roman"/>
+          <w:szCs w:val="22"/>
+        </w:rPr>
+        <w:t xml:space="preserve">  });</w:t>
+      </w:r>
+    </w:p>
+    <w:p>
+      <w:pPr>
+        <w:spacing w:before="57" w:after="217" w:line="202" w:lineRule="exact"/>
+        <w:rPr>
+          <w:rFonts w:ascii="Times New Roman" w:hAnsi="Times New Roman" w:cs="Times New Roman"/>
+          <w:szCs w:val="22"/>
+        </w:rPr>
+      </w:pPr>
+    </w:p>
+    <w:p>
+      <w:pPr>
+        <w:spacing w:before="57" w:after="217" w:line="202" w:lineRule="exact"/>
+        <w:rPr>
+          <w:rFonts w:ascii="Times New Roman" w:hAnsi="Times New Roman" w:cs="Times New Roman"/>
+          <w:szCs w:val="22"/>
+        </w:rPr>
+      </w:pPr>
+      <w:r>
+        <w:rPr>
+          <w:rFonts w:ascii="Times New Roman" w:hAnsi="Times New Roman" w:cs="Times New Roman"/>
+          <w:szCs w:val="22"/>
+        </w:rPr>
+        <w:t xml:space="preserve">  </w:t>
+      </w:r>
+      <w:proofErr w:type="spellStart"/>
+      <w:r>
+        <w:rPr>
+          <w:rFonts w:ascii="Times New Roman" w:hAnsi="Times New Roman" w:cs="Times New Roman"/>
+          <w:szCs w:val="22"/>
+        </w:rPr>
+        <w:t>cancelBtn.addEventListener</w:t>
+      </w:r>
+      <w:proofErr w:type="spellEnd"/>
+      <w:r>
+        <w:rPr>
+          <w:rFonts w:ascii="Times New Roman" w:hAnsi="Times New Roman" w:cs="Times New Roman"/>
+          <w:szCs w:val="22"/>
+        </w:rPr>
+        <w:t>('click', function () {</w:t>
+      </w:r>
+    </w:p>
+    <w:p>
+      <w:pPr>
+        <w:spacing w:before="57" w:after="217" w:line="202" w:lineRule="exact"/>
+        <w:rPr>
+          <w:rFonts w:ascii="Times New Roman" w:hAnsi="Times New Roman" w:cs="Times New Roman"/>
+          <w:szCs w:val="22"/>
+        </w:rPr>
+      </w:pPr>
+      <w:r>
+        <w:rPr>
+          <w:rFonts w:ascii="Times New Roman" w:hAnsi="Times New Roman" w:cs="Times New Roman"/>
+          <w:szCs w:val="22"/>
+        </w:rPr>
+        <w:t xml:space="preserve">    </w:t>
+      </w:r>
+      <w:proofErr w:type="spellStart"/>
+      <w:r>
+        <w:rPr>
+          <w:rFonts w:ascii="Times New Roman" w:hAnsi="Times New Roman" w:cs="Times New Roman"/>
+          <w:szCs w:val="22"/>
+        </w:rPr>
+        <w:t>dialog.classList.add</w:t>
+      </w:r>
+      <w:proofErr w:type="spellEnd"/>
+      <w:r>
+        <w:rPr>
+          <w:rFonts w:ascii="Times New Roman" w:hAnsi="Times New Roman" w:cs="Times New Roman"/>
+          <w:szCs w:val="22"/>
+        </w:rPr>
+        <w:t>('hidden');</w:t>
+      </w:r>
+    </w:p>
+    <w:p>
+      <w:pPr>
+        <w:spacing w:before="57" w:after="217" w:line="202" w:lineRule="exact"/>
+        <w:rPr>
+          <w:rFonts w:ascii="Times New Roman" w:hAnsi="Times New Roman" w:cs="Times New Roman"/>
+          <w:szCs w:val="22"/>
+        </w:rPr>
+      </w:pPr>
+      <w:r>
+        <w:rPr>
+          <w:rFonts w:ascii="Times New Roman" w:hAnsi="Times New Roman" w:cs="Times New Roman"/>
+          <w:szCs w:val="22"/>
+        </w:rPr>
+        <w:t xml:space="preserve">  });</w:t>
+      </w:r>
+    </w:p>
+    <w:p>
+      <w:pPr>
+        <w:spacing w:before="57" w:after="217" w:line="202" w:lineRule="exact"/>
+        <w:rPr>
+          <w:rFonts w:ascii="Times New Roman" w:hAnsi="Times New Roman" w:cs="Times New Roman"/>
+          <w:szCs w:val="22"/>
+        </w:rPr>
+      </w:pPr>
+      <w:r>
+        <w:rPr>
+          <w:rFonts w:ascii="Times New Roman" w:hAnsi="Times New Roman" w:cs="Times New Roman"/>
+          <w:szCs w:val="22"/>
+        </w:rPr>
+        <w:t>}</w:t>
+      </w:r>
+    </w:p>
+    <w:p>
+      <w:pPr>
+        <w:spacing w:before="57" w:after="217" w:line="202" w:lineRule="exact"/>
+        <w:rPr>
+          <w:rFonts w:ascii="Times New Roman" w:hAnsi="Times New Roman" w:cs="Times New Roman"/>
+          <w:b/>
+          <w:bCs/>
+          <w:szCs w:val="22"/>
+        </w:rPr>
+      </w:pPr>
+    </w:p>
+    <w:p>
+      <w:pPr>
+        <w:spacing w:before="57" w:after="217" w:line="202" w:lineRule="exact"/>
+        <w:rPr>
+          <w:rFonts w:ascii="Times New Roman" w:hAnsi="Times New Roman" w:cs="Times New Roman"/>
+          <w:b/>
+          <w:bCs/>
+          <w:szCs w:val="22"/>
+        </w:rPr>
+      </w:pPr>
+    </w:p>
+    <w:p>
+      <w:pPr>
+        <w:spacing w:before="57" w:after="217" w:line="202" w:lineRule="exact"/>
+        <w:rPr>
+          <w:rFonts w:ascii="Times New Roman" w:hAnsi="Times New Roman" w:cs="Times New Roman"/>
+          <w:b/>
+          <w:bCs/>
+          <w:szCs w:val="22"/>
+        </w:rPr>
+      </w:pPr>
+    </w:p>
+    <w:p>
+      <w:pPr>
+        <w:spacing w:before="57" w:after="217" w:line="202" w:lineRule="exact"/>
+        <w:rPr>
+          <w:rFonts w:ascii="Times New Roman" w:hAnsi="Times New Roman" w:cs="Times New Roman"/>
+          <w:b/>
+          <w:bCs/>
+          <w:szCs w:val="22"/>
+        </w:rPr>
+      </w:pPr>
+    </w:p>
+    <w:p>
+      <w:pPr>
+        <w:spacing w:before="57" w:after="217" w:line="202" w:lineRule="exact"/>
+        <w:rPr>
+          <w:rFonts w:ascii="Times New Roman" w:hAnsi="Times New Roman" w:cs="Times New Roman"/>
+          <w:b/>
+          <w:bCs/>
+          <w:szCs w:val="22"/>
+        </w:rPr>
+      </w:pPr>
+    </w:p>
+    <w:p>
+      <w:pPr>
+        <w:spacing w:before="57" w:after="217" w:line="202" w:lineRule="exact"/>
+        <w:rPr>
+          <w:rFonts w:ascii="Times New Roman" w:hAnsi="Times New Roman" w:cs="Times New Roman"/>
+          <w:b/>
+          <w:bCs/>
+          <w:szCs w:val="22"/>
+        </w:rPr>
+      </w:pPr>
+    </w:p>
+    <w:p>
+      <w:pPr>
+        <w:spacing w:before="57" w:after="217" w:line="202" w:lineRule="exact"/>
+        <w:rPr>
+          <w:rFonts w:ascii="Times New Roman" w:hAnsi="Times New Roman" w:cs="Times New Roman"/>
+          <w:b/>
+          <w:bCs/>
+          <w:szCs w:val="22"/>
+        </w:rPr>
+      </w:pPr>
+    </w:p>
+    <w:p>
+      <w:pPr>
+        <w:spacing w:before="57" w:after="217" w:line="202" w:lineRule="exact"/>
+        <w:rPr>
+          <w:rFonts w:ascii="Times New Roman" w:hAnsi="Times New Roman" w:cs="Times New Roman"/>
+          <w:b/>
+          <w:bCs/>
+          <w:szCs w:val="22"/>
+        </w:rPr>
+      </w:pPr>
+    </w:p>
+    <w:p>
+      <w:pPr>
+        <w:spacing w:before="57" w:after="217" w:line="202" w:lineRule="exact"/>
+        <w:rPr>
+          <w:rFonts w:ascii="Times New Roman" w:hAnsi="Times New Roman" w:cs="Times New Roman"/>
+          <w:b/>
+          <w:bCs/>
+          <w:sz w:val="28"/>
+          <w:szCs w:val="28"/>
+        </w:rPr>
+      </w:pPr>
+    </w:p>
+    <w:p>
+      <w:pPr>
+        <w:spacing w:before="57" w:after="217" w:line="202" w:lineRule="exact"/>
+        <w:rPr>
+          <w:rFonts w:ascii="Times New Roman" w:hAnsi="Times New Roman" w:cs="Times New Roman"/>
+          <w:b/>
+          <w:bCs/>
+          <w:sz w:val="28"/>
+          <w:szCs w:val="28"/>
+        </w:rPr>
+      </w:pPr>
+    </w:p>
+    <w:p>
+      <w:pPr>
+        <w:spacing w:before="57" w:after="217" w:line="202" w:lineRule="exact"/>
+        <w:rPr>
+          <w:rFonts w:ascii="Times New Roman" w:hAnsi="Times New Roman" w:cs="Times New Roman"/>
+          <w:b/>
+          <w:bCs/>
+          <w:sz w:val="28"/>
+          <w:szCs w:val="28"/>
+        </w:rPr>
+      </w:pPr>
+      <w:r>
+        <w:rPr>
+          <w:rFonts w:ascii="Times New Roman" w:hAnsi="Times New Roman" w:cs="Times New Roman"/>
+          <w:b/>
+          <w:bCs/>
+          <w:sz w:val="28"/>
+          <w:szCs w:val="28"/>
+        </w:rPr>
+        <w:t>module2.js</w:t>
+      </w:r>
+    </w:p>
+    <w:p>
+      <w:pPr>
+        <w:spacing w:before="57" w:after="217" w:line="202" w:lineRule="exact"/>
+        <w:rPr>
+          <w:rFonts w:ascii="Times New Roman" w:hAnsi="Times New Roman" w:cs="Times New Roman"/>
+          <w:sz w:val="28"/>
+          <w:szCs w:val="28"/>
+        </w:rPr>
+      </w:pPr>
+      <w:r>
+        <w:rPr>
+          <w:rFonts w:ascii="Times New Roman" w:hAnsi="Times New Roman" w:cs="Times New Roman"/>
+          <w:sz w:val="28"/>
+          <w:szCs w:val="28"/>
+        </w:rPr>
+        <w:t>function startWork2() {</w:t>
+      </w:r>
+    </w:p>
+    <w:p>
+      <w:pPr>
+        <w:spacing w:before="57" w:after="217" w:line="202" w:lineRule="exact"/>
+        <w:rPr>
+          <w:rFonts w:ascii="Times New Roman" w:hAnsi="Times New Roman" w:cs="Times New Roman"/>
+          <w:sz w:val="28"/>
+          <w:szCs w:val="28"/>
+        </w:rPr>
+      </w:pPr>
+      <w:r>
+        <w:rPr>
+          <w:rFonts w:ascii="Times New Roman" w:hAnsi="Times New Roman" w:cs="Times New Roman"/>
+          <w:sz w:val="28"/>
+          <w:szCs w:val="28"/>
+        </w:rPr>
         <w:t xml:space="preserve">  const dialog = </w:t>
       </w:r>
       <w:proofErr w:type="spellStart"/>
@@ -5003,7 +5842,8 @@
       <w:r>
         <w:rPr>
           <w:rFonts w:ascii="Times New Roman" w:hAnsi="Times New Roman" w:cs="Times New Roman"/>
-          <w:szCs w:val="22"/>
+          <w:sz w:val="28"/>
+          <w:szCs w:val="28"/>
         </w:rPr>
         <w:t>document.getElementById</w:t>
       </w:r>
@@ -5012,9 +5852,10 @@
       <w:r>
         <w:rPr>
           <w:rFonts w:ascii="Times New Roman" w:hAnsi="Times New Roman" w:cs="Times New Roman"/>
-          <w:szCs w:val="22"/>
-        </w:rPr>
-        <w:t>('dialog1');</w:t>
+          <w:sz w:val="28"/>
+          <w:szCs w:val="28"/>
+        </w:rPr>
+        <w:t>('dialog2');</w:t>
       </w:r>
     </w:p>
     <w:p>
@@ -5022,22 +5863,25 @@
         <w:spacing w:before="57" w:after="217" w:line="202" w:lineRule="exact"/>
         <w:rPr>
           <w:rFonts w:ascii="Times New Roman" w:hAnsi="Times New Roman" w:cs="Times New Roman"/>
-          <w:szCs w:val="22"/>
-        </w:rPr>
-      </w:pPr>
-      <w:r>
-        <w:rPr>
-          <w:rFonts w:ascii="Times New Roman" w:hAnsi="Times New Roman" w:cs="Times New Roman"/>
-          <w:szCs w:val="22"/>
-        </w:rPr>
-        <w:t xml:space="preserve">  const input = </w:t>
+          <w:sz w:val="28"/>
+          <w:szCs w:val="28"/>
+        </w:rPr>
+      </w:pPr>
+      <w:r>
+        <w:rPr>
+          <w:rFonts w:ascii="Times New Roman" w:hAnsi="Times New Roman" w:cs="Times New Roman"/>
+          <w:sz w:val="28"/>
+          <w:szCs w:val="28"/>
+        </w:rPr>
+        <w:t xml:space="preserve">  const slider = </w:t>
       </w:r>
       <w:proofErr w:type="spellStart"/>
       <w:proofErr w:type="gramStart"/>
       <w:r>
         <w:rPr>
           <w:rFonts w:ascii="Times New Roman" w:hAnsi="Times New Roman" w:cs="Times New Roman"/>
-          <w:szCs w:val="22"/>
+          <w:sz w:val="28"/>
+          <w:szCs w:val="28"/>
         </w:rPr>
         <w:t>document.getElementById</w:t>
       </w:r>
@@ -5046,7 +5890,8 @@
       <w:r>
         <w:rPr>
           <w:rFonts w:ascii="Times New Roman" w:hAnsi="Times New Roman" w:cs="Times New Roman"/>
-          <w:szCs w:val="22"/>
+          <w:sz w:val="28"/>
+          <w:szCs w:val="28"/>
         </w:rPr>
         <w:t>('</w:t>
       </w:r>
@@ -5054,15 +5899,17 @@
       <w:r>
         <w:rPr>
           <w:rFonts w:ascii="Times New Roman" w:hAnsi="Times New Roman" w:cs="Times New Roman"/>
-          <w:szCs w:val="22"/>
-        </w:rPr>
-        <w:t>textInput</w:t>
-      </w:r>
-      <w:proofErr w:type="spellEnd"/>
-      <w:r>
-        <w:rPr>
-          <w:rFonts w:ascii="Times New Roman" w:hAnsi="Times New Roman" w:cs="Times New Roman"/>
-          <w:szCs w:val="22"/>
+          <w:sz w:val="28"/>
+          <w:szCs w:val="28"/>
+        </w:rPr>
+        <w:t>scrollBar</w:t>
+      </w:r>
+      <w:proofErr w:type="spellEnd"/>
+      <w:r>
+        <w:rPr>
+          <w:rFonts w:ascii="Times New Roman" w:hAnsi="Times New Roman" w:cs="Times New Roman"/>
+          <w:sz w:val="28"/>
+          <w:szCs w:val="28"/>
         </w:rPr>
         <w:t>');</w:t>
       </w:r>
@@ -5072,13 +5919,15 @@
         <w:spacing w:before="57" w:after="217" w:line="202" w:lineRule="exact"/>
         <w:rPr>
           <w:rFonts w:ascii="Times New Roman" w:hAnsi="Times New Roman" w:cs="Times New Roman"/>
-          <w:szCs w:val="22"/>
-        </w:rPr>
-      </w:pPr>
-      <w:r>
-        <w:rPr>
-          <w:rFonts w:ascii="Times New Roman" w:hAnsi="Times New Roman" w:cs="Times New Roman"/>
-          <w:szCs w:val="22"/>
+          <w:sz w:val="28"/>
+          <w:szCs w:val="28"/>
+        </w:rPr>
+      </w:pPr>
+      <w:r>
+        <w:rPr>
+          <w:rFonts w:ascii="Times New Roman" w:hAnsi="Times New Roman" w:cs="Times New Roman"/>
+          <w:sz w:val="28"/>
+          <w:szCs w:val="28"/>
         </w:rPr>
         <w:t xml:space="preserve">  const </w:t>
       </w:r>
@@ -5086,7 +5935,83 @@
       <w:r>
         <w:rPr>
           <w:rFonts w:ascii="Times New Roman" w:hAnsi="Times New Roman" w:cs="Times New Roman"/>
-          <w:szCs w:val="22"/>
+          <w:sz w:val="28"/>
+          <w:szCs w:val="28"/>
+        </w:rPr>
+        <w:t>sliderValue</w:t>
+      </w:r>
+      <w:proofErr w:type="spellEnd"/>
+      <w:r>
+        <w:rPr>
+          <w:rFonts w:ascii="Times New Roman" w:hAnsi="Times New Roman" w:cs="Times New Roman"/>
+          <w:sz w:val="28"/>
+          <w:szCs w:val="28"/>
+        </w:rPr>
+        <w:t xml:space="preserve"> = </w:t>
+      </w:r>
+      <w:proofErr w:type="spellStart"/>
+      <w:proofErr w:type="gramStart"/>
+      <w:r>
+        <w:rPr>
+          <w:rFonts w:ascii="Times New Roman" w:hAnsi="Times New Roman" w:cs="Times New Roman"/>
+          <w:sz w:val="28"/>
+          <w:szCs w:val="28"/>
+        </w:rPr>
+        <w:t>document.getElementById</w:t>
+      </w:r>
+      <w:proofErr w:type="spellEnd"/>
+      <w:proofErr w:type="gramEnd"/>
+      <w:r>
+        <w:rPr>
+          <w:rFonts w:ascii="Times New Roman" w:hAnsi="Times New Roman" w:cs="Times New Roman"/>
+          <w:sz w:val="28"/>
+          <w:szCs w:val="28"/>
+        </w:rPr>
+        <w:t>('</w:t>
+      </w:r>
+      <w:proofErr w:type="spellStart"/>
+      <w:r>
+        <w:rPr>
+          <w:rFonts w:ascii="Times New Roman" w:hAnsi="Times New Roman" w:cs="Times New Roman"/>
+          <w:sz w:val="28"/>
+          <w:szCs w:val="28"/>
+        </w:rPr>
+        <w:t>sliderValue</w:t>
+      </w:r>
+      <w:proofErr w:type="spellEnd"/>
+      <w:r>
+        <w:rPr>
+          <w:rFonts w:ascii="Times New Roman" w:hAnsi="Times New Roman" w:cs="Times New Roman"/>
+          <w:sz w:val="28"/>
+          <w:szCs w:val="28"/>
+        </w:rPr>
+        <w:t>');</w:t>
+      </w:r>
+    </w:p>
+    <w:p>
+      <w:pPr>
+        <w:spacing w:before="57" w:after="217" w:line="202" w:lineRule="exact"/>
+        <w:rPr>
+          <w:rFonts w:ascii="Times New Roman" w:hAnsi="Times New Roman" w:cs="Times New Roman"/>
+          <w:sz w:val="28"/>
+          <w:szCs w:val="28"/>
+        </w:rPr>
+      </w:pPr>
+      <w:r>
+        <w:rPr>
+          <w:rFonts w:ascii="Times New Roman" w:hAnsi="Times New Roman" w:cs="Times New Roman"/>
+          <w:sz w:val="28"/>
+          <w:szCs w:val="28"/>
+        </w:rPr>
+        <w:lastRenderedPageBreak/>
+        <w:t xml:space="preserve">  const </w:t>
+      </w:r>
+      <w:proofErr w:type="spellStart"/>
+      <w:r>
+        <w:rPr>
+          <w:rFonts w:ascii="Times New Roman" w:hAnsi="Times New Roman" w:cs="Times New Roman"/>
+          <w:sz w:val="28"/>
+          <w:szCs w:val="28"/>
         </w:rPr>
         <w:t>okBtn</w:t>
       </w:r>
@@ -5094,7 +6019,8 @@
       <w:r>
         <w:rPr>
           <w:rFonts w:ascii="Times New Roman" w:hAnsi="Times New Roman" w:cs="Times New Roman"/>
-          <w:szCs w:val="22"/>
+          <w:sz w:val="28"/>
+          <w:szCs w:val="28"/>
         </w:rPr>
         <w:t xml:space="preserve"> = </w:t>
       </w:r>
@@ -5103,7 +6029,8 @@
       <w:r>
         <w:rPr>
           <w:rFonts w:ascii="Times New Roman" w:hAnsi="Times New Roman" w:cs="Times New Roman"/>
-          <w:szCs w:val="22"/>
+          <w:sz w:val="28"/>
+          <w:szCs w:val="28"/>
         </w:rPr>
         <w:t>document.getElementById</w:t>
       </w:r>
@@ -5112,9 +6039,10 @@
       <w:r>
         <w:rPr>
           <w:rFonts w:ascii="Times New Roman" w:hAnsi="Times New Roman" w:cs="Times New Roman"/>
-          <w:szCs w:val="22"/>
-        </w:rPr>
-        <w:t>('okWork1');</w:t>
+          <w:sz w:val="28"/>
+          <w:szCs w:val="28"/>
+        </w:rPr>
+        <w:t>('okWork2');</w:t>
       </w:r>
     </w:p>
     <w:p>
@@ -5122,13 +6050,15 @@
         <w:spacing w:before="57" w:after="217" w:line="202" w:lineRule="exact"/>
         <w:rPr>
           <w:rFonts w:ascii="Times New Roman" w:hAnsi="Times New Roman" w:cs="Times New Roman"/>
-          <w:szCs w:val="22"/>
-        </w:rPr>
-      </w:pPr>
-      <w:r>
-        <w:rPr>
-          <w:rFonts w:ascii="Times New Roman" w:hAnsi="Times New Roman" w:cs="Times New Roman"/>
-          <w:szCs w:val="22"/>
+          <w:sz w:val="28"/>
+          <w:szCs w:val="28"/>
+        </w:rPr>
+      </w:pPr>
+      <w:r>
+        <w:rPr>
+          <w:rFonts w:ascii="Times New Roman" w:hAnsi="Times New Roman" w:cs="Times New Roman"/>
+          <w:sz w:val="28"/>
+          <w:szCs w:val="28"/>
         </w:rPr>
         <w:t xml:space="preserve">  const </w:t>
       </w:r>
@@ -5136,7 +6066,8 @@
       <w:r>
         <w:rPr>
           <w:rFonts w:ascii="Times New Roman" w:hAnsi="Times New Roman" w:cs="Times New Roman"/>
-          <w:szCs w:val="22"/>
+          <w:sz w:val="28"/>
+          <w:szCs w:val="28"/>
         </w:rPr>
         <w:t>cancelBtn</w:t>
       </w:r>
@@ -5144,7 +6075,8 @@
       <w:r>
         <w:rPr>
           <w:rFonts w:ascii="Times New Roman" w:hAnsi="Times New Roman" w:cs="Times New Roman"/>
-          <w:szCs w:val="22"/>
+          <w:sz w:val="28"/>
+          <w:szCs w:val="28"/>
         </w:rPr>
         <w:t xml:space="preserve"> = </w:t>
       </w:r>
@@ -5153,7 +6085,8 @@
       <w:r>
         <w:rPr>
           <w:rFonts w:ascii="Times New Roman" w:hAnsi="Times New Roman" w:cs="Times New Roman"/>
-          <w:szCs w:val="22"/>
+          <w:sz w:val="28"/>
+          <w:szCs w:val="28"/>
         </w:rPr>
         <w:t>document.getElementById</w:t>
       </w:r>
@@ -5162,9 +6095,10 @@
       <w:r>
         <w:rPr>
           <w:rFonts w:ascii="Times New Roman" w:hAnsi="Times New Roman" w:cs="Times New Roman"/>
-          <w:szCs w:val="22"/>
-        </w:rPr>
-        <w:t>('cancelWork1');</w:t>
+          <w:sz w:val="28"/>
+          <w:szCs w:val="28"/>
+        </w:rPr>
+        <w:t>('cancelWork2');</w:t>
       </w:r>
     </w:p>
     <w:p>
@@ -5172,13 +6106,15 @@
         <w:spacing w:before="57" w:after="217" w:line="202" w:lineRule="exact"/>
         <w:rPr>
           <w:rFonts w:ascii="Times New Roman" w:hAnsi="Times New Roman" w:cs="Times New Roman"/>
-          <w:szCs w:val="22"/>
-        </w:rPr>
-      </w:pPr>
-      <w:r>
-        <w:rPr>
-          <w:rFonts w:ascii="Times New Roman" w:hAnsi="Times New Roman" w:cs="Times New Roman"/>
-          <w:szCs w:val="22"/>
+          <w:sz w:val="28"/>
+          <w:szCs w:val="28"/>
+        </w:rPr>
+      </w:pPr>
+      <w:r>
+        <w:rPr>
+          <w:rFonts w:ascii="Times New Roman" w:hAnsi="Times New Roman" w:cs="Times New Roman"/>
+          <w:sz w:val="28"/>
+          <w:szCs w:val="28"/>
         </w:rPr>
         <w:t xml:space="preserve">  const output = </w:t>
       </w:r>
@@ -5187,7 +6123,8 @@
       <w:r>
         <w:rPr>
           <w:rFonts w:ascii="Times New Roman" w:hAnsi="Times New Roman" w:cs="Times New Roman"/>
-          <w:szCs w:val="22"/>
+          <w:sz w:val="28"/>
+          <w:szCs w:val="28"/>
         </w:rPr>
         <w:t>document.getElementById</w:t>
       </w:r>
@@ -5196,7 +6133,8 @@
       <w:r>
         <w:rPr>
           <w:rFonts w:ascii="Times New Roman" w:hAnsi="Times New Roman" w:cs="Times New Roman"/>
-          <w:szCs w:val="22"/>
+          <w:sz w:val="28"/>
+          <w:szCs w:val="28"/>
         </w:rPr>
         <w:t>('output');</w:t>
       </w:r>
@@ -5206,7 +6144,8 @@
         <w:spacing w:before="57" w:after="217" w:line="202" w:lineRule="exact"/>
         <w:rPr>
           <w:rFonts w:ascii="Times New Roman" w:hAnsi="Times New Roman" w:cs="Times New Roman"/>
-          <w:szCs w:val="22"/>
+          <w:sz w:val="28"/>
+          <w:szCs w:val="28"/>
         </w:rPr>
       </w:pPr>
     </w:p>
@@ -5215,13 +6154,15 @@
         <w:spacing w:before="57" w:after="217" w:line="202" w:lineRule="exact"/>
         <w:rPr>
           <w:rFonts w:ascii="Times New Roman" w:hAnsi="Times New Roman" w:cs="Times New Roman"/>
-          <w:szCs w:val="22"/>
-        </w:rPr>
-      </w:pPr>
-      <w:r>
-        <w:rPr>
-          <w:rFonts w:ascii="Times New Roman" w:hAnsi="Times New Roman" w:cs="Times New Roman"/>
-          <w:szCs w:val="22"/>
+          <w:sz w:val="28"/>
+          <w:szCs w:val="28"/>
+        </w:rPr>
+      </w:pPr>
+      <w:r>
+        <w:rPr>
+          <w:rFonts w:ascii="Times New Roman" w:hAnsi="Times New Roman" w:cs="Times New Roman"/>
+          <w:sz w:val="28"/>
+          <w:szCs w:val="28"/>
         </w:rPr>
         <w:t xml:space="preserve">  </w:t>
       </w:r>
@@ -5229,17 +6170,19 @@
       <w:r>
         <w:rPr>
           <w:rFonts w:ascii="Times New Roman" w:hAnsi="Times New Roman" w:cs="Times New Roman"/>
-          <w:szCs w:val="22"/>
-        </w:rPr>
-        <w:t>input.value</w:t>
-      </w:r>
-      <w:proofErr w:type="spellEnd"/>
-      <w:r>
-        <w:rPr>
-          <w:rFonts w:ascii="Times New Roman" w:hAnsi="Times New Roman" w:cs="Times New Roman"/>
-          <w:szCs w:val="22"/>
-        </w:rPr>
-        <w:t xml:space="preserve"> = '';</w:t>
+          <w:sz w:val="28"/>
+          <w:szCs w:val="28"/>
+        </w:rPr>
+        <w:t>slider.value</w:t>
+      </w:r>
+      <w:proofErr w:type="spellEnd"/>
+      <w:r>
+        <w:rPr>
+          <w:rFonts w:ascii="Times New Roman" w:hAnsi="Times New Roman" w:cs="Times New Roman"/>
+          <w:sz w:val="28"/>
+          <w:szCs w:val="28"/>
+        </w:rPr>
+        <w:t xml:space="preserve"> = 0;</w:t>
       </w:r>
     </w:p>
     <w:p>
@@ -5247,22 +6190,97 @@
         <w:spacing w:before="57" w:after="217" w:line="202" w:lineRule="exact"/>
         <w:rPr>
           <w:rFonts w:ascii="Times New Roman" w:hAnsi="Times New Roman" w:cs="Times New Roman"/>
-          <w:szCs w:val="22"/>
-        </w:rPr>
-      </w:pPr>
-      <w:r>
-        <w:rPr>
-          <w:rFonts w:ascii="Times New Roman" w:hAnsi="Times New Roman" w:cs="Times New Roman"/>
-          <w:szCs w:val="22"/>
+          <w:sz w:val="28"/>
+          <w:szCs w:val="28"/>
+        </w:rPr>
+      </w:pPr>
+      <w:r>
+        <w:rPr>
+          <w:rFonts w:ascii="Times New Roman" w:hAnsi="Times New Roman" w:cs="Times New Roman"/>
+          <w:sz w:val="28"/>
+          <w:szCs w:val="28"/>
         </w:rPr>
         <w:t xml:space="preserve">  </w:t>
       </w:r>
       <w:proofErr w:type="spellStart"/>
+      <w:r>
+        <w:rPr>
+          <w:rFonts w:ascii="Times New Roman" w:hAnsi="Times New Roman" w:cs="Times New Roman"/>
+          <w:sz w:val="28"/>
+          <w:szCs w:val="28"/>
+        </w:rPr>
+        <w:t>sliderValue.textContent</w:t>
+      </w:r>
+      <w:proofErr w:type="spellEnd"/>
+      <w:r>
+        <w:rPr>
+          <w:rFonts w:ascii="Times New Roman" w:hAnsi="Times New Roman" w:cs="Times New Roman"/>
+          <w:sz w:val="28"/>
+          <w:szCs w:val="28"/>
+        </w:rPr>
+        <w:t xml:space="preserve"> = `${</w:t>
+      </w:r>
+      <w:proofErr w:type="spellStart"/>
+      <w:r>
+        <w:rPr>
+          <w:rFonts w:ascii="Times New Roman" w:hAnsi="Times New Roman" w:cs="Times New Roman"/>
+          <w:sz w:val="28"/>
+          <w:szCs w:val="28"/>
+        </w:rPr>
+        <w:t>slider.</w:t>
+      </w:r>
       <w:proofErr w:type="gramStart"/>
       <w:r>
         <w:rPr>
           <w:rFonts w:ascii="Times New Roman" w:hAnsi="Times New Roman" w:cs="Times New Roman"/>
-          <w:szCs w:val="22"/>
+          <w:sz w:val="28"/>
+          <w:szCs w:val="28"/>
+        </w:rPr>
+        <w:t>value</w:t>
+      </w:r>
+      <w:proofErr w:type="spellEnd"/>
+      <w:r>
+        <w:rPr>
+          <w:rFonts w:ascii="Times New Roman" w:hAnsi="Times New Roman" w:cs="Times New Roman"/>
+          <w:sz w:val="28"/>
+          <w:szCs w:val="28"/>
+        </w:rPr>
+        <w:t>}`</w:t>
+      </w:r>
+      <w:proofErr w:type="gramEnd"/>
+      <w:r>
+        <w:rPr>
+          <w:rFonts w:ascii="Times New Roman" w:hAnsi="Times New Roman" w:cs="Times New Roman"/>
+          <w:sz w:val="28"/>
+          <w:szCs w:val="28"/>
+        </w:rPr>
+        <w:t>;</w:t>
+      </w:r>
+    </w:p>
+    <w:p>
+      <w:pPr>
+        <w:spacing w:before="57" w:after="217" w:line="202" w:lineRule="exact"/>
+        <w:rPr>
+          <w:rFonts w:ascii="Times New Roman" w:hAnsi="Times New Roman" w:cs="Times New Roman"/>
+          <w:sz w:val="28"/>
+          <w:szCs w:val="28"/>
+        </w:rPr>
+      </w:pPr>
+      <w:r>
+        <w:rPr>
+          <w:rFonts w:ascii="Times New Roman" w:hAnsi="Times New Roman" w:cs="Times New Roman"/>
+          <w:sz w:val="28"/>
+          <w:szCs w:val="28"/>
+        </w:rPr>
+        <w:t xml:space="preserve">  </w:t>
+      </w:r>
+      <w:proofErr w:type="spellStart"/>
+      <w:proofErr w:type="gramStart"/>
+      <w:r>
+        <w:rPr>
+          <w:rFonts w:ascii="Times New Roman" w:hAnsi="Times New Roman" w:cs="Times New Roman"/>
+          <w:sz w:val="28"/>
+          <w:szCs w:val="28"/>
         </w:rPr>
         <w:t>dialog.classList.remove</w:t>
       </w:r>
@@ -5271,7 +6289,8 @@
       <w:r>
         <w:rPr>
           <w:rFonts w:ascii="Times New Roman" w:hAnsi="Times New Roman" w:cs="Times New Roman"/>
-          <w:szCs w:val="22"/>
+          <w:sz w:val="28"/>
+          <w:szCs w:val="28"/>
         </w:rPr>
         <w:t>('hidden');</w:t>
       </w:r>
@@ -5281,7 +6300,8 @@
         <w:spacing w:before="57" w:after="217" w:line="202" w:lineRule="exact"/>
         <w:rPr>
           <w:rFonts w:ascii="Times New Roman" w:hAnsi="Times New Roman" w:cs="Times New Roman"/>
-          <w:szCs w:val="22"/>
+          <w:sz w:val="28"/>
+          <w:szCs w:val="28"/>
         </w:rPr>
       </w:pPr>
     </w:p>
@@ -5290,31 +6310,37 @@
         <w:spacing w:before="57" w:after="217" w:line="202" w:lineRule="exact"/>
         <w:rPr>
           <w:rFonts w:ascii="Times New Roman" w:hAnsi="Times New Roman" w:cs="Times New Roman"/>
-          <w:szCs w:val="22"/>
-        </w:rPr>
-      </w:pPr>
-      <w:r>
-        <w:rPr>
-          <w:rFonts w:ascii="Times New Roman" w:hAnsi="Times New Roman" w:cs="Times New Roman"/>
-          <w:szCs w:val="22"/>
+          <w:sz w:val="28"/>
+          <w:szCs w:val="28"/>
+        </w:rPr>
+      </w:pPr>
+      <w:r>
+        <w:rPr>
+          <w:rFonts w:ascii="Times New Roman" w:hAnsi="Times New Roman" w:cs="Times New Roman"/>
+          <w:sz w:val="28"/>
+          <w:szCs w:val="28"/>
         </w:rPr>
         <w:t xml:space="preserve">  </w:t>
       </w:r>
       <w:proofErr w:type="spellStart"/>
-      <w:r>
-        <w:rPr>
-          <w:rFonts w:ascii="Times New Roman" w:hAnsi="Times New Roman" w:cs="Times New Roman"/>
-          <w:szCs w:val="22"/>
-        </w:rPr>
-        <w:t>okBtn.onclick</w:t>
-      </w:r>
-      <w:proofErr w:type="spellEnd"/>
-      <w:r>
-        <w:rPr>
-          <w:rFonts w:ascii="Times New Roman" w:hAnsi="Times New Roman" w:cs="Times New Roman"/>
-          <w:szCs w:val="22"/>
-        </w:rPr>
-        <w:t xml:space="preserve"> = function () {</w:t>
+      <w:proofErr w:type="gramStart"/>
+      <w:r>
+        <w:rPr>
+          <w:rFonts w:ascii="Times New Roman" w:hAnsi="Times New Roman" w:cs="Times New Roman"/>
+          <w:sz w:val="28"/>
+          <w:szCs w:val="28"/>
+        </w:rPr>
+        <w:t>slider.addEventListener</w:t>
+      </w:r>
+      <w:proofErr w:type="spellEnd"/>
+      <w:proofErr w:type="gramEnd"/>
+      <w:r>
+        <w:rPr>
+          <w:rFonts w:ascii="Times New Roman" w:hAnsi="Times New Roman" w:cs="Times New Roman"/>
+          <w:sz w:val="28"/>
+          <w:szCs w:val="28"/>
+        </w:rPr>
+        <w:t>('input', function () {</w:t>
       </w:r>
     </w:p>
     <w:p>
@@ -5322,22 +6348,143 @@
         <w:spacing w:before="57" w:after="217" w:line="202" w:lineRule="exact"/>
         <w:rPr>
           <w:rFonts w:ascii="Times New Roman" w:hAnsi="Times New Roman" w:cs="Times New Roman"/>
-          <w:szCs w:val="22"/>
-        </w:rPr>
-      </w:pPr>
-      <w:r>
-        <w:rPr>
-          <w:rFonts w:ascii="Times New Roman" w:hAnsi="Times New Roman" w:cs="Times New Roman"/>
-          <w:szCs w:val="22"/>
+          <w:sz w:val="28"/>
+          <w:szCs w:val="28"/>
+        </w:rPr>
+      </w:pPr>
+      <w:r>
+        <w:rPr>
+          <w:rFonts w:ascii="Times New Roman" w:hAnsi="Times New Roman" w:cs="Times New Roman"/>
+          <w:sz w:val="28"/>
+          <w:szCs w:val="28"/>
         </w:rPr>
         <w:t xml:space="preserve">    </w:t>
       </w:r>
       <w:proofErr w:type="spellStart"/>
+      <w:r>
+        <w:rPr>
+          <w:rFonts w:ascii="Times New Roman" w:hAnsi="Times New Roman" w:cs="Times New Roman"/>
+          <w:sz w:val="28"/>
+          <w:szCs w:val="28"/>
+        </w:rPr>
+        <w:t>sliderValue.textContent</w:t>
+      </w:r>
+      <w:proofErr w:type="spellEnd"/>
+      <w:r>
+        <w:rPr>
+          <w:rFonts w:ascii="Times New Roman" w:hAnsi="Times New Roman" w:cs="Times New Roman"/>
+          <w:sz w:val="28"/>
+          <w:szCs w:val="28"/>
+        </w:rPr>
+        <w:t xml:space="preserve"> = </w:t>
+      </w:r>
+      <w:proofErr w:type="spellStart"/>
+      <w:r>
+        <w:rPr>
+          <w:rFonts w:ascii="Times New Roman" w:hAnsi="Times New Roman" w:cs="Times New Roman"/>
+          <w:sz w:val="28"/>
+          <w:szCs w:val="28"/>
+        </w:rPr>
+        <w:t>slider.value</w:t>
+      </w:r>
+      <w:proofErr w:type="spellEnd"/>
+      <w:r>
+        <w:rPr>
+          <w:rFonts w:ascii="Times New Roman" w:hAnsi="Times New Roman" w:cs="Times New Roman"/>
+          <w:sz w:val="28"/>
+          <w:szCs w:val="28"/>
+        </w:rPr>
+        <w:t>;</w:t>
+      </w:r>
+    </w:p>
+    <w:p>
+      <w:pPr>
+        <w:spacing w:before="57" w:after="217" w:line="202" w:lineRule="exact"/>
+        <w:rPr>
+          <w:rFonts w:ascii="Times New Roman" w:hAnsi="Times New Roman" w:cs="Times New Roman"/>
+          <w:sz w:val="28"/>
+          <w:szCs w:val="28"/>
+        </w:rPr>
+      </w:pPr>
+      <w:r>
+        <w:rPr>
+          <w:rFonts w:ascii="Times New Roman" w:hAnsi="Times New Roman" w:cs="Times New Roman"/>
+          <w:sz w:val="28"/>
+          <w:szCs w:val="28"/>
+        </w:rPr>
+        <w:t xml:space="preserve">  });</w:t>
+      </w:r>
+    </w:p>
+    <w:p>
+      <w:pPr>
+        <w:spacing w:before="57" w:after="217" w:line="202" w:lineRule="exact"/>
+        <w:rPr>
+          <w:rFonts w:ascii="Times New Roman" w:hAnsi="Times New Roman" w:cs="Times New Roman"/>
+          <w:sz w:val="28"/>
+          <w:szCs w:val="28"/>
+        </w:rPr>
+      </w:pPr>
+    </w:p>
+    <w:p>
+      <w:pPr>
+        <w:spacing w:before="57" w:after="217" w:line="202" w:lineRule="exact"/>
+        <w:rPr>
+          <w:rFonts w:ascii="Times New Roman" w:hAnsi="Times New Roman" w:cs="Times New Roman"/>
+          <w:sz w:val="28"/>
+          <w:szCs w:val="28"/>
+        </w:rPr>
+      </w:pPr>
+      <w:r>
+        <w:rPr>
+          <w:rFonts w:ascii="Times New Roman" w:hAnsi="Times New Roman" w:cs="Times New Roman"/>
+          <w:sz w:val="28"/>
+          <w:szCs w:val="28"/>
+        </w:rPr>
+        <w:t xml:space="preserve">  </w:t>
+      </w:r>
+      <w:proofErr w:type="spellStart"/>
+      <w:r>
+        <w:rPr>
+          <w:rFonts w:ascii="Times New Roman" w:hAnsi="Times New Roman" w:cs="Times New Roman"/>
+          <w:sz w:val="28"/>
+          <w:szCs w:val="28"/>
+        </w:rPr>
+        <w:t>okBtn.addEventListener</w:t>
+      </w:r>
+      <w:proofErr w:type="spellEnd"/>
+      <w:r>
+        <w:rPr>
+          <w:rFonts w:ascii="Times New Roman" w:hAnsi="Times New Roman" w:cs="Times New Roman"/>
+          <w:sz w:val="28"/>
+          <w:szCs w:val="28"/>
+        </w:rPr>
+        <w:t>('click', function () {</w:t>
+      </w:r>
+    </w:p>
+    <w:p>
+      <w:pPr>
+        <w:spacing w:before="57" w:after="217" w:line="202" w:lineRule="exact"/>
+        <w:rPr>
+          <w:rFonts w:ascii="Times New Roman" w:hAnsi="Times New Roman" w:cs="Times New Roman"/>
+          <w:sz w:val="28"/>
+          <w:szCs w:val="28"/>
+        </w:rPr>
+      </w:pPr>
+      <w:r>
+        <w:rPr>
+          <w:rFonts w:ascii="Times New Roman" w:hAnsi="Times New Roman" w:cs="Times New Roman"/>
+          <w:sz w:val="28"/>
+          <w:szCs w:val="28"/>
+        </w:rPr>
+        <w:t xml:space="preserve">    </w:t>
+      </w:r>
+      <w:proofErr w:type="spellStart"/>
       <w:proofErr w:type="gramStart"/>
       <w:r>
         <w:rPr>
           <w:rFonts w:ascii="Times New Roman" w:hAnsi="Times New Roman" w:cs="Times New Roman"/>
-          <w:szCs w:val="22"/>
+          <w:sz w:val="28"/>
+          <w:szCs w:val="28"/>
         </w:rPr>
         <w:t>output.textContent</w:t>
       </w:r>
@@ -5346,7 +6493,8 @@
       <w:r>
         <w:rPr>
           <w:rFonts w:ascii="Times New Roman" w:hAnsi="Times New Roman" w:cs="Times New Roman"/>
-          <w:szCs w:val="22"/>
+          <w:sz w:val="28"/>
+          <w:szCs w:val="28"/>
         </w:rPr>
         <w:t xml:space="preserve"> = </w:t>
       </w:r>
@@ -5354,15 +6502,17 @@
       <w:r>
         <w:rPr>
           <w:rFonts w:ascii="Times New Roman" w:hAnsi="Times New Roman" w:cs="Times New Roman"/>
-          <w:szCs w:val="22"/>
-        </w:rPr>
-        <w:t>input.value</w:t>
-      </w:r>
-      <w:proofErr w:type="spellEnd"/>
-      <w:r>
-        <w:rPr>
-          <w:rFonts w:ascii="Times New Roman" w:hAnsi="Times New Roman" w:cs="Times New Roman"/>
-          <w:szCs w:val="22"/>
+          <w:sz w:val="28"/>
+          <w:szCs w:val="28"/>
+        </w:rPr>
+        <w:t>slider.value</w:t>
+      </w:r>
+      <w:proofErr w:type="spellEnd"/>
+      <w:r>
+        <w:rPr>
+          <w:rFonts w:ascii="Times New Roman" w:hAnsi="Times New Roman" w:cs="Times New Roman"/>
+          <w:sz w:val="28"/>
+          <w:szCs w:val="28"/>
         </w:rPr>
         <w:t>;</w:t>
       </w:r>
@@ -5372,13 +6522,15 @@
         <w:spacing w:before="57" w:after="217" w:line="202" w:lineRule="exact"/>
         <w:rPr>
           <w:rFonts w:ascii="Times New Roman" w:hAnsi="Times New Roman" w:cs="Times New Roman"/>
-          <w:szCs w:val="22"/>
-        </w:rPr>
-      </w:pPr>
-      <w:r>
-        <w:rPr>
-          <w:rFonts w:ascii="Times New Roman" w:hAnsi="Times New Roman" w:cs="Times New Roman"/>
-          <w:szCs w:val="22"/>
+          <w:sz w:val="28"/>
+          <w:szCs w:val="28"/>
+        </w:rPr>
+      </w:pPr>
+      <w:r>
+        <w:rPr>
+          <w:rFonts w:ascii="Times New Roman" w:hAnsi="Times New Roman" w:cs="Times New Roman"/>
+          <w:sz w:val="28"/>
+          <w:szCs w:val="28"/>
         </w:rPr>
         <w:t xml:space="preserve">    </w:t>
       </w:r>
@@ -5386,7 +6538,8 @@
       <w:r>
         <w:rPr>
           <w:rFonts w:ascii="Times New Roman" w:hAnsi="Times New Roman" w:cs="Times New Roman"/>
-          <w:szCs w:val="22"/>
+          <w:sz w:val="28"/>
+          <w:szCs w:val="28"/>
         </w:rPr>
         <w:t>dialog.classList.add</w:t>
       </w:r>
@@ -5394,7 +6547,8 @@
       <w:r>
         <w:rPr>
           <w:rFonts w:ascii="Times New Roman" w:hAnsi="Times New Roman" w:cs="Times New Roman"/>
-          <w:szCs w:val="22"/>
+          <w:sz w:val="28"/>
+          <w:szCs w:val="28"/>
         </w:rPr>
         <w:t>('hidden');</w:t>
       </w:r>
@@ -5404,15 +6558,17 @@
         <w:spacing w:before="57" w:after="217" w:line="202" w:lineRule="exact"/>
         <w:rPr>
           <w:rFonts w:ascii="Times New Roman" w:hAnsi="Times New Roman" w:cs="Times New Roman"/>
-          <w:szCs w:val="22"/>
-        </w:rPr>
-      </w:pPr>
-      <w:r>
-        <w:rPr>
-          <w:rFonts w:ascii="Times New Roman" w:hAnsi="Times New Roman" w:cs="Times New Roman"/>
-          <w:szCs w:val="22"/>
-        </w:rPr>
-        <w:t xml:space="preserve">  };</w:t>
+          <w:sz w:val="28"/>
+          <w:szCs w:val="28"/>
+        </w:rPr>
+      </w:pPr>
+      <w:r>
+        <w:rPr>
+          <w:rFonts w:ascii="Times New Roman" w:hAnsi="Times New Roman" w:cs="Times New Roman"/>
+          <w:sz w:val="28"/>
+          <w:szCs w:val="28"/>
+        </w:rPr>
+        <w:t xml:space="preserve">  });</w:t>
       </w:r>
     </w:p>
     <w:p>
@@ -5420,7 +6576,8 @@
         <w:spacing w:before="57" w:after="217" w:line="202" w:lineRule="exact"/>
         <w:rPr>
           <w:rFonts w:ascii="Times New Roman" w:hAnsi="Times New Roman" w:cs="Times New Roman"/>
-          <w:szCs w:val="22"/>
+          <w:sz w:val="28"/>
+          <w:szCs w:val="28"/>
         </w:rPr>
       </w:pPr>
     </w:p>
@@ -5429,13 +6586,15 @@
         <w:spacing w:before="57" w:after="217" w:line="202" w:lineRule="exact"/>
         <w:rPr>
           <w:rFonts w:ascii="Times New Roman" w:hAnsi="Times New Roman" w:cs="Times New Roman"/>
-          <w:szCs w:val="22"/>
-        </w:rPr>
-      </w:pPr>
-      <w:r>
-        <w:rPr>
-          <w:rFonts w:ascii="Times New Roman" w:hAnsi="Times New Roman" w:cs="Times New Roman"/>
-          <w:szCs w:val="22"/>
+          <w:sz w:val="28"/>
+          <w:szCs w:val="28"/>
+        </w:rPr>
+      </w:pPr>
+      <w:r>
+        <w:rPr>
+          <w:rFonts w:ascii="Times New Roman" w:hAnsi="Times New Roman" w:cs="Times New Roman"/>
+          <w:sz w:val="28"/>
+          <w:szCs w:val="28"/>
         </w:rPr>
         <w:t xml:space="preserve">  </w:t>
       </w:r>
@@ -5443,17 +6602,19 @@
       <w:r>
         <w:rPr>
           <w:rFonts w:ascii="Times New Roman" w:hAnsi="Times New Roman" w:cs="Times New Roman"/>
-          <w:szCs w:val="22"/>
-        </w:rPr>
-        <w:t>cancelBtn.onclick</w:t>
-      </w:r>
-      <w:proofErr w:type="spellEnd"/>
-      <w:r>
-        <w:rPr>
-          <w:rFonts w:ascii="Times New Roman" w:hAnsi="Times New Roman" w:cs="Times New Roman"/>
-          <w:szCs w:val="22"/>
-        </w:rPr>
-        <w:t xml:space="preserve"> = function () {</w:t>
+          <w:sz w:val="28"/>
+          <w:szCs w:val="28"/>
+        </w:rPr>
+        <w:t>cancelBtn.addEventListener</w:t>
+      </w:r>
+      <w:proofErr w:type="spellEnd"/>
+      <w:r>
+        <w:rPr>
+          <w:rFonts w:ascii="Times New Roman" w:hAnsi="Times New Roman" w:cs="Times New Roman"/>
+          <w:sz w:val="28"/>
+          <w:szCs w:val="28"/>
+        </w:rPr>
+        <w:t>('click', function () {</w:t>
       </w:r>
     </w:p>
     <w:p>
@@ -5461,13 +6622,15 @@
         <w:spacing w:before="57" w:after="217" w:line="202" w:lineRule="exact"/>
         <w:rPr>
           <w:rFonts w:ascii="Times New Roman" w:hAnsi="Times New Roman" w:cs="Times New Roman"/>
-          <w:szCs w:val="22"/>
-        </w:rPr>
-      </w:pPr>
-      <w:r>
-        <w:rPr>
-          <w:rFonts w:ascii="Times New Roman" w:hAnsi="Times New Roman" w:cs="Times New Roman"/>
-          <w:szCs w:val="22"/>
+          <w:sz w:val="28"/>
+          <w:szCs w:val="28"/>
+        </w:rPr>
+      </w:pPr>
+      <w:r>
+        <w:rPr>
+          <w:rFonts w:ascii="Times New Roman" w:hAnsi="Times New Roman" w:cs="Times New Roman"/>
+          <w:sz w:val="28"/>
+          <w:szCs w:val="28"/>
         </w:rPr>
         <w:t xml:space="preserve">    </w:t>
       </w:r>
@@ -5475,7 +6638,8 @@
       <w:r>
         <w:rPr>
           <w:rFonts w:ascii="Times New Roman" w:hAnsi="Times New Roman" w:cs="Times New Roman"/>
-          <w:szCs w:val="22"/>
+          <w:sz w:val="28"/>
+          <w:szCs w:val="28"/>
         </w:rPr>
         <w:t>dialog.classList.add</w:t>
       </w:r>
@@ -5483,7 +6647,8 @@
       <w:r>
         <w:rPr>
           <w:rFonts w:ascii="Times New Roman" w:hAnsi="Times New Roman" w:cs="Times New Roman"/>
-          <w:szCs w:val="22"/>
+          <w:sz w:val="28"/>
+          <w:szCs w:val="28"/>
         </w:rPr>
         <w:t>('hidden');</w:t>
       </w:r>
@@ -5493,15 +6658,17 @@
         <w:spacing w:before="57" w:after="217" w:line="202" w:lineRule="exact"/>
         <w:rPr>
           <w:rFonts w:ascii="Times New Roman" w:hAnsi="Times New Roman" w:cs="Times New Roman"/>
-          <w:szCs w:val="22"/>
-        </w:rPr>
-      </w:pPr>
-      <w:r>
-        <w:rPr>
-          <w:rFonts w:ascii="Times New Roman" w:hAnsi="Times New Roman" w:cs="Times New Roman"/>
-          <w:szCs w:val="22"/>
-        </w:rPr>
-        <w:t xml:space="preserve">  };</w:t>
+          <w:sz w:val="28"/>
+          <w:szCs w:val="28"/>
+        </w:rPr>
+      </w:pPr>
+      <w:r>
+        <w:rPr>
+          <w:rFonts w:ascii="Times New Roman" w:hAnsi="Times New Roman" w:cs="Times New Roman"/>
+          <w:sz w:val="28"/>
+          <w:szCs w:val="28"/>
+        </w:rPr>
+        <w:t xml:space="preserve">  });</w:t>
       </w:r>
     </w:p>
     <w:p>
@@ -5509,920 +6676,21 @@
         <w:spacing w:before="57" w:after="217" w:line="202" w:lineRule="exact"/>
         <w:rPr>
           <w:rFonts w:ascii="Times New Roman" w:hAnsi="Times New Roman" w:cs="Times New Roman"/>
-          <w:szCs w:val="22"/>
-        </w:rPr>
-      </w:pPr>
-      <w:r>
-        <w:rPr>
-          <w:rFonts w:ascii="Times New Roman" w:hAnsi="Times New Roman" w:cs="Times New Roman"/>
-          <w:szCs w:val="22"/>
+          <w:sz w:val="28"/>
+          <w:szCs w:val="28"/>
+        </w:rPr>
+      </w:pPr>
+      <w:r>
+        <w:rPr>
+          <w:rFonts w:ascii="Times New Roman" w:hAnsi="Times New Roman" w:cs="Times New Roman"/>
+          <w:sz w:val="28"/>
+          <w:szCs w:val="28"/>
         </w:rPr>
         <w:t>}</w:t>
       </w:r>
     </w:p>
     <w:p>
       <w:pPr>
-        <w:spacing w:before="57" w:after="217" w:line="202" w:lineRule="exact"/>
-        <w:rPr>
-          <w:rFonts w:ascii="Times New Roman" w:hAnsi="Times New Roman" w:cs="Times New Roman"/>
-          <w:szCs w:val="22"/>
-        </w:rPr>
-      </w:pPr>
-    </w:p>
-    <w:p>
-      <w:pPr>
-        <w:spacing w:before="57" w:after="217" w:line="202" w:lineRule="exact"/>
-        <w:rPr>
-          <w:rFonts w:ascii="Times New Roman" w:hAnsi="Times New Roman" w:cs="Times New Roman"/>
-          <w:b/>
-          <w:bCs/>
-          <w:szCs w:val="22"/>
-        </w:rPr>
-      </w:pPr>
-    </w:p>
-    <w:p>
-      <w:pPr>
-        <w:spacing w:before="57" w:after="217" w:line="202" w:lineRule="exact"/>
-        <w:rPr>
-          <w:rFonts w:ascii="Times New Roman" w:hAnsi="Times New Roman" w:cs="Times New Roman"/>
-          <w:b/>
-          <w:bCs/>
-          <w:szCs w:val="22"/>
-        </w:rPr>
-      </w:pPr>
-    </w:p>
-    <w:p>
-      <w:pPr>
-        <w:spacing w:before="57" w:after="217" w:line="202" w:lineRule="exact"/>
-        <w:rPr>
-          <w:rFonts w:ascii="Times New Roman" w:hAnsi="Times New Roman" w:cs="Times New Roman"/>
-          <w:b/>
-          <w:bCs/>
-          <w:szCs w:val="22"/>
-        </w:rPr>
-      </w:pPr>
-    </w:p>
-    <w:p>
-      <w:pPr>
-        <w:spacing w:before="57" w:after="217" w:line="202" w:lineRule="exact"/>
-        <w:rPr>
-          <w:rFonts w:ascii="Times New Roman" w:hAnsi="Times New Roman" w:cs="Times New Roman"/>
-          <w:b/>
-          <w:bCs/>
-          <w:szCs w:val="22"/>
-        </w:rPr>
-      </w:pPr>
-    </w:p>
-    <w:p>
-      <w:pPr>
-        <w:spacing w:before="57" w:after="217" w:line="202" w:lineRule="exact"/>
-        <w:rPr>
-          <w:rFonts w:ascii="Times New Roman" w:hAnsi="Times New Roman" w:cs="Times New Roman"/>
-          <w:b/>
-          <w:bCs/>
-          <w:szCs w:val="22"/>
-        </w:rPr>
-      </w:pPr>
-    </w:p>
-    <w:p>
-      <w:pPr>
-        <w:spacing w:before="57" w:after="217" w:line="202" w:lineRule="exact"/>
-        <w:rPr>
-          <w:rFonts w:ascii="Times New Roman" w:hAnsi="Times New Roman" w:cs="Times New Roman"/>
-          <w:b/>
-          <w:bCs/>
-          <w:szCs w:val="22"/>
-        </w:rPr>
-      </w:pPr>
-    </w:p>
-    <w:p>
-      <w:pPr>
-        <w:spacing w:before="57" w:after="217" w:line="202" w:lineRule="exact"/>
-        <w:rPr>
-          <w:rFonts w:ascii="Times New Roman" w:hAnsi="Times New Roman" w:cs="Times New Roman"/>
-          <w:b/>
-          <w:bCs/>
-          <w:szCs w:val="22"/>
-        </w:rPr>
-      </w:pPr>
-    </w:p>
-    <w:p>
-      <w:pPr>
-        <w:spacing w:before="57" w:after="217" w:line="202" w:lineRule="exact"/>
-        <w:rPr>
-          <w:rFonts w:ascii="Times New Roman" w:hAnsi="Times New Roman" w:cs="Times New Roman"/>
-          <w:b/>
-          <w:bCs/>
-          <w:szCs w:val="22"/>
-        </w:rPr>
-      </w:pPr>
-    </w:p>
-    <w:p>
-      <w:pPr>
-        <w:spacing w:before="57" w:after="217" w:line="202" w:lineRule="exact"/>
-        <w:rPr>
-          <w:rFonts w:ascii="Times New Roman" w:hAnsi="Times New Roman" w:cs="Times New Roman"/>
-          <w:b/>
-          <w:bCs/>
-          <w:szCs w:val="22"/>
-        </w:rPr>
-      </w:pPr>
-    </w:p>
-    <w:p>
-      <w:pPr>
-        <w:spacing w:before="57" w:after="217" w:line="202" w:lineRule="exact"/>
-        <w:rPr>
-          <w:rFonts w:ascii="Times New Roman" w:hAnsi="Times New Roman" w:cs="Times New Roman"/>
-          <w:b/>
-          <w:bCs/>
-          <w:sz w:val="28"/>
-          <w:szCs w:val="28"/>
-        </w:rPr>
-      </w:pPr>
-      <w:r>
-        <w:rPr>
-          <w:rFonts w:ascii="Times New Roman" w:hAnsi="Times New Roman" w:cs="Times New Roman"/>
-          <w:b/>
-          <w:bCs/>
-          <w:sz w:val="28"/>
-          <w:szCs w:val="28"/>
-        </w:rPr>
-        <w:lastRenderedPageBreak/>
-        <w:t>module2.js</w:t>
-      </w:r>
-    </w:p>
-    <w:p>
-      <w:pPr>
-        <w:spacing w:before="57" w:after="217" w:line="202" w:lineRule="exact"/>
-        <w:rPr>
-          <w:rFonts w:ascii="Times New Roman" w:hAnsi="Times New Roman" w:cs="Times New Roman"/>
-          <w:szCs w:val="22"/>
-        </w:rPr>
-      </w:pPr>
-      <w:r>
-        <w:rPr>
-          <w:rFonts w:ascii="Times New Roman" w:hAnsi="Times New Roman" w:cs="Times New Roman"/>
-          <w:szCs w:val="22"/>
-        </w:rPr>
-        <w:t>function startWork2() {</w:t>
-      </w:r>
-    </w:p>
-    <w:p>
-      <w:pPr>
-        <w:spacing w:before="57" w:after="217" w:line="202" w:lineRule="exact"/>
-        <w:rPr>
-          <w:rFonts w:ascii="Times New Roman" w:hAnsi="Times New Roman" w:cs="Times New Roman"/>
-          <w:szCs w:val="22"/>
-        </w:rPr>
-      </w:pPr>
-      <w:r>
-        <w:rPr>
-          <w:rFonts w:ascii="Times New Roman" w:hAnsi="Times New Roman" w:cs="Times New Roman"/>
-          <w:szCs w:val="22"/>
-        </w:rPr>
-        <w:t xml:space="preserve">  const dialog = </w:t>
-      </w:r>
-      <w:proofErr w:type="spellStart"/>
-      <w:proofErr w:type="gramStart"/>
-      <w:r>
-        <w:rPr>
-          <w:rFonts w:ascii="Times New Roman" w:hAnsi="Times New Roman" w:cs="Times New Roman"/>
-          <w:szCs w:val="22"/>
-        </w:rPr>
-        <w:t>document.getElementById</w:t>
-      </w:r>
-      <w:proofErr w:type="spellEnd"/>
-      <w:proofErr w:type="gramEnd"/>
-      <w:r>
-        <w:rPr>
-          <w:rFonts w:ascii="Times New Roman" w:hAnsi="Times New Roman" w:cs="Times New Roman"/>
-          <w:szCs w:val="22"/>
-        </w:rPr>
-        <w:t>('dialog2');</w:t>
-      </w:r>
-    </w:p>
-    <w:p>
-      <w:pPr>
-        <w:spacing w:before="57" w:after="217" w:line="202" w:lineRule="exact"/>
-        <w:rPr>
-          <w:rFonts w:ascii="Times New Roman" w:hAnsi="Times New Roman" w:cs="Times New Roman"/>
-          <w:szCs w:val="22"/>
-        </w:rPr>
-      </w:pPr>
-      <w:r>
-        <w:rPr>
-          <w:rFonts w:ascii="Times New Roman" w:hAnsi="Times New Roman" w:cs="Times New Roman"/>
-          <w:szCs w:val="22"/>
-        </w:rPr>
-        <w:t xml:space="preserve">  const slider = </w:t>
-      </w:r>
-      <w:proofErr w:type="spellStart"/>
-      <w:proofErr w:type="gramStart"/>
-      <w:r>
-        <w:rPr>
-          <w:rFonts w:ascii="Times New Roman" w:hAnsi="Times New Roman" w:cs="Times New Roman"/>
-          <w:szCs w:val="22"/>
-        </w:rPr>
-        <w:t>document.getElementById</w:t>
-      </w:r>
-      <w:proofErr w:type="spellEnd"/>
-      <w:proofErr w:type="gramEnd"/>
-      <w:r>
-        <w:rPr>
-          <w:rFonts w:ascii="Times New Roman" w:hAnsi="Times New Roman" w:cs="Times New Roman"/>
-          <w:szCs w:val="22"/>
-        </w:rPr>
-        <w:t>('</w:t>
-      </w:r>
-      <w:proofErr w:type="spellStart"/>
-      <w:r>
-        <w:rPr>
-          <w:rFonts w:ascii="Times New Roman" w:hAnsi="Times New Roman" w:cs="Times New Roman"/>
-          <w:szCs w:val="22"/>
-        </w:rPr>
-        <w:t>scrollBar</w:t>
-      </w:r>
-      <w:proofErr w:type="spellEnd"/>
-      <w:r>
-        <w:rPr>
-          <w:rFonts w:ascii="Times New Roman" w:hAnsi="Times New Roman" w:cs="Times New Roman"/>
-          <w:szCs w:val="22"/>
-        </w:rPr>
-        <w:t>');</w:t>
-      </w:r>
-    </w:p>
-    <w:p>
-      <w:pPr>
-        <w:spacing w:before="57" w:after="217" w:line="202" w:lineRule="exact"/>
-        <w:rPr>
-          <w:rFonts w:ascii="Times New Roman" w:hAnsi="Times New Roman" w:cs="Times New Roman"/>
-          <w:szCs w:val="22"/>
-        </w:rPr>
-      </w:pPr>
-      <w:r>
-        <w:rPr>
-          <w:rFonts w:ascii="Times New Roman" w:hAnsi="Times New Roman" w:cs="Times New Roman"/>
-          <w:szCs w:val="22"/>
-        </w:rPr>
-        <w:t xml:space="preserve">  const </w:t>
-      </w:r>
-      <w:proofErr w:type="spellStart"/>
-      <w:r>
-        <w:rPr>
-          <w:rFonts w:ascii="Times New Roman" w:hAnsi="Times New Roman" w:cs="Times New Roman"/>
-          <w:szCs w:val="22"/>
-        </w:rPr>
-        <w:t>sliderValue</w:t>
-      </w:r>
-      <w:proofErr w:type="spellEnd"/>
-      <w:r>
-        <w:rPr>
-          <w:rFonts w:ascii="Times New Roman" w:hAnsi="Times New Roman" w:cs="Times New Roman"/>
-          <w:szCs w:val="22"/>
-        </w:rPr>
-        <w:t xml:space="preserve"> = </w:t>
-      </w:r>
-      <w:proofErr w:type="spellStart"/>
-      <w:proofErr w:type="gramStart"/>
-      <w:r>
-        <w:rPr>
-          <w:rFonts w:ascii="Times New Roman" w:hAnsi="Times New Roman" w:cs="Times New Roman"/>
-          <w:szCs w:val="22"/>
-        </w:rPr>
-        <w:t>document.getElementById</w:t>
-      </w:r>
-      <w:proofErr w:type="spellEnd"/>
-      <w:proofErr w:type="gramEnd"/>
-      <w:r>
-        <w:rPr>
-          <w:rFonts w:ascii="Times New Roman" w:hAnsi="Times New Roman" w:cs="Times New Roman"/>
-          <w:szCs w:val="22"/>
-        </w:rPr>
-        <w:t>('</w:t>
-      </w:r>
-      <w:proofErr w:type="spellStart"/>
-      <w:r>
-        <w:rPr>
-          <w:rFonts w:ascii="Times New Roman" w:hAnsi="Times New Roman" w:cs="Times New Roman"/>
-          <w:szCs w:val="22"/>
-        </w:rPr>
-        <w:t>sliderValue</w:t>
-      </w:r>
-      <w:proofErr w:type="spellEnd"/>
-      <w:r>
-        <w:rPr>
-          <w:rFonts w:ascii="Times New Roman" w:hAnsi="Times New Roman" w:cs="Times New Roman"/>
-          <w:szCs w:val="22"/>
-        </w:rPr>
-        <w:t>');</w:t>
-      </w:r>
-    </w:p>
-    <w:p>
-      <w:pPr>
-        <w:spacing w:before="57" w:after="217" w:line="202" w:lineRule="exact"/>
-        <w:rPr>
-          <w:rFonts w:ascii="Times New Roman" w:hAnsi="Times New Roman" w:cs="Times New Roman"/>
-          <w:szCs w:val="22"/>
-        </w:rPr>
-      </w:pPr>
-      <w:r>
-        <w:rPr>
-          <w:rFonts w:ascii="Times New Roman" w:hAnsi="Times New Roman" w:cs="Times New Roman"/>
-          <w:szCs w:val="22"/>
-        </w:rPr>
-        <w:t xml:space="preserve">  const </w:t>
-      </w:r>
-      <w:proofErr w:type="spellStart"/>
-      <w:r>
-        <w:rPr>
-          <w:rFonts w:ascii="Times New Roman" w:hAnsi="Times New Roman" w:cs="Times New Roman"/>
-          <w:szCs w:val="22"/>
-        </w:rPr>
-        <w:t>okBtn</w:t>
-      </w:r>
-      <w:proofErr w:type="spellEnd"/>
-      <w:r>
-        <w:rPr>
-          <w:rFonts w:ascii="Times New Roman" w:hAnsi="Times New Roman" w:cs="Times New Roman"/>
-          <w:szCs w:val="22"/>
-        </w:rPr>
-        <w:t xml:space="preserve"> = </w:t>
-      </w:r>
-      <w:proofErr w:type="spellStart"/>
-      <w:proofErr w:type="gramStart"/>
-      <w:r>
-        <w:rPr>
-          <w:rFonts w:ascii="Times New Roman" w:hAnsi="Times New Roman" w:cs="Times New Roman"/>
-          <w:szCs w:val="22"/>
-        </w:rPr>
-        <w:t>document.getElementById</w:t>
-      </w:r>
-      <w:proofErr w:type="spellEnd"/>
-      <w:proofErr w:type="gramEnd"/>
-      <w:r>
-        <w:rPr>
-          <w:rFonts w:ascii="Times New Roman" w:hAnsi="Times New Roman" w:cs="Times New Roman"/>
-          <w:szCs w:val="22"/>
-        </w:rPr>
-        <w:t>('okWork2');</w:t>
-      </w:r>
-    </w:p>
-    <w:p>
-      <w:pPr>
-        <w:spacing w:before="57" w:after="217" w:line="202" w:lineRule="exact"/>
-        <w:rPr>
-          <w:rFonts w:ascii="Times New Roman" w:hAnsi="Times New Roman" w:cs="Times New Roman"/>
-          <w:szCs w:val="22"/>
-        </w:rPr>
-      </w:pPr>
-      <w:r>
-        <w:rPr>
-          <w:rFonts w:ascii="Times New Roman" w:hAnsi="Times New Roman" w:cs="Times New Roman"/>
-          <w:szCs w:val="22"/>
-        </w:rPr>
-        <w:t xml:space="preserve">  const </w:t>
-      </w:r>
-      <w:proofErr w:type="spellStart"/>
-      <w:r>
-        <w:rPr>
-          <w:rFonts w:ascii="Times New Roman" w:hAnsi="Times New Roman" w:cs="Times New Roman"/>
-          <w:szCs w:val="22"/>
-        </w:rPr>
-        <w:t>cancelBtn</w:t>
-      </w:r>
-      <w:proofErr w:type="spellEnd"/>
-      <w:r>
-        <w:rPr>
-          <w:rFonts w:ascii="Times New Roman" w:hAnsi="Times New Roman" w:cs="Times New Roman"/>
-          <w:szCs w:val="22"/>
-        </w:rPr>
-        <w:t xml:space="preserve"> = </w:t>
-      </w:r>
-      <w:proofErr w:type="spellStart"/>
-      <w:proofErr w:type="gramStart"/>
-      <w:r>
-        <w:rPr>
-          <w:rFonts w:ascii="Times New Roman" w:hAnsi="Times New Roman" w:cs="Times New Roman"/>
-          <w:szCs w:val="22"/>
-        </w:rPr>
-        <w:t>document.getElementById</w:t>
-      </w:r>
-      <w:proofErr w:type="spellEnd"/>
-      <w:proofErr w:type="gramEnd"/>
-      <w:r>
-        <w:rPr>
-          <w:rFonts w:ascii="Times New Roman" w:hAnsi="Times New Roman" w:cs="Times New Roman"/>
-          <w:szCs w:val="22"/>
-        </w:rPr>
-        <w:t>('cancelWork2');</w:t>
-      </w:r>
-    </w:p>
-    <w:p>
-      <w:pPr>
-        <w:spacing w:before="57" w:after="217" w:line="202" w:lineRule="exact"/>
-        <w:rPr>
-          <w:rFonts w:ascii="Times New Roman" w:hAnsi="Times New Roman" w:cs="Times New Roman"/>
-          <w:szCs w:val="22"/>
-        </w:rPr>
-      </w:pPr>
-      <w:r>
-        <w:rPr>
-          <w:rFonts w:ascii="Times New Roman" w:hAnsi="Times New Roman" w:cs="Times New Roman"/>
-          <w:szCs w:val="22"/>
-        </w:rPr>
-        <w:t xml:space="preserve">  const output = </w:t>
-      </w:r>
-      <w:proofErr w:type="spellStart"/>
-      <w:proofErr w:type="gramStart"/>
-      <w:r>
-        <w:rPr>
-          <w:rFonts w:ascii="Times New Roman" w:hAnsi="Times New Roman" w:cs="Times New Roman"/>
-          <w:szCs w:val="22"/>
-        </w:rPr>
-        <w:t>document.getElementById</w:t>
-      </w:r>
-      <w:proofErr w:type="spellEnd"/>
-      <w:proofErr w:type="gramEnd"/>
-      <w:r>
-        <w:rPr>
-          <w:rFonts w:ascii="Times New Roman" w:hAnsi="Times New Roman" w:cs="Times New Roman"/>
-          <w:szCs w:val="22"/>
-        </w:rPr>
-        <w:t>('output');</w:t>
-      </w:r>
-    </w:p>
-    <w:p>
-      <w:pPr>
-        <w:spacing w:before="57" w:after="217" w:line="202" w:lineRule="exact"/>
-        <w:rPr>
-          <w:rFonts w:ascii="Times New Roman" w:hAnsi="Times New Roman" w:cs="Times New Roman"/>
-          <w:szCs w:val="22"/>
-        </w:rPr>
-      </w:pPr>
-    </w:p>
-    <w:p>
-      <w:pPr>
-        <w:spacing w:before="57" w:after="217" w:line="202" w:lineRule="exact"/>
-        <w:rPr>
-          <w:rFonts w:ascii="Times New Roman" w:hAnsi="Times New Roman" w:cs="Times New Roman"/>
-          <w:szCs w:val="22"/>
-        </w:rPr>
-      </w:pPr>
-      <w:r>
-        <w:rPr>
-          <w:rFonts w:ascii="Times New Roman" w:hAnsi="Times New Roman" w:cs="Times New Roman"/>
-          <w:szCs w:val="22"/>
-        </w:rPr>
-        <w:t xml:space="preserve">  </w:t>
-      </w:r>
-      <w:proofErr w:type="spellStart"/>
-      <w:r>
-        <w:rPr>
-          <w:rFonts w:ascii="Times New Roman" w:hAnsi="Times New Roman" w:cs="Times New Roman"/>
-          <w:szCs w:val="22"/>
-        </w:rPr>
-        <w:t>slider.value</w:t>
-      </w:r>
-      <w:proofErr w:type="spellEnd"/>
-      <w:r>
-        <w:rPr>
-          <w:rFonts w:ascii="Times New Roman" w:hAnsi="Times New Roman" w:cs="Times New Roman"/>
-          <w:szCs w:val="22"/>
-        </w:rPr>
-        <w:t xml:space="preserve"> = 50;</w:t>
-      </w:r>
-    </w:p>
-    <w:p>
-      <w:pPr>
-        <w:spacing w:before="57" w:after="217" w:line="202" w:lineRule="exact"/>
-        <w:rPr>
-          <w:rFonts w:ascii="Times New Roman" w:hAnsi="Times New Roman" w:cs="Times New Roman"/>
-          <w:szCs w:val="22"/>
-        </w:rPr>
-      </w:pPr>
-      <w:r>
-        <w:rPr>
-          <w:rFonts w:ascii="Times New Roman" w:hAnsi="Times New Roman" w:cs="Times New Roman"/>
-          <w:szCs w:val="22"/>
-        </w:rPr>
-        <w:t xml:space="preserve">  </w:t>
-      </w:r>
-      <w:proofErr w:type="spellStart"/>
-      <w:r>
-        <w:rPr>
-          <w:rFonts w:ascii="Times New Roman" w:hAnsi="Times New Roman" w:cs="Times New Roman"/>
-          <w:szCs w:val="22"/>
-        </w:rPr>
-        <w:t>sliderValue.textContent</w:t>
-      </w:r>
-      <w:proofErr w:type="spellEnd"/>
-      <w:r>
-        <w:rPr>
-          <w:rFonts w:ascii="Times New Roman" w:hAnsi="Times New Roman" w:cs="Times New Roman"/>
-          <w:szCs w:val="22"/>
-        </w:rPr>
-        <w:t xml:space="preserve"> = '50';</w:t>
-      </w:r>
-    </w:p>
-    <w:p>
-      <w:pPr>
-        <w:spacing w:before="57" w:after="217" w:line="202" w:lineRule="exact"/>
-        <w:rPr>
-          <w:rFonts w:ascii="Times New Roman" w:hAnsi="Times New Roman" w:cs="Times New Roman"/>
-          <w:szCs w:val="22"/>
-        </w:rPr>
-      </w:pPr>
-      <w:r>
-        <w:rPr>
-          <w:rFonts w:ascii="Times New Roman" w:hAnsi="Times New Roman" w:cs="Times New Roman"/>
-          <w:szCs w:val="22"/>
-        </w:rPr>
-        <w:t xml:space="preserve">  </w:t>
-      </w:r>
-      <w:proofErr w:type="spellStart"/>
-      <w:proofErr w:type="gramStart"/>
-      <w:r>
-        <w:rPr>
-          <w:rFonts w:ascii="Times New Roman" w:hAnsi="Times New Roman" w:cs="Times New Roman"/>
-          <w:szCs w:val="22"/>
-        </w:rPr>
-        <w:t>dialog.classList.remove</w:t>
-      </w:r>
-      <w:proofErr w:type="spellEnd"/>
-      <w:proofErr w:type="gramEnd"/>
-      <w:r>
-        <w:rPr>
-          <w:rFonts w:ascii="Times New Roman" w:hAnsi="Times New Roman" w:cs="Times New Roman"/>
-          <w:szCs w:val="22"/>
-        </w:rPr>
-        <w:t>('hidden');</w:t>
-      </w:r>
-    </w:p>
-    <w:p>
-      <w:pPr>
-        <w:spacing w:before="57" w:after="217" w:line="202" w:lineRule="exact"/>
-        <w:rPr>
-          <w:rFonts w:ascii="Times New Roman" w:hAnsi="Times New Roman" w:cs="Times New Roman"/>
-          <w:szCs w:val="22"/>
-        </w:rPr>
-      </w:pPr>
-    </w:p>
-    <w:p>
-      <w:pPr>
-        <w:spacing w:before="57" w:after="217" w:line="202" w:lineRule="exact"/>
-        <w:rPr>
-          <w:rFonts w:ascii="Times New Roman" w:hAnsi="Times New Roman" w:cs="Times New Roman"/>
-          <w:szCs w:val="22"/>
-        </w:rPr>
-      </w:pPr>
-      <w:r>
-        <w:rPr>
-          <w:rFonts w:ascii="Times New Roman" w:hAnsi="Times New Roman" w:cs="Times New Roman"/>
-          <w:szCs w:val="22"/>
-        </w:rPr>
-        <w:t xml:space="preserve">  </w:t>
-      </w:r>
-      <w:proofErr w:type="spellStart"/>
-      <w:proofErr w:type="gramStart"/>
-      <w:r>
-        <w:rPr>
-          <w:rFonts w:ascii="Times New Roman" w:hAnsi="Times New Roman" w:cs="Times New Roman"/>
-          <w:szCs w:val="22"/>
-        </w:rPr>
-        <w:t>slider.oninput</w:t>
-      </w:r>
-      <w:proofErr w:type="spellEnd"/>
-      <w:proofErr w:type="gramEnd"/>
-      <w:r>
-        <w:rPr>
-          <w:rFonts w:ascii="Times New Roman" w:hAnsi="Times New Roman" w:cs="Times New Roman"/>
-          <w:szCs w:val="22"/>
-        </w:rPr>
-        <w:t xml:space="preserve"> = function () {</w:t>
-      </w:r>
-    </w:p>
-    <w:p>
-      <w:pPr>
-        <w:spacing w:before="57" w:after="217" w:line="202" w:lineRule="exact"/>
-        <w:rPr>
-          <w:rFonts w:ascii="Times New Roman" w:hAnsi="Times New Roman" w:cs="Times New Roman"/>
-          <w:szCs w:val="22"/>
-        </w:rPr>
-      </w:pPr>
-      <w:r>
-        <w:rPr>
-          <w:rFonts w:ascii="Times New Roman" w:hAnsi="Times New Roman" w:cs="Times New Roman"/>
-          <w:szCs w:val="22"/>
-        </w:rPr>
-        <w:t xml:space="preserve">    </w:t>
-      </w:r>
-      <w:proofErr w:type="spellStart"/>
-      <w:r>
-        <w:rPr>
-          <w:rFonts w:ascii="Times New Roman" w:hAnsi="Times New Roman" w:cs="Times New Roman"/>
-          <w:szCs w:val="22"/>
-        </w:rPr>
-        <w:t>sliderValue.textContent</w:t>
-      </w:r>
-      <w:proofErr w:type="spellEnd"/>
-      <w:r>
-        <w:rPr>
-          <w:rFonts w:ascii="Times New Roman" w:hAnsi="Times New Roman" w:cs="Times New Roman"/>
-          <w:szCs w:val="22"/>
-        </w:rPr>
-        <w:t xml:space="preserve"> = </w:t>
-      </w:r>
-      <w:proofErr w:type="spellStart"/>
-      <w:r>
-        <w:rPr>
-          <w:rFonts w:ascii="Times New Roman" w:hAnsi="Times New Roman" w:cs="Times New Roman"/>
-          <w:szCs w:val="22"/>
-        </w:rPr>
-        <w:t>slider.value</w:t>
-      </w:r>
-      <w:proofErr w:type="spellEnd"/>
-      <w:r>
-        <w:rPr>
-          <w:rFonts w:ascii="Times New Roman" w:hAnsi="Times New Roman" w:cs="Times New Roman"/>
-          <w:szCs w:val="22"/>
-        </w:rPr>
-        <w:t>;</w:t>
-      </w:r>
-    </w:p>
-    <w:p>
-      <w:pPr>
-        <w:spacing w:before="57" w:after="217" w:line="202" w:lineRule="exact"/>
-        <w:rPr>
-          <w:rFonts w:ascii="Times New Roman" w:hAnsi="Times New Roman" w:cs="Times New Roman"/>
-          <w:szCs w:val="22"/>
-        </w:rPr>
-      </w:pPr>
-      <w:r>
-        <w:rPr>
-          <w:rFonts w:ascii="Times New Roman" w:hAnsi="Times New Roman" w:cs="Times New Roman"/>
-          <w:szCs w:val="22"/>
-        </w:rPr>
-        <w:t xml:space="preserve">  };</w:t>
-      </w:r>
-    </w:p>
-    <w:p>
-      <w:pPr>
-        <w:spacing w:before="57" w:after="217" w:line="202" w:lineRule="exact"/>
-        <w:rPr>
-          <w:rFonts w:ascii="Times New Roman" w:hAnsi="Times New Roman" w:cs="Times New Roman"/>
-          <w:szCs w:val="22"/>
-        </w:rPr>
-      </w:pPr>
-    </w:p>
-    <w:p>
-      <w:pPr>
-        <w:spacing w:before="57" w:after="217" w:line="202" w:lineRule="exact"/>
-        <w:rPr>
-          <w:rFonts w:ascii="Times New Roman" w:hAnsi="Times New Roman" w:cs="Times New Roman"/>
-          <w:szCs w:val="22"/>
-        </w:rPr>
-      </w:pPr>
-      <w:r>
-        <w:rPr>
-          <w:rFonts w:ascii="Times New Roman" w:hAnsi="Times New Roman" w:cs="Times New Roman"/>
-          <w:szCs w:val="22"/>
-        </w:rPr>
-        <w:t xml:space="preserve">  </w:t>
-      </w:r>
-      <w:proofErr w:type="spellStart"/>
-      <w:r>
-        <w:rPr>
-          <w:rFonts w:ascii="Times New Roman" w:hAnsi="Times New Roman" w:cs="Times New Roman"/>
-          <w:szCs w:val="22"/>
-        </w:rPr>
-        <w:t>okBtn.onclick</w:t>
-      </w:r>
-      <w:proofErr w:type="spellEnd"/>
-      <w:r>
-        <w:rPr>
-          <w:rFonts w:ascii="Times New Roman" w:hAnsi="Times New Roman" w:cs="Times New Roman"/>
-          <w:szCs w:val="22"/>
-        </w:rPr>
-        <w:t xml:space="preserve"> = function () {</w:t>
-      </w:r>
-    </w:p>
-    <w:p>
-      <w:pPr>
-        <w:spacing w:before="57" w:after="217" w:line="202" w:lineRule="exact"/>
-        <w:rPr>
-          <w:rFonts w:ascii="Times New Roman" w:hAnsi="Times New Roman" w:cs="Times New Roman"/>
-          <w:szCs w:val="22"/>
-        </w:rPr>
-      </w:pPr>
-      <w:r>
-        <w:rPr>
-          <w:rFonts w:ascii="Times New Roman" w:hAnsi="Times New Roman" w:cs="Times New Roman"/>
-          <w:szCs w:val="22"/>
-        </w:rPr>
-        <w:t xml:space="preserve">    </w:t>
-      </w:r>
-      <w:proofErr w:type="spellStart"/>
-      <w:proofErr w:type="gramStart"/>
-      <w:r>
-        <w:rPr>
-          <w:rFonts w:ascii="Times New Roman" w:hAnsi="Times New Roman" w:cs="Times New Roman"/>
-          <w:szCs w:val="22"/>
-        </w:rPr>
-        <w:t>output.textContent</w:t>
-      </w:r>
-      <w:proofErr w:type="spellEnd"/>
-      <w:proofErr w:type="gramEnd"/>
-      <w:r>
-        <w:rPr>
-          <w:rFonts w:ascii="Times New Roman" w:hAnsi="Times New Roman" w:cs="Times New Roman"/>
-          <w:szCs w:val="22"/>
-        </w:rPr>
-        <w:t xml:space="preserve"> = </w:t>
-      </w:r>
-      <w:proofErr w:type="spellStart"/>
-      <w:r>
-        <w:rPr>
-          <w:rFonts w:ascii="Times New Roman" w:hAnsi="Times New Roman" w:cs="Times New Roman"/>
-          <w:szCs w:val="22"/>
-        </w:rPr>
-        <w:t>slider.value</w:t>
-      </w:r>
-      <w:proofErr w:type="spellEnd"/>
-      <w:r>
-        <w:rPr>
-          <w:rFonts w:ascii="Times New Roman" w:hAnsi="Times New Roman" w:cs="Times New Roman"/>
-          <w:szCs w:val="22"/>
-        </w:rPr>
-        <w:t>;</w:t>
-      </w:r>
-    </w:p>
-    <w:p>
-      <w:pPr>
-        <w:spacing w:before="57" w:after="217" w:line="202" w:lineRule="exact"/>
-        <w:rPr>
-          <w:rFonts w:ascii="Times New Roman" w:hAnsi="Times New Roman" w:cs="Times New Roman"/>
-          <w:szCs w:val="22"/>
-        </w:rPr>
-      </w:pPr>
-      <w:r>
-        <w:rPr>
-          <w:rFonts w:ascii="Times New Roman" w:hAnsi="Times New Roman" w:cs="Times New Roman"/>
-          <w:szCs w:val="22"/>
-        </w:rPr>
-        <w:t xml:space="preserve">    </w:t>
-      </w:r>
-      <w:proofErr w:type="spellStart"/>
-      <w:r>
-        <w:rPr>
-          <w:rFonts w:ascii="Times New Roman" w:hAnsi="Times New Roman" w:cs="Times New Roman"/>
-          <w:szCs w:val="22"/>
-        </w:rPr>
-        <w:t>dialog.classList.add</w:t>
-      </w:r>
-      <w:proofErr w:type="spellEnd"/>
-      <w:r>
-        <w:rPr>
-          <w:rFonts w:ascii="Times New Roman" w:hAnsi="Times New Roman" w:cs="Times New Roman"/>
-          <w:szCs w:val="22"/>
-        </w:rPr>
-        <w:t>('hidden');</w:t>
-      </w:r>
-    </w:p>
-    <w:p>
-      <w:pPr>
-        <w:spacing w:before="57" w:after="217" w:line="202" w:lineRule="exact"/>
-        <w:rPr>
-          <w:rFonts w:ascii="Times New Roman" w:hAnsi="Times New Roman" w:cs="Times New Roman"/>
-          <w:szCs w:val="22"/>
-        </w:rPr>
-      </w:pPr>
-      <w:r>
-        <w:rPr>
-          <w:rFonts w:ascii="Times New Roman" w:hAnsi="Times New Roman" w:cs="Times New Roman"/>
-          <w:szCs w:val="22"/>
-        </w:rPr>
-        <w:t xml:space="preserve">  };</w:t>
-      </w:r>
-    </w:p>
-    <w:p>
-      <w:pPr>
-        <w:spacing w:before="57" w:after="217" w:line="202" w:lineRule="exact"/>
-        <w:rPr>
-          <w:rFonts w:ascii="Times New Roman" w:hAnsi="Times New Roman" w:cs="Times New Roman"/>
-          <w:szCs w:val="22"/>
-        </w:rPr>
-      </w:pPr>
-    </w:p>
-    <w:p>
-      <w:pPr>
-        <w:spacing w:before="57" w:after="217" w:line="202" w:lineRule="exact"/>
-        <w:rPr>
-          <w:rFonts w:ascii="Times New Roman" w:hAnsi="Times New Roman" w:cs="Times New Roman"/>
-          <w:szCs w:val="22"/>
-        </w:rPr>
-      </w:pPr>
-      <w:r>
-        <w:rPr>
-          <w:rFonts w:ascii="Times New Roman" w:hAnsi="Times New Roman" w:cs="Times New Roman"/>
-          <w:szCs w:val="22"/>
-        </w:rPr>
-        <w:t xml:space="preserve">  </w:t>
-      </w:r>
-      <w:proofErr w:type="spellStart"/>
-      <w:r>
-        <w:rPr>
-          <w:rFonts w:ascii="Times New Roman" w:hAnsi="Times New Roman" w:cs="Times New Roman"/>
-          <w:szCs w:val="22"/>
-        </w:rPr>
-        <w:t>cancelBtn.onclick</w:t>
-      </w:r>
-      <w:proofErr w:type="spellEnd"/>
-      <w:r>
-        <w:rPr>
-          <w:rFonts w:ascii="Times New Roman" w:hAnsi="Times New Roman" w:cs="Times New Roman"/>
-          <w:szCs w:val="22"/>
-        </w:rPr>
-        <w:t xml:space="preserve"> = function () {</w:t>
-      </w:r>
-    </w:p>
-    <w:p>
-      <w:pPr>
-        <w:spacing w:before="57" w:after="217" w:line="202" w:lineRule="exact"/>
-        <w:rPr>
-          <w:rFonts w:ascii="Times New Roman" w:hAnsi="Times New Roman" w:cs="Times New Roman"/>
-          <w:szCs w:val="22"/>
-        </w:rPr>
-      </w:pPr>
-      <w:r>
-        <w:rPr>
-          <w:rFonts w:ascii="Times New Roman" w:hAnsi="Times New Roman" w:cs="Times New Roman"/>
-          <w:szCs w:val="22"/>
-        </w:rPr>
-        <w:t xml:space="preserve">    </w:t>
-      </w:r>
-      <w:proofErr w:type="spellStart"/>
-      <w:r>
-        <w:rPr>
-          <w:rFonts w:ascii="Times New Roman" w:hAnsi="Times New Roman" w:cs="Times New Roman"/>
-          <w:szCs w:val="22"/>
-        </w:rPr>
-        <w:t>dialog.classList.add</w:t>
-      </w:r>
-      <w:proofErr w:type="spellEnd"/>
-      <w:r>
-        <w:rPr>
-          <w:rFonts w:ascii="Times New Roman" w:hAnsi="Times New Roman" w:cs="Times New Roman"/>
-          <w:szCs w:val="22"/>
-        </w:rPr>
-        <w:t>('hidden');</w:t>
-      </w:r>
-    </w:p>
-    <w:p>
-      <w:pPr>
-        <w:spacing w:before="57" w:after="217" w:line="202" w:lineRule="exact"/>
-        <w:rPr>
-          <w:rFonts w:ascii="Times New Roman" w:hAnsi="Times New Roman" w:cs="Times New Roman"/>
-          <w:szCs w:val="22"/>
-        </w:rPr>
-      </w:pPr>
-      <w:r>
-        <w:rPr>
-          <w:rFonts w:ascii="Times New Roman" w:hAnsi="Times New Roman" w:cs="Times New Roman"/>
-          <w:szCs w:val="22"/>
-        </w:rPr>
-        <w:t xml:space="preserve">  };</w:t>
-      </w:r>
-    </w:p>
-    <w:p>
-      <w:pPr>
-        <w:spacing w:before="57" w:after="217" w:line="202" w:lineRule="exact"/>
-        <w:rPr>
-          <w:rFonts w:ascii="Times New Roman" w:hAnsi="Times New Roman" w:cs="Times New Roman"/>
-          <w:szCs w:val="22"/>
-        </w:rPr>
-      </w:pPr>
-      <w:r>
-        <w:rPr>
-          <w:rFonts w:ascii="Times New Roman" w:hAnsi="Times New Roman" w:cs="Times New Roman"/>
-          <w:szCs w:val="22"/>
-        </w:rPr>
-        <w:t>}</w:t>
-      </w:r>
-    </w:p>
-    <w:p>
-      <w:pPr>
-        <w:spacing w:before="57" w:after="217" w:line="202" w:lineRule="exact"/>
-        <w:rPr>
-          <w:rFonts w:ascii="Times New Roman" w:hAnsi="Times New Roman" w:cs="Times New Roman"/>
-          <w:b/>
-          <w:bCs/>
-          <w:sz w:val="28"/>
-          <w:szCs w:val="28"/>
-        </w:rPr>
-      </w:pPr>
-    </w:p>
-    <w:p>
-      <w:pPr>
         <w:pStyle w:val="a3"/>
         <w:rPr>
           <w:rFonts w:ascii="Times New Roman" w:hAnsi="Times New Roman" w:cs="Times New Roman"/>
@@ -6442,13 +6710,24 @@
           <w:lang w:val="uk-UA"/>
         </w:rPr>
       </w:pPr>
-      <w:r>
+    </w:p>
+    <w:p>
+      <w:pPr>
+        <w:pStyle w:val="a3"/>
         <w:rPr>
           <w:rFonts w:ascii="Times New Roman" w:hAnsi="Times New Roman" w:cs="Times New Roman"/>
           <w:b/>
           <w:bCs/>
           <w:lang w:val="uk-UA"/>
         </w:rPr>
+      </w:pPr>
+      <w:r>
+        <w:rPr>
+          <w:rFonts w:ascii="Times New Roman" w:hAnsi="Times New Roman" w:cs="Times New Roman"/>
+          <w:b/>
+          <w:bCs/>
+          <w:lang w:val="uk-UA"/>
+        </w:rPr>
         <w:t>Скріншоти роботи програми</w:t>
       </w:r>
     </w:p>
@@ -6458,6 +6737,39 @@
         <w:rPr>
           <w:rFonts w:ascii="Times New Roman" w:hAnsi="Times New Roman" w:cs="Times New Roman"/>
           <w:lang w:val="uk-UA"/>
+        </w:rPr>
+      </w:pPr>
+    </w:p>
+    <w:p>
+      <w:pPr>
+        <w:pStyle w:val="a3"/>
+        <w:rPr>
+          <w:rFonts w:ascii="Times New Roman" w:hAnsi="Times New Roman" w:cs="Times New Roman"/>
+          <w:lang w:val="ru-RU"/>
+        </w:rPr>
+      </w:pPr>
+    </w:p>
+    <w:p>
+      <w:pPr>
+        <w:pStyle w:val="a3"/>
+        <w:rPr>
+          <w:rFonts w:ascii="Times New Roman" w:hAnsi="Times New Roman" w:cs="Times New Roman"/>
+          <w:noProof/>
+        </w:rPr>
+      </w:pPr>
+      <w:r>
+        <w:rPr>
+          <w:rFonts w:ascii="Times New Roman" w:hAnsi="Times New Roman" w:cs="Times New Roman"/>
+          <w:noProof/>
+        </w:rPr>
+        <w:t xml:space="preserve"> </w:t>
+      </w:r>
+    </w:p>
+    <w:p>
+      <w:pPr>
+        <w:pStyle w:val="a4"/>
+        <w:rPr>
+          <w:rFonts w:ascii="Times New Roman" w:hAnsi="Times New Roman" w:cs="Times New Roman"/>
         </w:rPr>
       </w:pPr>
     </w:p>
@@ -6476,9 +6788,9 @@
         </w:rPr>
         <w:lastRenderedPageBreak/>
         <w:drawing>
-          <wp:inline distT="0" distB="0" distL="0" distR="0" wp14:anchorId="7F10C139" wp14:editId="40D1B133">
-            <wp:extent cx="5534797" cy="1867161"/>
-            <wp:effectExtent l="0" t="0" r="0" b="0"/>
+          <wp:inline distT="0" distB="0" distL="0" distR="0" wp14:anchorId="0C642C5A" wp14:editId="5C7873A6">
+            <wp:extent cx="2052084" cy="948431"/>
+            <wp:effectExtent l="0" t="0" r="5715" b="4445"/>
             <wp:docPr id="1" name="Рисунок 1"/>
             <wp:cNvGraphicFramePr>
               <a:graphicFrameLocks xmlns:a="http://schemas.openxmlformats.org/drawingml/2006/main" noChangeAspect="1"/>
@@ -6499,7 +6811,7 @@
                   <pic:spPr>
                     <a:xfrm>
                       <a:off x="0" y="0"/>
-                      <a:ext cx="5534797" cy="1867161"/>
+                      <a:ext cx="2074515" cy="958798"/>
                     </a:xfrm>
                     <a:prstGeom prst="rect">
                       <a:avLst/>
@@ -6517,7 +6829,7 @@
         <w:pStyle w:val="a3"/>
         <w:rPr>
           <w:rFonts w:ascii="Times New Roman" w:hAnsi="Times New Roman" w:cs="Times New Roman"/>
-          <w:noProof/>
+          <w:lang w:val="ru-RU"/>
         </w:rPr>
       </w:pPr>
       <w:r>
@@ -6526,10 +6838,10 @@
           <w:lang w:val="ru-RU"/>
         </w:rPr>
         <w:drawing>
-          <wp:inline distT="0" distB="0" distL="0" distR="0" wp14:anchorId="46A1F1D0" wp14:editId="4DC69A32">
-            <wp:extent cx="2762636" cy="1505160"/>
-            <wp:effectExtent l="0" t="0" r="0" b="0"/>
-            <wp:docPr id="4" name="Рисунок 4"/>
+          <wp:inline distT="0" distB="0" distL="0" distR="0" wp14:anchorId="51FF0480" wp14:editId="1E41016A">
+            <wp:extent cx="2509284" cy="1282523"/>
+            <wp:effectExtent l="0" t="0" r="5715" b="0"/>
+            <wp:docPr id="3" name="Рисунок 3"/>
             <wp:cNvGraphicFramePr>
               <a:graphicFrameLocks xmlns:a="http://schemas.openxmlformats.org/drawingml/2006/main" noChangeAspect="1"/>
             </wp:cNvGraphicFramePr>
@@ -6549,7 +6861,7 @@
                   <pic:spPr>
                     <a:xfrm>
                       <a:off x="0" y="0"/>
-                      <a:ext cx="2762636" cy="1505160"/>
+                      <a:ext cx="2517620" cy="1286784"/>
                     </a:xfrm>
                     <a:prstGeom prst="rect">
                       <a:avLst/>
@@ -6564,20 +6876,13 @@
       <w:r>
         <w:rPr>
           <w:rFonts w:ascii="Times New Roman" w:hAnsi="Times New Roman" w:cs="Times New Roman"/>
-          <w:noProof/>
-        </w:rPr>
-        <w:t xml:space="preserve"> </w:t>
-      </w:r>
-      <w:r>
-        <w:rPr>
-          <w:rFonts w:ascii="Times New Roman" w:hAnsi="Times New Roman" w:cs="Times New Roman"/>
           <w:lang w:val="ru-RU"/>
         </w:rPr>
         <w:drawing>
-          <wp:inline distT="0" distB="0" distL="0" distR="0" wp14:anchorId="28001A2D" wp14:editId="26F90A6A">
-            <wp:extent cx="2667372" cy="1467055"/>
-            <wp:effectExtent l="0" t="0" r="0" b="0"/>
-            <wp:docPr id="5" name="Рисунок 5"/>
+          <wp:inline distT="0" distB="0" distL="0" distR="0" wp14:anchorId="632802E9" wp14:editId="7A488DC4">
+            <wp:extent cx="1654455" cy="1403498"/>
+            <wp:effectExtent l="0" t="0" r="3175" b="6350"/>
+            <wp:docPr id="8" name="Рисунок 8"/>
             <wp:cNvGraphicFramePr>
               <a:graphicFrameLocks xmlns:a="http://schemas.openxmlformats.org/drawingml/2006/main" noChangeAspect="1"/>
             </wp:cNvGraphicFramePr>
@@ -6597,7 +6902,7 @@
                   <pic:spPr>
                     <a:xfrm>
                       <a:off x="0" y="0"/>
-                      <a:ext cx="2667372" cy="1467055"/>
+                      <a:ext cx="1663658" cy="1411305"/>
                     </a:xfrm>
                     <a:prstGeom prst="rect">
                       <a:avLst/>
@@ -6612,20 +6917,22 @@
     </w:p>
     <w:p>
       <w:pPr>
-        <w:pStyle w:val="a4"/>
-        <w:rPr>
-          <w:rFonts w:ascii="Times New Roman" w:hAnsi="Times New Roman" w:cs="Times New Roman"/>
-        </w:rPr>
-      </w:pPr>
-      <w:r>
-        <w:rPr>
-          <w:rFonts w:ascii="Times New Roman" w:hAnsi="Times New Roman" w:cs="Times New Roman"/>
+        <w:pStyle w:val="a3"/>
+        <w:rPr>
+          <w:rFonts w:ascii="Times New Roman" w:hAnsi="Times New Roman" w:cs="Times New Roman"/>
+          <w:lang w:val="ru-RU"/>
+        </w:rPr>
+      </w:pPr>
+      <w:r>
+        <w:rPr>
+          <w:rFonts w:ascii="Times New Roman" w:hAnsi="Times New Roman" w:cs="Times New Roman"/>
+          <w:lang w:val="ru-RU"/>
         </w:rPr>
         <w:drawing>
-          <wp:inline distT="0" distB="0" distL="0" distR="0" wp14:anchorId="732C358F" wp14:editId="020FA0EB">
-            <wp:extent cx="2791215" cy="1705213"/>
-            <wp:effectExtent l="0" t="0" r="9525" b="9525"/>
-            <wp:docPr id="6" name="Рисунок 6"/>
+          <wp:inline distT="0" distB="0" distL="0" distR="0" wp14:anchorId="60C64AB7" wp14:editId="34A3F6EE">
+            <wp:extent cx="2764465" cy="1657497"/>
+            <wp:effectExtent l="0" t="0" r="0" b="0"/>
+            <wp:docPr id="9" name="Рисунок 9"/>
             <wp:cNvGraphicFramePr>
               <a:graphicFrameLocks xmlns:a="http://schemas.openxmlformats.org/drawingml/2006/main" noChangeAspect="1"/>
             </wp:cNvGraphicFramePr>
@@ -6645,7 +6952,7 @@
                   <pic:spPr>
                     <a:xfrm>
                       <a:off x="0" y="0"/>
-                      <a:ext cx="2791215" cy="1705213"/>
+                      <a:ext cx="2779887" cy="1666743"/>
                     </a:xfrm>
                     <a:prstGeom prst="rect">
                       <a:avLst/>
@@ -6660,12 +6967,13 @@
       <w:r>
         <w:rPr>
           <w:rFonts w:ascii="Times New Roman" w:hAnsi="Times New Roman" w:cs="Times New Roman"/>
+          <w:lang w:val="ru-RU"/>
         </w:rPr>
         <w:drawing>
-          <wp:inline distT="0" distB="0" distL="0" distR="0" wp14:anchorId="291D88D8" wp14:editId="6D1790F2">
-            <wp:extent cx="2324424" cy="1486107"/>
-            <wp:effectExtent l="0" t="0" r="0" b="0"/>
-            <wp:docPr id="7" name="Рисунок 7"/>
+          <wp:inline distT="0" distB="0" distL="0" distR="0" wp14:anchorId="4A9D30EB" wp14:editId="02196CE0">
+            <wp:extent cx="2110373" cy="1913861"/>
+            <wp:effectExtent l="0" t="0" r="4445" b="0"/>
+            <wp:docPr id="10" name="Рисунок 10"/>
             <wp:cNvGraphicFramePr>
               <a:graphicFrameLocks xmlns:a="http://schemas.openxmlformats.org/drawingml/2006/main" noChangeAspect="1"/>
             </wp:cNvGraphicFramePr>
@@ -6685,7 +6993,7 @@
                   <pic:spPr>
                     <a:xfrm>
                       <a:off x="0" y="0"/>
-                      <a:ext cx="2324424" cy="1486107"/>
+                      <a:ext cx="2128497" cy="1930297"/>
                     </a:xfrm>
                     <a:prstGeom prst="rect">
                       <a:avLst/>
@@ -6712,16 +7020,6 @@
         <w:pStyle w:val="a3"/>
         <w:rPr>
           <w:rFonts w:ascii="Times New Roman" w:hAnsi="Times New Roman" w:cs="Times New Roman"/>
-          <w:lang w:val="ru-RU"/>
-        </w:rPr>
-      </w:pPr>
-    </w:p>
-    <w:p>
-      <w:pPr>
-        <w:pStyle w:val="a3"/>
-        <w:rPr>
-          <w:rFonts w:ascii="Times New Roman" w:hAnsi="Times New Roman" w:cs="Times New Roman"/>
-          <w:lang w:val="ru-RU"/>
         </w:rPr>
       </w:pPr>
     </w:p>
@@ -6979,7 +7277,6 @@
           <w:sz w:val="24"/>
           <w:szCs w:val="24"/>
         </w:rPr>
-        <w:lastRenderedPageBreak/>
         <w:t>розроблено</w:t>
       </w:r>
       <w:proofErr w:type="spellEnd"/>
@@ -8356,6 +8653,7 @@
     <w:lsdException w:name="HTML Sample" w:semiHidden="1" w:unhideWhenUsed="1"/>
     <w:lsdException w:name="HTML Typewriter" w:semiHidden="1" w:unhideWhenUsed="1"/>
     <w:lsdException w:name="HTML Variable" w:semiHidden="1" w:unhideWhenUsed="1"/>
+    <w:lsdException w:name="Normal Table" w:semiHidden="1" w:unhideWhenUsed="1"/>
     <w:lsdException w:name="annotation subject" w:semiHidden="1" w:unhideWhenUsed="1"/>
     <w:lsdException w:name="No List" w:semiHidden="1" w:unhideWhenUsed="1"/>
     <w:lsdException w:name="Outline List 1" w:semiHidden="1" w:unhideWhenUsed="1"/>
@@ -8398,8 +8696,11 @@
     <w:lsdException w:name="Table Contemporary" w:semiHidden="1" w:unhideWhenUsed="1"/>
     <w:lsdException w:name="Table Elegant" w:semiHidden="1" w:unhideWhenUsed="1"/>
     <w:lsdException w:name="Table Professional" w:semiHidden="1" w:unhideWhenUsed="1"/>
+    <w:lsdException w:name="Table Subtle 1" w:semiHidden="1" w:unhideWhenUsed="1"/>
     <w:lsdException w:name="Table Subtle 2" w:semiHidden="1" w:unhideWhenUsed="1"/>
     <w:lsdException w:name="Table Web 1" w:semiHidden="1" w:unhideWhenUsed="1"/>
+    <w:lsdException w:name="Table Web 2" w:semiHidden="1" w:unhideWhenUsed="1"/>
+    <w:lsdException w:name="Table Web 3" w:semiHidden="1" w:unhideWhenUsed="1"/>
     <w:lsdException w:name="Balloon Text" w:semiHidden="1" w:unhideWhenUsed="1"/>
     <w:lsdException w:name="Table Grid" w:uiPriority="39"/>
     <w:lsdException w:name="Table Theme" w:semiHidden="1" w:unhideWhenUsed="1"/>
